--- a/RakshaGIS_Project_WriteUp.docx
+++ b/RakshaGIS_Project_WriteUp.docx
@@ -2,10 +2,96 @@
 <file path=word/document.xml><?xml version="1.0" encoding="utf-8"?>
 <w:document xmlns:wpc="http://schemas.microsoft.com/office/word/2010/wordprocessingCanvas" xmlns:mo="http://schemas.microsoft.com/office/mac/office/2008/main" xmlns:mc="http://schemas.openxmlformats.org/markup-compatibility/2006" xmlns:mv="urn:schemas-microsoft-com:mac:vml" xmlns:o="urn:schemas-microsoft-com:office:office" xmlns:r="http://schemas.openxmlformats.org/officeDocument/2006/relationships" xmlns:m="http://schemas.openxmlformats.org/officeDocument/2006/math" xmlns:v="urn:schemas-microsoft-com:vml" xmlns:wp14="http://schemas.microsoft.com/office/word/2010/wordprocessingDrawing" xmlns:wp="http://schemas.openxmlformats.org/drawingml/2006/wordprocessingDrawing" xmlns:w10="urn:schemas-microsoft-com:office:word" xmlns:w="http://schemas.openxmlformats.org/wordprocessingml/2006/main" xmlns:w14="http://schemas.microsoft.com/office/word/2010/wordml" xmlns:wpg="http://schemas.microsoft.com/office/word/2010/wordprocessingGroup" xmlns:wpi="http://schemas.microsoft.com/office/word/2010/wordprocessingInk" xmlns:wne="http://schemas.microsoft.com/office/word/2006/wordml" xmlns:wps="http://schemas.microsoft.com/office/word/2010/wordprocessingShape" mc:Ignorable="w14 wp14">
   <w:body>
+    <w:p>
+      <w:pPr>
+        <w:spacing w:before="80" w:after="0"/>
+        <w:jc w:val="center"/>
+      </w:pPr>
+      <w:r>
+        <w:rPr>
+          <w:b/>
+          <w:color w:val="0A1E3C"/>
+          <w:sz w:val="72"/>
+        </w:rPr>
+        <w:t>RAKSHA</w:t>
+      </w:r>
+      <w:r>
+        <w:rPr>
+          <w:b/>
+          <w:color w:val="1F5EA8"/>
+          <w:sz w:val="72"/>
+        </w:rPr>
+        <w:t>GIS</w:t>
+      </w:r>
+    </w:p>
+    <w:p>
+      <w:pPr>
+        <w:spacing w:after="40"/>
+        <w:jc w:val="center"/>
+      </w:pPr>
+      <w:r>
+        <w:rPr>
+          <w:b/>
+          <w:color w:val="4A6A00"/>
+          <w:sz w:val="28"/>
+        </w:rPr>
+        <w:t>Defence Estate GIS Survey Platform</w:t>
+      </w:r>
+    </w:p>
+    <w:p>
+      <w:pPr>
+        <w:spacing w:after="40"/>
+        <w:jc w:val="center"/>
+      </w:pPr>
+      <w:r>
+        <w:rPr>
+          <w:color w:val="555555"/>
+          <w:sz w:val="22"/>
+        </w:rPr>
+        <w:t>Directorate General of Defence Estates (DGDE)  |  Government of India</w:t>
+      </w:r>
+    </w:p>
+    <w:p>
+      <w:pPr>
+        <w:spacing w:after="240"/>
+        <w:jc w:val="center"/>
+      </w:pPr>
+      <w:r>
+        <w:rPr>
+          <w:color w:val="555555"/>
+          <w:sz w:val="20"/>
+        </w:rPr>
+        <w:t>May 2026</w:t>
+      </w:r>
+    </w:p>
+    <w:p>
+      <w:pPr>
+        <w:spacing w:before="0" w:after="160"/>
+        <w:pBdr>
+          <w:bottom w:val="single" w:sz="12" w:space="1" w:color="0A1E3C"/>
+        </w:pBdr>
+      </w:pPr>
+    </w:p>
+    <w:p>
+      <w:pPr>
+        <w:spacing w:before="280" w:after="120"/>
+        <w:pBdr>
+          <w:bottom w:val="single" w:sz="6" w:space="1" w:color="0A1E3C"/>
+        </w:pBdr>
+      </w:pPr>
+      <w:r>
+        <w:rPr>
+          <w:b/>
+          <w:color w:val="0A1E3C"/>
+          <w:sz w:val="30"/>
+        </w:rPr>
+        <w:t>1. Project Title</w:t>
+      </w:r>
+    </w:p>
     <w:tbl>
       <w:tblPr>
+        <w:tblStyle w:val="TableGrid"/>
         <w:tblW w:type="auto" w:w="0"/>
-        <w:jc w:val="center"/>
         <w:tblLook w:firstColumn="1" w:firstRow="1" w:lastColumn="0" w:lastRow="0" w:noHBand="0" w:noVBand="1" w:val="04A0"/>
       </w:tblPr>
       <w:tblGrid>
@@ -14,8 +100,8 @@
       <w:tr>
         <w:tc>
           <w:tcPr>
-            <w:tcW w:type="dxa" w:w="9406"/>
-            <w:shd w:val="clear" w:color="auto" w:fill="1a237e"/>
+            <w:tcW w:type="dxa" w:w="8928"/>
+            <w:shd w:val="clear" w:color="auto" w:fill="0A1E3C"/>
           </w:tcPr>
           <w:p>
             <w:pPr>
@@ -25,45 +111,9 @@
               <w:rPr>
                 <w:b/>
                 <w:color w:val="FFFFFF"/>
-                <w:sz w:val="56"/>
+                <w:sz w:val="24"/>
               </w:rPr>
-              <w:t>RAKSHAGIS</w:t>
-            </w:r>
-          </w:p>
-          <w:p>
-            <w:pPr>
-              <w:jc w:val="center"/>
-            </w:pPr>
-            <w:r>
-              <w:rPr>
-                <w:color w:val="BBDEFB"/>
-                <w:sz w:val="32"/>
-              </w:rPr>
-              <w:t>Defence Estate GIS Survey Platform</w:t>
-            </w:r>
-          </w:p>
-          <w:p>
-            <w:pPr>
-              <w:jc w:val="center"/>
-            </w:pPr>
-            <w:r>
-              <w:rPr>
-                <w:color w:val="BBDEFB"/>
-                <w:sz w:val="22"/>
-              </w:rPr>
-              <w:t>Directorate General of Defence Estates (DGDE)  |  Government of India</w:t>
-            </w:r>
-          </w:p>
-          <w:p>
-            <w:pPr>
-              <w:jc w:val="center"/>
-            </w:pPr>
-            <w:r>
-              <w:rPr>
-                <w:color w:val="BBDEFB"/>
-                <w:sz w:val="22"/>
-              </w:rPr>
-              <w:t>May 2026</w:t>
+              <w:t>RakshaGIS — Defence Estate Geographic Information System &amp; Survey Platform</w:t>
             </w:r>
           </w:p>
         </w:tc>
@@ -72,113 +122,215 @@
     <w:p/>
     <w:p>
       <w:pPr>
-        <w:pStyle w:val="Heading1"/>
+        <w:spacing w:after="100" w:before="40"/>
+      </w:pPr>
+      <w:r>
+        <w:rPr>
+          <w:color w:val="1A1A2E"/>
+          <w:sz w:val="21"/>
+        </w:rPr>
+        <w:t>RakshaGIS is a full-stack, self-hosted enterprise GIS platform developed for the Directorate General of Defence Estates (DGDE) to digitise, manage, review, and publish defence land surveys across India. The system consolidates field surveying, internal approval workflows, in-browser document editing, AI-assisted document processing, and map publishing into a single role-gated application — hosted entirely on-premise with zero dependency on commercial cloud services or internet access after initial installation.</w:t>
+      </w:r>
+    </w:p>
+    <w:p>
+      <w:pPr>
+        <w:spacing w:before="280" w:after="120"/>
+        <w:pBdr>
+          <w:bottom w:val="single" w:sz="6" w:space="1" w:color="0A1E3C"/>
+        </w:pBdr>
       </w:pPr>
       <w:r>
         <w:rPr>
           <w:b/>
-          <w:color w:val="1A237E"/>
-          <w:sz w:val="28"/>
-        </w:rPr>
-        <w:t>1. Project Title</w:t>
-      </w:r>
-    </w:p>
-    <w:p>
-      <w:pPr/>
-      <w:r>
-        <w:t>RakshaGIS is a full-stack, self-hosted enterprise GIS platform developed for the Directorate General of Defence Estates (DGDE), Government of India. It provides end-to-end digitisation and management of defence land surveys, covering field data capture, multi-stage review and approval, AI-assisted document analysis, and secure on-premise hosting.</w:t>
-      </w:r>
-    </w:p>
-    <w:p/>
-    <w:p>
-      <w:pPr>
-        <w:pStyle w:val="Heading1"/>
-      </w:pPr>
-      <w:r>
-        <w:rPr>
-          <w:b/>
-          <w:color w:val="1A237E"/>
-          <w:sz w:val="28"/>
+          <w:color w:val="0A1E3C"/>
+          <w:sz w:val="30"/>
         </w:rPr>
         <w:t>2. Objective of the Project</w:t>
       </w:r>
     </w:p>
     <w:p>
-      <w:pPr/>
+      <w:pPr>
+        <w:spacing w:after="100" w:before="40"/>
+      </w:pPr>
       <w:r>
-        <w:t>Defence estate land management has historically relied on paper maps, disconnected spreadsheets, and manual review processes. RakshaGIS was developed to address the following core objectives:</w:t>
+        <w:rPr>
+          <w:color w:val="1A1A2E"/>
+          <w:sz w:val="21"/>
+        </w:rPr>
+        <w:t>Defence estate land management has historically relied on paper maps, disconnected spreadsheets, and manual review processes — creating delays, data inconsistencies, and security risks. RakshaGIS was commissioned to address these challenges with the following objectives:</w:t>
       </w:r>
     </w:p>
     <w:p>
       <w:pPr>
         <w:pStyle w:val="ListBullet"/>
+        <w:spacing w:after="80" w:before="20"/>
       </w:pPr>
       <w:r>
-        <w:t>Digitise land surveys: Replace paper-based field surveys with an interactive web GIS that lets authorised surveyors draw and edit spatial features directly in the browser.</w:t>
+        <w:rPr>
+          <w:b/>
+          <w:color w:val="1F5EA8"/>
+          <w:sz w:val="21"/>
+        </w:rPr>
+        <w:t xml:space="preserve">Digitise land surveys: </w:t>
+      </w:r>
+      <w:r>
+        <w:rPr>
+          <w:color w:val="1A1A2E"/>
+          <w:sz w:val="21"/>
+        </w:rPr>
+        <w:t>Replace paper-based field surveys with an interactive web GIS that lets authorised surveyors draw, annotate, and submit georeferenced features directly from their workstations.</w:t>
       </w:r>
     </w:p>
     <w:p>
       <w:pPr>
         <w:pStyle w:val="ListBullet"/>
+        <w:spacing w:after="80" w:before="20"/>
       </w:pPr>
       <w:r>
-        <w:t>Enforce a formal, survey-area-wise approval chain: Implement a role-based state machine (Draft → Submitted → Under Review → Approved → Published) that operates independently on each survey pocket within a project, allowing some areas to be approved while others remain in progress.</w:t>
+        <w:rPr>
+          <w:b/>
+          <w:color w:val="1F5EA8"/>
+          <w:sz w:val="21"/>
+        </w:rPr>
+        <w:t xml:space="preserve">Enforce a formal, survey-area-wise approval chain: </w:t>
+      </w:r>
+      <w:r>
+        <w:rPr>
+          <w:color w:val="1A1A2E"/>
+          <w:sz w:val="21"/>
+        </w:rPr>
+        <w:t>Implement a role-based state machine (Draft → Submitted → Under Review → Approved → Published) operating at the survey-area (pocket) level, so different pockets within the same project can progress independently through Checker and Approver review.</w:t>
       </w:r>
     </w:p>
     <w:p>
       <w:pPr>
         <w:pStyle w:val="ListBullet"/>
+        <w:spacing w:after="80" w:before="20"/>
       </w:pPr>
       <w:r>
-        <w:t>Maintain data sovereignty: Keep all spatial data, documents, and AI inference within DGDE infrastructure — no data ever leaves the deployment server.</w:t>
+        <w:rPr>
+          <w:b/>
+          <w:color w:val="1F5EA8"/>
+          <w:sz w:val="21"/>
+        </w:rPr>
+        <w:t xml:space="preserve">Maintain data sovereignty: </w:t>
+      </w:r>
+      <w:r>
+        <w:rPr>
+          <w:color w:val="1A1A2E"/>
+          <w:sz w:val="21"/>
+        </w:rPr>
+        <w:t>Keep all spatial data, documents, and AI inference within DGDE infrastructure — no data ever leaves the on-premise deployment. The system operates fully offline after initial installation on a dedicated secure line.</w:t>
       </w:r>
     </w:p>
     <w:p>
       <w:pPr>
         <w:pStyle w:val="ListBullet"/>
+        <w:spacing w:after="80" w:before="20"/>
       </w:pPr>
       <w:r>
-        <w:t>Provide spatial analytics: Enable buffer analysis, topology checking, and version comparison in the browser, eliminating the need for standalone GIS desktop licences.</w:t>
+        <w:rPr>
+          <w:b/>
+          <w:color w:val="1F5EA8"/>
+          <w:sz w:val="21"/>
+        </w:rPr>
+        <w:t xml:space="preserve">Organisation-wise data isolation: </w:t>
+      </w:r>
+      <w:r>
+        <w:rPr>
+          <w:color w:val="1A1A2E"/>
+          <w:sz w:val="21"/>
+        </w:rPr>
+        <w:t>Enforce strict row-level data isolation so each office (DEO/CEO/ADEO) sees only its own data, while PDDE offices see their command jurisdiction and DGDE has all-India visibility. Controlled cross-org access is available via a formal request-and-approval mechanism.</w:t>
       </w:r>
     </w:p>
     <w:p>
       <w:pPr>
         <w:pStyle w:val="ListBullet"/>
+        <w:spacing w:after="80" w:before="20"/>
       </w:pPr>
       <w:r>
-        <w:t>AI-assisted reporting: Automatically summarise uploaded survey documents and generate structured PDF reports using a local LLM (Ollama) with no external API dependency.</w:t>
+        <w:rPr>
+          <w:b/>
+          <w:color w:val="1F5EA8"/>
+          <w:sz w:val="21"/>
+        </w:rPr>
+        <w:t xml:space="preserve">Provide spatial analytics: </w:t>
+      </w:r>
+      <w:r>
+        <w:rPr>
+          <w:color w:val="1A1A2E"/>
+          <w:sz w:val="21"/>
+        </w:rPr>
+        <w:t>Enable buffer analysis, topology checking, version comparison, and COG raster overlay in the browser, eliminating the need for separate GIS software licences such as ArcGIS.</w:t>
       </w:r>
     </w:p>
     <w:p>
       <w:pPr>
         <w:pStyle w:val="ListBullet"/>
-      </w:pPr>
-      <w:r>
-        <w:t>Scalable multi-organisation support: Support a five-level organisational hierarchy (DGDE → PDDE → DEO → CEO → ADEO) with per-role access controls on every API endpoint and UI action.</w:t>
-      </w:r>
-    </w:p>
-    <w:p/>
-    <w:p>
-      <w:pPr>
-        <w:pStyle w:val="Heading1"/>
+        <w:spacing w:after="80" w:before="20"/>
       </w:pPr>
       <w:r>
         <w:rPr>
           <w:b/>
-          <w:color w:val="1A237E"/>
-          <w:sz w:val="28"/>
+          <w:color w:val="1F5EA8"/>
+          <w:sz w:val="21"/>
+        </w:rPr>
+        <w:t xml:space="preserve">AI-assisted reporting: </w:t>
+      </w:r>
+      <w:r>
+        <w:rPr>
+          <w:color w:val="1A1A2E"/>
+          <w:sz w:val="21"/>
+        </w:rPr>
+        <w:t>Automatically summarise uploaded survey documents and generate structured reports using a local large language model (Ollama / LocalAI) — without internet access or API subscriptions. Generated reports open directly in an integrated online document editor.</w:t>
+      </w:r>
+    </w:p>
+    <w:p>
+      <w:pPr>
+        <w:pStyle w:val="ListBullet"/>
+        <w:spacing w:after="80" w:before="20"/>
+      </w:pPr>
+      <w:r>
+        <w:rPr>
+          <w:b/>
+          <w:color w:val="1F5EA8"/>
+          <w:sz w:val="21"/>
+        </w:rPr>
+        <w:t xml:space="preserve">Scalable multi-organisation support: </w:t>
+      </w:r>
+      <w:r>
+        <w:rPr>
+          <w:color w:val="1A1A2E"/>
+          <w:sz w:val="21"/>
+        </w:rPr>
+        <w:t>Support a five-level organisational hierarchy (DGDE → PDDE → DEO → CEO → ADEO) with per-organisation row-level data isolation and delegated administration.</w:t>
+      </w:r>
+    </w:p>
+    <w:p>
+      <w:pPr>
+        <w:spacing w:before="280" w:after="120"/>
+        <w:pBdr>
+          <w:bottom w:val="single" w:sz="6" w:space="1" w:color="0A1E3C"/>
+        </w:pBdr>
+      </w:pPr>
+      <w:r>
+        <w:rPr>
+          <w:b/>
+          <w:color w:val="0A1E3C"/>
+          <w:sz w:val="30"/>
         </w:rPr>
         <w:t>3. Key Features / Work Done</w:t>
       </w:r>
     </w:p>
     <w:p>
       <w:pPr>
-        <w:pStyle w:val="Heading2"/>
+        <w:spacing w:before="160" w:after="120"/>
       </w:pPr>
       <w:r>
         <w:rPr>
           <w:b/>
-          <w:color w:val="283C8C"/>
+          <w:color w:val="1F5EA8"/>
           <w:sz w:val="24"/>
         </w:rPr>
         <w:t>3.1  Interactive Map &amp; Spatial Analysis</w:t>
@@ -187,559 +339,1255 @@
     <w:p>
       <w:pPr>
         <w:pStyle w:val="ListBullet"/>
+        <w:spacing w:after="60" w:before="20"/>
       </w:pPr>
       <w:r>
+        <w:rPr>
+          <w:color w:val="1A1A2E"/>
+          <w:sz w:val="21"/>
+        </w:rPr>
         <w:t>Multi-basemap support — OSM, XYZ tile layers, WMS/WMTS, and Bhuvan (ISRO) satellite imagery.</w:t>
       </w:r>
     </w:p>
     <w:p>
       <w:pPr>
         <w:pStyle w:val="ListBullet"/>
+        <w:spacing w:after="60" w:before="20"/>
       </w:pPr>
       <w:r>
+        <w:rPr>
+          <w:color w:val="1A1A2E"/>
+          <w:sz w:val="21"/>
+        </w:rPr>
+        <w:t>Local offline raster tile server — India OSM tiles served by overv/openstreetmap-tile-server after one-time import (./build.sh --import-osm, ~800 MB India PBF from Geofabrik). No internet required after import; tiles cached with 7-day immutable headers.</w:t>
+      </w:r>
+    </w:p>
+    <w:p>
+      <w:pPr>
+        <w:pStyle w:val="ListBullet"/>
+        <w:spacing w:after="60" w:before="20"/>
+      </w:pPr>
+      <w:r>
+        <w:rPr>
+          <w:color w:val="1A1A2E"/>
+          <w:sz w:val="21"/>
+        </w:rPr>
         <w:t>Feature drawing with snapping: Point, Line, and Polygon tools with snap-to-vertex and live area/perimeter feedback while drawing.</w:t>
       </w:r>
     </w:p>
     <w:p>
       <w:pPr>
         <w:pStyle w:val="ListBullet"/>
+        <w:spacing w:after="60" w:before="20"/>
       </w:pPr>
       <w:r>
+        <w:rPr>
+          <w:color w:val="1A1A2E"/>
+          <w:sz w:val="21"/>
+        </w:rPr>
         <w:t>Edit existing features — move and reshape vertices; changes are automatically persisted to the database.</w:t>
       </w:r>
     </w:p>
     <w:p>
       <w:pPr>
         <w:pStyle w:val="ListBullet"/>
+        <w:spacing w:after="60" w:before="20"/>
       </w:pPr>
       <w:r>
+        <w:rPr>
+          <w:color w:val="1A1A2E"/>
+          <w:sz w:val="21"/>
+        </w:rPr>
         <w:t>Box Select tool — drag a rectangle to highlight features; selected count shown in an overlay badge.</w:t>
       </w:r>
     </w:p>
     <w:p>
       <w:pPr>
         <w:pStyle w:val="ListBullet"/>
+        <w:spacing w:after="60" w:before="20"/>
       </w:pPr>
       <w:r>
+        <w:rPr>
+          <w:color w:val="1A1A2E"/>
+          <w:sz w:val="21"/>
+        </w:rPr>
         <w:t>Identify tool — click any feature to inspect all attributes in a side drawer.</w:t>
       </w:r>
     </w:p>
     <w:p>
       <w:pPr>
         <w:pStyle w:val="ListBullet"/>
+        <w:spacing w:after="60" w:before="20"/>
       </w:pPr>
       <w:r>
-        <w:t>Buffer Analysis — N configurable distance rings (metres/kilometres); PostGIS geographically-accurate buffer intersected with defence parcel data; results exported as Excel (one sheet per ring) and PDF.</w:t>
+        <w:rPr>
+          <w:color w:val="1A1A2E"/>
+          <w:sz w:val="21"/>
+        </w:rPr>
+        <w:t>Buffer Analysis — N configurable distance rings (metres/kilometres); PostGIS geographically-accurate buffer intersected against all defence parcels; results in a colour-coded tabbed modal with mini-map; downloadable as Excel (one sheet per ring) and PDF.</w:t>
       </w:r>
     </w:p>
     <w:p>
       <w:pPr>
         <w:pStyle w:val="ListBullet"/>
+        <w:spacing w:after="60" w:before="20"/>
       </w:pPr>
       <w:r>
-        <w:t>Topology Checker — detects invalid geometries and overlapping parcels via PostGIS ST_IsValid and ST_Intersects; issues listed in a side panel with zoom-to-issue.</w:t>
+        <w:rPr>
+          <w:color w:val="1A1A2E"/>
+          <w:sz w:val="21"/>
+        </w:rPr>
+        <w:t>Topology Checker — detects invalid geometries and overlapping parcels via PostGIS ST_IsValid and ST_Intersects; issues listed in a modal with parcel identifiers.</w:t>
       </w:r>
     </w:p>
     <w:p>
       <w:pPr>
         <w:pStyle w:val="ListBullet"/>
+        <w:spacing w:after="60" w:before="20"/>
       </w:pPr>
       <w:r>
+        <w:rPr>
+          <w:color w:val="1A1A2E"/>
+          <w:sz w:val="21"/>
+        </w:rPr>
         <w:t>Measure tool — real-time line length display as the user draws.</w:t>
       </w:r>
     </w:p>
     <w:p>
       <w:pPr>
         <w:pStyle w:val="ListBullet"/>
+        <w:spacing w:after="60" w:before="20"/>
       </w:pPr>
       <w:r>
-        <w:t>Cloud-Optimized GeoTIFF (COG) overlay — upload satellite imagery; Celery converts to COG; per-layer opacity and visibility controls in the layer panel.</w:t>
+        <w:rPr>
+          <w:color w:val="1A1A2E"/>
+          <w:sz w:val="21"/>
+        </w:rPr>
+        <w:t>Cloud-Optimized GeoTIFF (COG) overlay — upload satellite imagery; Celery converts to COG; per-layer opacity and visibility controls.</w:t>
       </w:r>
     </w:p>
     <w:p>
       <w:pPr>
         <w:pStyle w:val="ListBullet"/>
+        <w:spacing w:after="60" w:before="20"/>
       </w:pPr>
       <w:r>
-        <w:t>Shapefile import — upload a zipped .shp archive; background Celery task parses features and bulk-creates them into the spatial database.</w:t>
+        <w:rPr>
+          <w:color w:val="1A1A2E"/>
+          <w:sz w:val="21"/>
+        </w:rPr>
+        <w:t>Shapefile import — upload a zipped .shp archive; background Celery task parses features and bulk-creates them into the selected project.</w:t>
       </w:r>
     </w:p>
     <w:p>
       <w:pPr>
         <w:pStyle w:val="ListBullet"/>
+        <w:spacing w:after="60" w:before="20"/>
       </w:pPr>
       <w:r>
-        <w:t>Attribute Table Panel — bottom-docked spreadsheet of all project features; inline attribute editing; Field Calculator with expression evaluation; Find &amp; Replace across attribute values; CSV export.</w:t>
+        <w:rPr>
+          <w:color w:val="1A1A2E"/>
+          <w:sz w:val="21"/>
+        </w:rPr>
+        <w:t>Attribute Table Panel — bottom-docked spreadsheet of all project features; inline attribute editing; Field Calculator with ${field} expression support; CSV export; double-click row zooms the map to that feature.</w:t>
       </w:r>
     </w:p>
     <w:p>
       <w:pPr>
         <w:pStyle w:val="ListBullet"/>
+        <w:spacing w:after="60" w:before="20"/>
       </w:pPr>
       <w:r>
-        <w:t>Print to PDF — jsPDF A4/A3/Letter layout with captured map canvas, north arrow, scale bar, legend, optional coordinate grid, and configurable title.</w:t>
+        <w:rPr>
+          <w:color w:val="1A1A2E"/>
+          <w:sz w:val="21"/>
+        </w:rPr>
+        <w:t>Print to PDF — jsPDF A4/A3/Letter layout with captured map canvas, north arrow, scale bar, legend, optional coordinate grid, and DGDE-branded header/footer.</w:t>
       </w:r>
     </w:p>
     <w:p>
       <w:pPr>
         <w:pStyle w:val="ListBullet"/>
+        <w:spacing w:after="60" w:before="20"/>
       </w:pPr>
       <w:r>
+        <w:rPr>
+          <w:color w:val="1A1A2E"/>
+          <w:sz w:val="21"/>
+        </w:rPr>
         <w:t>Map Bookmarks — save and recall named map extents stored in localStorage.</w:t>
       </w:r>
     </w:p>
     <w:p>
       <w:pPr>
         <w:pStyle w:val="ListBullet"/>
+        <w:spacing w:after="60" w:before="20"/>
       </w:pPr>
       <w:r>
+        <w:rPr>
+          <w:color w:val="1A1A2E"/>
+          <w:sz w:val="21"/>
+        </w:rPr>
         <w:t>Go-to Coordinate — jump directly to any Lat/Lon position.</w:t>
       </w:r>
     </w:p>
     <w:p>
       <w:pPr>
         <w:pStyle w:val="ListBullet"/>
+        <w:spacing w:after="60" w:before="20"/>
       </w:pPr>
       <w:r>
+        <w:rPr>
+          <w:color w:val="1A1A2E"/>
+          <w:sz w:val="21"/>
+        </w:rPr>
         <w:t>Per-layer symbology — colour picker per layer name; label toggle renders feature IDs as map text.</w:t>
       </w:r>
     </w:p>
     <w:p>
       <w:pPr>
         <w:pStyle w:val="ListBullet"/>
+        <w:spacing w:after="60" w:before="20"/>
       </w:pPr>
       <w:r>
+        <w:rPr>
+          <w:color w:val="1A1A2E"/>
+          <w:sz w:val="21"/>
+        </w:rPr>
         <w:t>Admin boundary tile overlay from pg_tileserv (MapVector Tile) showing District boundaries.</w:t>
       </w:r>
     </w:p>
     <w:p>
       <w:pPr>
         <w:pStyle w:val="ListBullet"/>
+        <w:spacing w:after="60" w:before="20"/>
       </w:pPr>
       <w:r>
+        <w:rPr>
+          <w:color w:val="1A1A2E"/>
+          <w:sz w:val="21"/>
+        </w:rPr>
         <w:t>Undo last drawn feature — removes from map source and calls DELETE on the backend.</w:t>
       </w:r>
     </w:p>
     <w:p>
       <w:pPr>
         <w:pStyle w:val="ListBullet"/>
+        <w:spacing w:after="60" w:before="20"/>
       </w:pPr>
       <w:r>
-        <w:t>Auto-load: the map remembers the last active project across browser sessions so layers are visible immediately on open without the user having to navigate to the project list first.</w:t>
+        <w:rPr>
+          <w:color w:val="1A1A2E"/>
+          <w:sz w:val="21"/>
+        </w:rPr>
+        <w:t>Auto-load: the map remembers the last active project across browser sessions so layers are visible immediately on open without manual project selection.</w:t>
       </w:r>
     </w:p>
-    <w:p/>
     <w:p>
       <w:pPr>
-        <w:pStyle w:val="Heading2"/>
+        <w:spacing w:before="160" w:after="120"/>
       </w:pPr>
       <w:r>
         <w:rPr>
           <w:b/>
-          <w:color w:val="283C8C"/>
+          <w:color w:val="1F5EA8"/>
           <w:sz w:val="24"/>
         </w:rPr>
         <w:t>3.2  Survey Workflow — Survey-Area-Wise Approval</w:t>
       </w:r>
     </w:p>
     <w:p>
-      <w:pPr/>
+      <w:pPr>
+        <w:spacing w:after="100" w:before="40"/>
+      </w:pPr>
       <w:r>
-        <w:t>A key architectural principle of RakshaGIS is that workflow operates at the survey-area (pocket) level, not at the project level. A single project can contain many survey areas, each progressing independently through the approval chain. This allows, for example, "Pocket A" to be approved and published while "Pocket B" is still under review.</w:t>
-      </w:r>
-    </w:p>
-    <w:p/>
-    <w:p>
-      <w:pPr>
-        <w:pStyle w:val="ListBullet"/>
-      </w:pPr>
-      <w:r>
-        <w:t>Survey Areas: SDOs/Surveyors create named survey areas within a project and link each area to a project folder (Phase → Zone → Year → Version hierarchy). Each area tracks its own status independently.</w:t>
+        <w:rPr>
+          <w:color w:val="1A1A2E"/>
+          <w:sz w:val="21"/>
+        </w:rPr>
+        <w:t>A key architectural principle of RakshaGIS is that workflow operates at the survey-area (pocket) level, not at the project level. This means different sections of the same project can progress through Checker and Approver review independently.</w:t>
       </w:r>
     </w:p>
     <w:p>
       <w:pPr>
         <w:pStyle w:val="ListBullet"/>
+        <w:spacing w:after="60" w:before="20"/>
       </w:pPr>
       <w:r>
+        <w:rPr>
+          <w:color w:val="1A1A2E"/>
+          <w:sz w:val="21"/>
+        </w:rPr>
+        <w:t>Survey Areas: SDOs/Surveyors create named survey areas within a project and link each area to a project folder; the workflow tracks that pocket individually.</w:t>
+      </w:r>
+    </w:p>
+    <w:p>
+      <w:pPr>
+        <w:pStyle w:val="ListBullet"/>
+        <w:spacing w:after="60" w:before="20"/>
+      </w:pPr>
+      <w:r>
+        <w:rPr>
+          <w:color w:val="1A1A2E"/>
+          <w:sz w:val="21"/>
+        </w:rPr>
         <w:t>State machine per area: DRAFT → SUBMITTED → UNDER_REVIEW → APPROVED → PUBLISHED, with RETURNED return paths at each stage.</w:t>
       </w:r>
     </w:p>
     <w:p>
       <w:pPr>
         <w:pStyle w:val="ListBullet"/>
+        <w:spacing w:after="60" w:before="20"/>
       </w:pPr>
       <w:r>
-        <w:t>Role-based transitions: SDO/Surveyor submits to Checker; Checker sends to Approver or returns to SDO with mandatory remarks; Approver approves or returns with mandatory remarks; DEO Admin publishes approved areas.</w:t>
+        <w:rPr>
+          <w:color w:val="1A1A2E"/>
+          <w:sz w:val="21"/>
+        </w:rPr>
+        <w:t>Role-based transitions: SDO/Surveyor submits to Checker; Checker sends to Approver or returns to SDO with mandatory remarks; Approver approves or returns from review; DEO Admin publishes.</w:t>
       </w:r>
     </w:p>
     <w:p>
       <w:pPr>
         <w:pStyle w:val="ListBullet"/>
+        <w:spacing w:after="60" w:before="20"/>
       </w:pPr>
       <w:r>
-        <w:t>Mandatory remarks on return: Return transitions (to SDO or from Approver) require a remarks field so the submitter understands exactly what must be corrected.</w:t>
+        <w:rPr>
+          <w:color w:val="1A1A2E"/>
+          <w:sz w:val="21"/>
+        </w:rPr>
+        <w:t>Mandatory remarks on return: Return transitions require a remarks field so the submitter understands what to correct.</w:t>
       </w:r>
     </w:p>
     <w:p>
       <w:pPr>
         <w:pStyle w:val="ListBullet"/>
+        <w:spacing w:after="60" w:before="20"/>
       </w:pPr>
       <w:r>
-        <w:t>Folder lock on submission: when a survey area is submitted, its linked folder and all descendant sub-folders (Doc, Shapefile, Raster) become immediately read-only. All draw, edit, delete, upload, and import operations are blocked until the area is returned for revision. The lock propagates through the full ancestor chain so that child folders cannot be bypassed.</w:t>
+        <w:rPr>
+          <w:color w:val="1A1A2E"/>
+          <w:sz w:val="21"/>
+        </w:rPr>
+        <w:t>Folder lock on submission: when a survey area is submitted, its linked folder and all descendant sub-folders (Doc, Shapefile, Raster) are immediately read-only — no draw, edit, delete, upload, or import operations are allowed until the area is returned for revision.</w:t>
       </w:r>
     </w:p>
     <w:p>
       <w:pPr>
         <w:pStyle w:val="ListBullet"/>
+        <w:spacing w:after="60" w:before="20"/>
       </w:pPr>
       <w:r>
-        <w:t>Visual lock indicators: locked folders display a gold lock icon in the folder tree; the map toolbar hides all write tools and shows a coloured banner identifying the lock reason (pending review vs. approved).</w:t>
+        <w:rPr>
+          <w:color w:val="1A1A2E"/>
+          <w:sz w:val="21"/>
+        </w:rPr>
+        <w:t>Visual lock indicators: locked folders display a gold lock icon in the folder tree; the map toolbar hides all write tools and shows a banner.</w:t>
       </w:r>
     </w:p>
     <w:p>
       <w:pPr>
         <w:pStyle w:val="ListBullet"/>
+        <w:spacing w:after="60" w:before="20"/>
       </w:pPr>
       <w:r>
-        <w:t>Per-area audit log: every transition, with actor, remarks, and timestamp, is displayed inline on each survey area card in the Project Detail page.</w:t>
+        <w:rPr>
+          <w:color w:val="1A1A2E"/>
+          <w:sz w:val="21"/>
+        </w:rPr>
+        <w:t>Per-area audit log: every transition, with actor, remarks, and timestamp, is displayed inline on each survey area card in the project detail page.</w:t>
       </w:r>
     </w:p>
     <w:p>
       <w:pPr>
         <w:pStyle w:val="ListBullet"/>
+        <w:spacing w:after="60" w:before="20"/>
       </w:pPr>
       <w:r>
+        <w:rPr>
+          <w:color w:val="1A1A2E"/>
+          <w:sz w:val="21"/>
+        </w:rPr>
         <w:t>In-app notifications: all affected users are notified on every state transition.</w:t>
       </w:r>
     </w:p>
     <w:p>
       <w:pPr>
         <w:pStyle w:val="ListBullet"/>
+        <w:spacing w:after="60" w:before="20"/>
       </w:pPr>
       <w:r>
-        <w:t>Versioned layer folders: Phase → Zone → Year → Ver-I / Ver-II / … / Final, auto-created on first use. Final folder auto-created and features copied when an area is approved.</w:t>
+        <w:rPr>
+          <w:color w:val="1A1A2E"/>
+          <w:sz w:val="21"/>
+        </w:rPr>
+        <w:t>Versioned layer folders: Phase → Zone → Year → Ver-I / Ver-II / … / Final, auto-created on first use. Active version is detected or created automatically; Final folder is auto-created and features are copied when a survey area is approved.</w:t>
       </w:r>
     </w:p>
     <w:p>
       <w:pPr>
         <w:pStyle w:val="ListBullet"/>
+        <w:spacing w:after="60" w:before="20"/>
       </w:pPr>
       <w:r>
+        <w:rPr>
+          <w:color w:val="1A1A2E"/>
+          <w:sz w:val="21"/>
+        </w:rPr>
         <w:t>Project sharing: grant read access to specific users outside the creating organisation.</w:t>
       </w:r>
     </w:p>
-    <w:p/>
     <w:p>
       <w:pPr>
-        <w:pStyle w:val="Heading2"/>
+        <w:spacing w:before="160" w:after="120"/>
       </w:pPr>
       <w:r>
         <w:rPr>
           <w:b/>
-          <w:color w:val="283C8C"/>
+          <w:color w:val="1F5EA8"/>
           <w:sz w:val="24"/>
         </w:rPr>
-        <w:t>3.3  User &amp; Organisation Management</w:t>
+        <w:t>3.3  Version Comparison — Split-Screen Map</w:t>
       </w:r>
     </w:p>
     <w:p>
       <w:pPr>
         <w:pStyle w:val="ListBullet"/>
+        <w:spacing w:after="60" w:before="20"/>
       </w:pPr>
       <w:r>
+        <w:rPr>
+          <w:color w:val="1A1A2E"/>
+          <w:sz w:val="21"/>
+        </w:rPr>
+        <w:t>Split-screen map view comparing any two VERSION folders within a project side-by-side.</w:t>
+      </w:r>
+    </w:p>
+    <w:p>
+      <w:pPr>
+        <w:pStyle w:val="ListBullet"/>
+        <w:spacing w:after="60" w:before="20"/>
+      </w:pPr>
+      <w:r>
+        <w:rPr>
+          <w:color w:val="1A1A2E"/>
+          <w:sz w:val="21"/>
+        </w:rPr>
+        <w:t>Shared OpenLayers View instance — panning or zooming one panel automatically mirrors the other.</w:t>
+      </w:r>
+    </w:p>
+    <w:p>
+      <w:pPr>
+        <w:pStyle w:val="ListBullet"/>
+        <w:spacing w:after="60" w:before="20"/>
+      </w:pPr>
+      <w:r>
+        <w:rPr>
+          <w:color w:val="1A1A2E"/>
+          <w:sz w:val="21"/>
+        </w:rPr>
+        <w:t>Version A features rendered in blue; Version B in orange for instant visual diff.</w:t>
+      </w:r>
+    </w:p>
+    <w:p>
+      <w:pPr>
+        <w:pStyle w:val="ListBullet"/>
+        <w:spacing w:after="60" w:before="20"/>
+      </w:pPr>
+      <w:r>
+        <w:rPr>
+          <w:color w:val="1A1A2E"/>
+          <w:sz w:val="21"/>
+        </w:rPr>
+        <w:t>Version selectors: dropdowns listing only VERSION-type folders in the project.</w:t>
+      </w:r>
+    </w:p>
+    <w:p>
+      <w:pPr>
+        <w:spacing w:before="160" w:after="120"/>
+      </w:pPr>
+      <w:r>
+        <w:rPr>
+          <w:b/>
+          <w:color w:val="1F5EA8"/>
+          <w:sz w:val="24"/>
+        </w:rPr>
+        <w:t>3.4  Organisation-Wise Data Isolation &amp; Cross-Org Access</w:t>
+      </w:r>
+    </w:p>
+    <w:p>
+      <w:pPr>
+        <w:spacing w:after="100" w:before="40"/>
+      </w:pPr>
+      <w:r>
+        <w:rPr>
+          <w:color w:val="1A1A2E"/>
+          <w:sz w:val="21"/>
+        </w:rPr>
+        <w:t>All data in RakshaGIS is scoped strictly to the user's organisation. A controlled request-and-approval mechanism allows DEO offices to request read access to specific survey areas from neighbouring CEO/ADEO offices under the same PDDE command.</w:t>
+      </w:r>
+    </w:p>
+    <w:p>
+      <w:pPr>
+        <w:pStyle w:val="ListBullet"/>
+        <w:spacing w:after="60" w:before="20"/>
+      </w:pPr>
+      <w:r>
+        <w:rPr>
+          <w:color w:val="1A1A2E"/>
+          <w:sz w:val="21"/>
+        </w:rPr>
+        <w:t>Strict data isolation: each organisation (DEO/CEO/ADEO) can only see its own projects, survey areas, features, folders, and documents.</w:t>
+      </w:r>
+    </w:p>
+    <w:p>
+      <w:pPr>
+        <w:pStyle w:val="ListBullet"/>
+        <w:spacing w:after="60" w:before="20"/>
+      </w:pPr>
+      <w:r>
+        <w:rPr>
+          <w:color w:val="1A1A2E"/>
+          <w:sz w:val="21"/>
+        </w:rPr>
+        <w:t>DGDE (SUPERADMIN/VIEWER): all-India access — reads all organisations' data.</w:t>
+      </w:r>
+    </w:p>
+    <w:p>
+      <w:pPr>
+        <w:pStyle w:val="ListBullet"/>
+        <w:spacing w:after="60" w:before="20"/>
+      </w:pPr>
+      <w:r>
+        <w:rPr>
+          <w:color w:val="1A1A2E"/>
+          <w:sz w:val="21"/>
+        </w:rPr>
+        <w:t>PDDE (PDDE_VIEWER): command-level access — reads all data within own jurisdiction subtree.</w:t>
+      </w:r>
+    </w:p>
+    <w:p>
+      <w:pPr>
+        <w:pStyle w:val="ListBullet"/>
+        <w:spacing w:after="60" w:before="20"/>
+      </w:pPr>
+      <w:r>
+        <w:rPr>
+          <w:color w:val="1A1A2E"/>
+          <w:sz w:val="21"/>
+        </w:rPr>
+        <w:t>DEO / CEO / ADEO: own-organisation data only by default.</w:t>
+      </w:r>
+    </w:p>
+    <w:p>
+      <w:pPr>
+        <w:pStyle w:val="ListBullet"/>
+        <w:spacing w:after="60" w:before="20"/>
+      </w:pPr>
+      <w:r>
+        <w:rPr>
+          <w:color w:val="1A1A2E"/>
+          <w:sz w:val="21"/>
+        </w:rPr>
+        <w:t>Cross-org access requests: DEO browses a discovery list of sibling-org survey areas (metadata only — name, organisation, status; no GIS data) and submits a formal access request with reason.</w:t>
+      </w:r>
+    </w:p>
+    <w:p>
+      <w:pPr>
+        <w:pStyle w:val="ListBullet"/>
+        <w:spacing w:after="60" w:before="20"/>
+      </w:pPr>
+      <w:r>
+        <w:rPr>
+          <w:color w:val="1A1A2E"/>
+          <w:sz w:val="21"/>
+        </w:rPr>
+        <w:t>Approval flow: request goes to the target org's admin; once approved, requesting org can view features, folders, and documents for that survey area.</w:t>
+      </w:r>
+    </w:p>
+    <w:p>
+      <w:pPr>
+        <w:pStyle w:val="ListBullet"/>
+        <w:spacing w:after="60" w:before="20"/>
+      </w:pPr>
+      <w:r>
+        <w:rPr>
+          <w:color w:val="1A1A2E"/>
+          <w:sz w:val="21"/>
+        </w:rPr>
+        <w:t>Access Requests page: three-tab UI — Discover Areas (sibling orgs under same PDDE), My Requests (outgoing with status), Incoming Requests (admin-only with Approve/Reject and mandatory remarks).</w:t>
+      </w:r>
+    </w:p>
+    <w:p>
+      <w:pPr>
+        <w:pStyle w:val="ListBullet"/>
+        <w:spacing w:after="60" w:before="20"/>
+      </w:pPr>
+      <w:r>
+        <w:rPr>
+          <w:color w:val="1A1A2E"/>
+          <w:sz w:val="21"/>
+        </w:rPr>
+        <w:t>Pending badge: sidebar "Data Access" item shows a live count of pending incoming requests for admins, refreshed every 60 seconds.</w:t>
+      </w:r>
+    </w:p>
+    <w:p>
+      <w:pPr>
+        <w:pStyle w:val="ListBullet"/>
+        <w:spacing w:after="60" w:before="20"/>
+      </w:pPr>
+      <w:r>
+        <w:rPr>
+          <w:color w:val="1A1A2E"/>
+          <w:sz w:val="21"/>
+        </w:rPr>
+        <w:t>ProjectShare: projects can also be shared directly to specific users for read access.</w:t>
+      </w:r>
+    </w:p>
+    <w:p>
+      <w:pPr>
+        <w:spacing w:before="160" w:after="120"/>
+      </w:pPr>
+      <w:r>
+        <w:rPr>
+          <w:b/>
+          <w:color w:val="1F5EA8"/>
+          <w:sz w:val="24"/>
+        </w:rPr>
+        <w:t>3.5  Online Document Editing (OnlyOffice)</w:t>
+      </w:r>
+    </w:p>
+    <w:p>
+      <w:pPr>
+        <w:spacing w:after="100" w:before="40"/>
+      </w:pPr>
+      <w:r>
+        <w:rPr>
+          <w:color w:val="1A1A2E"/>
+          <w:sz w:val="21"/>
+        </w:rPr>
+        <w:t>RakshaGIS integrates OnlyOffice Community Document Server as a self-hosted, fully offline document editor. Users can view and edit Word, Excel, PowerPoint, and PDF files directly in the browser without any external service.</w:t>
+      </w:r>
+    </w:p>
+    <w:p>
+      <w:pPr>
+        <w:pStyle w:val="ListBullet"/>
+        <w:spacing w:after="60" w:before="20"/>
+      </w:pPr>
+      <w:r>
+        <w:rPr>
+          <w:color w:val="1A1A2E"/>
+          <w:sz w:val="21"/>
+        </w:rPr>
+        <w:t>OnlyOffice Community Document Server 8.2.2 runs as a Docker service within the internal network — no licence, no registration, no internet connection.</w:t>
+      </w:r>
+    </w:p>
+    <w:p>
+      <w:pPr>
+        <w:pStyle w:val="ListBullet"/>
+        <w:spacing w:after="60" w:before="20"/>
+      </w:pPr>
+      <w:r>
+        <w:rPr>
+          <w:color w:val="1A1A2E"/>
+          <w:sz w:val="21"/>
+        </w:rPr>
+        <w:t>Supports .docx, .odt, .xls, .xlsx, .pptx, .ppt, .pdf — full editing capability for all office formats.</w:t>
+      </w:r>
+    </w:p>
+    <w:p>
+      <w:pPr>
+        <w:pStyle w:val="ListBullet"/>
+        <w:spacing w:after="60" w:before="20"/>
+      </w:pPr>
+      <w:r>
+        <w:rPr>
+          <w:color w:val="1A1A2E"/>
+          <w:sz w:val="21"/>
+        </w:rPr>
+        <w:t>JWT-signed configuration: Django generates a PyJWT-signed editor config for each document open; OnlyOffice validates the token before serving the editor.</w:t>
+      </w:r>
+    </w:p>
+    <w:p>
+      <w:pPr>
+        <w:pStyle w:val="ListBullet"/>
+        <w:spacing w:after="60" w:before="20"/>
+      </w:pPr>
+      <w:r>
+        <w:rPr>
+          <w:color w:val="1A1A2E"/>
+          <w:sz w:val="21"/>
+        </w:rPr>
+        <w:t>Edit callback: when a user saves a document in OnlyOffice, the updated file is automatically downloaded by Django and saved back (version incremented, file overwritten).</w:t>
+      </w:r>
+    </w:p>
+    <w:p>
+      <w:pPr>
+        <w:pStyle w:val="ListBullet"/>
+        <w:spacing w:after="60" w:before="20"/>
+      </w:pPr>
+      <w:r>
+        <w:rPr>
+          <w:color w:val="1A1A2E"/>
+          <w:sz w:val="21"/>
+        </w:rPr>
+        <w:t>AI-generated survey reports open directly in OnlyOffice for review and annotation without downloading.</w:t>
+      </w:r>
+    </w:p>
+    <w:p>
+      <w:pPr>
+        <w:pStyle w:val="ListBullet"/>
+        <w:spacing w:after="60" w:before="20"/>
+      </w:pPr>
+      <w:r>
+        <w:rPr>
+          <w:color w:val="1A1A2E"/>
+          <w:sz w:val="21"/>
+        </w:rPr>
+        <w:t>Any document in a project's folder tree can be opened with a single click on the OnlyOffice icon next to supported file types.</w:t>
+      </w:r>
+    </w:p>
+    <w:p>
+      <w:pPr>
+        <w:pStyle w:val="ListBullet"/>
+        <w:spacing w:after="60" w:before="20"/>
+      </w:pPr>
+      <w:r>
+        <w:rPr>
+          <w:color w:val="1A1A2E"/>
+          <w:sz w:val="21"/>
+        </w:rPr>
+        <w:t>Full-screen embedded editor (95vw × 90vh modal) with fallback download button if the editor cannot load.</w:t>
+      </w:r>
+    </w:p>
+    <w:p>
+      <w:pPr>
+        <w:pStyle w:val="ListBullet"/>
+        <w:spacing w:after="60" w:before="20"/>
+      </w:pPr>
+      <w:r>
+        <w:rPr>
+          <w:color w:val="1A1A2E"/>
+          <w:sz w:val="21"/>
+        </w:rPr>
+        <w:t>OnlyOffice spell-check and telemetry are disabled for fully offline operation.</w:t>
+      </w:r>
+    </w:p>
+    <w:p>
+      <w:pPr>
+        <w:spacing w:before="160" w:after="120"/>
+      </w:pPr>
+      <w:r>
+        <w:rPr>
+          <w:b/>
+          <w:color w:val="1F5EA8"/>
+          <w:sz w:val="24"/>
+        </w:rPr>
+        <w:t>3.6  User &amp; Organisation Management</w:t>
+      </w:r>
+    </w:p>
+    <w:p>
+      <w:pPr>
+        <w:pStyle w:val="ListBullet"/>
+        <w:spacing w:after="60" w:before="20"/>
+      </w:pPr>
+      <w:r>
+        <w:rPr>
+          <w:color w:val="1A1A2E"/>
+          <w:sz w:val="21"/>
+        </w:rPr>
         <w:t>Five-level organisation hierarchy: DGDE → PDDE → DEO → CEO → ADEO.</w:t>
       </w:r>
     </w:p>
     <w:p>
       <w:pPr>
         <w:pStyle w:val="ListBullet"/>
+        <w:spacing w:after="60" w:before="20"/>
       </w:pPr>
       <w:r>
-        <w:t>Eight distinct roles with fine-grained permission classes on every API endpoint.</w:t>
+        <w:rPr>
+          <w:color w:val="1A1A2E"/>
+          <w:sz w:val="21"/>
+        </w:rPr>
+        <w:t>Ten distinct roles: SUPERADMIN, PDDE_VIEWER, VIEWER, DEO_ADMIN, CEO_ADMIN, ADEO_ADMIN, SDO, SURVEYOR, CHECKER, APPROVER — with fine-grained permission classes on every API endpoint.</w:t>
       </w:r>
     </w:p>
     <w:p>
       <w:pPr>
         <w:pStyle w:val="ListBullet"/>
+        <w:spacing w:after="60" w:before="20"/>
       </w:pPr>
       <w:r>
-        <w:t>Organisation records extended with Office ID, Officer Name, contact fields, and State/District linkage with cascade-validated dropdowns.</w:t>
+        <w:rPr>
+          <w:color w:val="1A1A2E"/>
+          <w:sz w:val="21"/>
+        </w:rPr>
+        <w:t>Organisation records extended with Office ID (5-character alphanumeric code), Officer Name, mobile, landline, email, address, pincode, State and District linkage with cascade-validated dropdowns.</w:t>
       </w:r>
     </w:p>
     <w:p>
       <w:pPr>
         <w:pStyle w:val="ListBullet"/>
+        <w:spacing w:after="60" w:before="20"/>
       </w:pPr>
       <w:r>
+        <w:rPr>
+          <w:color w:val="1A1A2E"/>
+          <w:sz w:val="21"/>
+        </w:rPr>
         <w:t>Admin-role protection: DEO/CEO/ADEO/SUPERADMIN accounts cannot be deleted or deactivated — prevents accidental system lockout.</w:t>
       </w:r>
     </w:p>
     <w:p>
       <w:pPr>
         <w:pStyle w:val="ListBullet"/>
+        <w:spacing w:after="60" w:before="20"/>
       </w:pPr>
       <w:r>
+        <w:rPr>
+          <w:color w:val="1A1A2E"/>
+          <w:sz w:val="21"/>
+        </w:rPr>
         <w:t>Force-logout action sets is_active=False; JWT tokens become invalid immediately on the next request without any token blacklist database overhead.</w:t>
       </w:r>
     </w:p>
     <w:p>
       <w:pPr>
         <w:pStyle w:val="ListBullet"/>
+        <w:spacing w:after="60" w:before="20"/>
       </w:pPr>
       <w:r>
-        <w:t>Password management: users change own password with current-password verification; admins set any non-admin user's password.</w:t>
+        <w:rPr>
+          <w:color w:val="1A1A2E"/>
+          <w:sz w:val="21"/>
+        </w:rPr>
+        <w:t>Password management: users change own password with current-password verification; admins can set any non-admin user's password; separate "Change My Password" endpoint in the header dropdown.</w:t>
       </w:r>
     </w:p>
-    <w:p/>
     <w:p>
       <w:pPr>
-        <w:pStyle w:val="Heading2"/>
+        <w:spacing w:before="160" w:after="120"/>
       </w:pPr>
       <w:r>
         <w:rPr>
           <w:b/>
-          <w:color w:val="283C8C"/>
+          <w:color w:val="1F5EA8"/>
           <w:sz w:val="24"/>
         </w:rPr>
-        <w:t>3.4  Master Data Management (SuperAdmin)</w:t>
+        <w:t>3.7  Master Data Management (SuperAdmin)</w:t>
       </w:r>
     </w:p>
     <w:p>
       <w:pPr>
         <w:pStyle w:val="ListBullet"/>
+        <w:spacing w:after="60" w:before="20"/>
       </w:pPr>
       <w:r>
-        <w:t>Full CRUD for State, District, Taluk, and Village with cascading dropdowns.</w:t>
+        <w:rPr>
+          <w:color w:val="1A1A2E"/>
+          <w:sz w:val="21"/>
+        </w:rPr>
+        <w:t>Full CRUD for State, District, Taluk, and Village with cascading dropdowns (selecting a State filters Districts, selecting a District filters Taluks, and so on).</w:t>
       </w:r>
     </w:p>
     <w:p>
       <w:pPr>
         <w:pStyle w:val="ListBullet"/>
+        <w:spacing w:after="60" w:before="20"/>
       </w:pPr>
       <w:r>
-        <w:t>PostGIS geometry fields on each hierarchy level — boundaries can be visualised on the map.</w:t>
+        <w:rPr>
+          <w:color w:val="1A1A2E"/>
+          <w:sz w:val="21"/>
+        </w:rPr>
+        <w:t>PostGIS geometry fields on each hierarchy level — boundaries can be stored and visualised on the map.</w:t>
       </w:r>
     </w:p>
     <w:p>
       <w:pPr>
         <w:pStyle w:val="ListBullet"/>
+        <w:spacing w:after="60" w:before="20"/>
       </w:pPr>
       <w:r>
+        <w:rPr>
+          <w:color w:val="1A1A2E"/>
+          <w:sz w:val="21"/>
+        </w:rPr>
         <w:t>SUPERADMIN-only access enforced at API and UI level.</w:t>
       </w:r>
     </w:p>
-    <w:p/>
     <w:p>
       <w:pPr>
-        <w:pStyle w:val="Heading2"/>
+        <w:pStyle w:val="ListBullet"/>
+        <w:spacing w:after="60" w:before="20"/>
+      </w:pPr>
+      <w:r>
+        <w:rPr>
+          <w:color w:val="1A1A2E"/>
+          <w:sz w:val="21"/>
+        </w:rPr>
+        <w:t>Dedicated master data pages: /master/states, /master/districts, /master/taluks, /master/villages.</w:t>
+      </w:r>
+    </w:p>
+    <w:p>
+      <w:pPr>
+        <w:spacing w:before="160" w:after="120"/>
       </w:pPr>
       <w:r>
         <w:rPr>
           <w:b/>
-          <w:color w:val="283C8C"/>
+          <w:color w:val="1F5EA8"/>
           <w:sz w:val="24"/>
         </w:rPr>
-        <w:t>3.5  Documents &amp; AI Assistant</w:t>
+        <w:t>3.8  Documents &amp; AI Assistant</w:t>
       </w:r>
     </w:p>
     <w:p>
       <w:pPr>
         <w:pStyle w:val="ListBullet"/>
+        <w:spacing w:after="60" w:before="20"/>
       </w:pPr>
       <w:r>
+        <w:rPr>
+          <w:color w:val="1A1A2E"/>
+          <w:sz w:val="21"/>
+        </w:rPr>
         <w:t>Per-project document upload (PDF, images) with MIME-type validation using python-magic.</w:t>
       </w:r>
     </w:p>
     <w:p>
       <w:pPr>
         <w:pStyle w:val="ListBullet"/>
+        <w:spacing w:after="60" w:before="20"/>
       </w:pPr>
       <w:r>
+        <w:rPr>
+          <w:color w:val="1A1A2E"/>
+          <w:sz w:val="21"/>
+        </w:rPr>
         <w:t>Background AI processing via Ollama — text extracted by pdfplumber, summarised by the local LLM.</w:t>
       </w:r>
     </w:p>
     <w:p>
       <w:pPr>
         <w:pStyle w:val="ListBullet"/>
+        <w:spacing w:after="60" w:before="20"/>
       </w:pPr>
       <w:r>
-        <w:t>Auto-generated structured PDF survey report per project.</w:t>
+        <w:rPr>
+          <w:color w:val="1A1A2E"/>
+          <w:sz w:val="21"/>
+        </w:rPr>
+        <w:t>Auto-generated structured survey report per project; report opens directly in the OnlyOffice editor for review and annotation.</w:t>
       </w:r>
     </w:p>
     <w:p>
       <w:pPr>
         <w:pStyle w:val="ListBullet"/>
+        <w:spacing w:after="60" w:before="20"/>
       </w:pPr>
       <w:r>
+        <w:rPr>
+          <w:color w:val="1A1A2E"/>
+          <w:sz w:val="21"/>
+        </w:rPr>
         <w:t>Interactive chat interface: users ask free-text questions; the local LLM answers with project document context.</w:t>
       </w:r>
     </w:p>
     <w:p>
       <w:pPr>
         <w:pStyle w:val="ListBullet"/>
+        <w:spacing w:after="60" w:before="20"/>
       </w:pPr>
       <w:r>
+        <w:rPr>
+          <w:color w:val="1A1A2E"/>
+          <w:sz w:val="21"/>
+        </w:rPr>
+        <w:t>Multiple AI backend options selectable via Docker Compose profiles: Ollama, LocalAI (AIO CPU/GPU), llama.cpp (CPU/GPU), AnythingLLM — all on-premise, all offline.</w:t>
+      </w:r>
+    </w:p>
+    <w:p>
+      <w:pPr>
+        <w:pStyle w:val="ListBullet"/>
+        <w:spacing w:after="60" w:before="20"/>
+      </w:pPr>
+      <w:r>
+        <w:rPr>
+          <w:color w:val="1A1A2E"/>
+          <w:sz w:val="21"/>
+        </w:rPr>
+        <w:t>AI model downloads are a one-time SuperAdmin task after installation; no internet access required thereafter.</w:t>
+      </w:r>
+    </w:p>
+    <w:p>
+      <w:pPr>
+        <w:pStyle w:val="ListBullet"/>
+        <w:spacing w:after="60" w:before="20"/>
+      </w:pPr>
+      <w:r>
+        <w:rPr>
+          <w:color w:val="1A1A2E"/>
+          <w:sz w:val="21"/>
+        </w:rPr>
         <w:t>All AI inference runs on-premise — no data leaves the deployment host.</w:t>
       </w:r>
     </w:p>
-    <w:p/>
     <w:p>
       <w:pPr>
-        <w:pStyle w:val="Heading2"/>
+        <w:spacing w:before="160" w:after="120"/>
       </w:pPr>
       <w:r>
         <w:rPr>
           <w:b/>
-          <w:color w:val="283C8C"/>
+          <w:color w:val="1F5EA8"/>
           <w:sz w:val="24"/>
         </w:rPr>
-        <w:t>3.6  Version Comparison</w:t>
+        <w:t>3.9  UI Themes</w:t>
       </w:r>
     </w:p>
     <w:p>
       <w:pPr>
         <w:pStyle w:val="ListBullet"/>
-      </w:pPr>
-      <w:r>
-        <w:t>Split-screen map view comparing any two VERSION folders within a project side-by-side.</w:t>
-      </w:r>
-    </w:p>
-    <w:p>
-      <w:pPr>
-        <w:pStyle w:val="ListBullet"/>
-      </w:pPr>
-      <w:r>
-        <w:t>Shared OpenLayers View instance — panning or zooming one panel automatically mirrors the other.</w:t>
-      </w:r>
-    </w:p>
-    <w:p>
-      <w:pPr>
-        <w:pStyle w:val="ListBullet"/>
-      </w:pPr>
-      <w:r>
-        <w:t>Version A features rendered in blue; Version B in orange for instant visual diff.</w:t>
-      </w:r>
-    </w:p>
-    <w:p/>
-    <w:p>
-      <w:pPr>
-        <w:pStyle w:val="Heading2"/>
+        <w:spacing w:after="60" w:before="20"/>
       </w:pPr>
       <w:r>
         <w:rPr>
-          <w:b/>
-          <w:color w:val="283C8C"/>
-          <w:sz w:val="24"/>
+          <w:color w:val="1A1A2E"/>
+          <w:sz w:val="21"/>
         </w:rPr>
-        <w:t>3.7  UI Themes</w:t>
-      </w:r>
-    </w:p>
-    <w:p>
-      <w:pPr>
-        <w:pStyle w:val="ListBullet"/>
-      </w:pPr>
-      <w:r>
         <w:t>Six built-in themes: Dark, Light, Navy, Forest, Midnight, Saffron.</w:t>
       </w:r>
     </w:p>
     <w:p>
       <w:pPr>
         <w:pStyle w:val="ListBullet"/>
+        <w:spacing w:after="60" w:before="20"/>
       </w:pPr>
       <w:r>
-        <w:t>All UI surfaces — header, sidebar, drawers, map panels — use CSS custom properties (--bg-base, --bg-card, --accent, etc.) ensuring correct contrast and rendering across every theme without hardcoded colours.</w:t>
+        <w:rPr>
+          <w:color w:val="1A1A2E"/>
+          <w:sz w:val="21"/>
+        </w:rPr>
+        <w:t>All UI surfaces — header, sidebar, drawers, map panels — use CSS custom properties (--bg-base, --bg-card, --accent, etc.) ensuring complete theme coverage.</w:t>
       </w:r>
     </w:p>
     <w:p>
       <w:pPr>
         <w:pStyle w:val="ListBullet"/>
+        <w:spacing w:after="60" w:before="20"/>
       </w:pPr>
       <w:r>
-        <w:t>Theme selection persisted in localStorage.</w:t>
+        <w:rPr>
+          <w:color w:val="1A1A2E"/>
+          <w:sz w:val="21"/>
+        </w:rPr>
+        <w:t>Theme selection persisted in localStorage across sessions.</w:t>
       </w:r>
     </w:p>
-    <w:p/>
     <w:p>
       <w:pPr>
-        <w:pStyle w:val="Heading2"/>
+        <w:spacing w:before="160" w:after="120"/>
       </w:pPr>
       <w:r>
         <w:rPr>
           <w:b/>
-          <w:color w:val="283C8C"/>
+          <w:color w:val="1F5EA8"/>
           <w:sz w:val="24"/>
         </w:rPr>
-        <w:t>3.8  Infrastructure &amp; DevOps</w:t>
+        <w:t>3.10  Infrastructure, DevOps &amp; Offline Operation</w:t>
       </w:r>
     </w:p>
     <w:p>
       <w:pPr>
-        <w:pStyle w:val="ListBullet"/>
+        <w:spacing w:after="100" w:before="40"/>
       </w:pPr>
       <w:r>
-        <w:t>Fully containerised via Docker Compose: PostgreSQL/PostGIS, Redis, Celery workers, Gunicorn, Nginx, pg_tileserv, Ollama, Prometheus, Grafana.</w:t>
+        <w:rPr>
+          <w:color w:val="1A1A2E"/>
+          <w:sz w:val="21"/>
+        </w:rPr>
+        <w:t>RakshaGIS is designed for fully offline operation on a dedicated secure line after initial installation. No service requires internet access during normal operation.</w:t>
       </w:r>
     </w:p>
     <w:p>
       <w:pPr>
         <w:pStyle w:val="ListBullet"/>
+        <w:spacing w:after="60" w:before="20"/>
       </w:pPr>
       <w:r>
+        <w:rPr>
+          <w:color w:val="1A1A2E"/>
+          <w:sz w:val="21"/>
+        </w:rPr>
+        <w:t>Fully containerised via Docker Compose: PostgreSQL/PostGIS 16, Redis 7, Celery workers, Gunicorn, Nginx 1.27, pg_tileserv, OnlyOffice 8.2.2.</w:t>
+      </w:r>
+    </w:p>
+    <w:p>
+      <w:pPr>
+        <w:pStyle w:val="ListBullet"/>
+        <w:spacing w:after="60" w:before="20"/>
+      </w:pPr>
+      <w:r>
+        <w:rPr>
+          <w:color w:val="1A1A2E"/>
+          <w:sz w:val="21"/>
+        </w:rPr>
+        <w:t>Two-network Docker design: raksha-net (internal: true) blocks outbound internet from all backend containers; raksha-edge (external) is attached to nginx only, enabling port 80/443 publishing to clients.</w:t>
+      </w:r>
+    </w:p>
+    <w:p>
+      <w:pPr>
+        <w:pStyle w:val="ListBullet"/>
+        <w:spacing w:after="60" w:before="20"/>
+      </w:pPr>
+      <w:r>
+        <w:rPr>
+          <w:color w:val="1A1A2E"/>
+          <w:sz w:val="21"/>
+        </w:rPr>
+        <w:t>All Docker image versions pinned — build.sh --save-images bundles all images into a single archive for air-gapped deployment; --load-images restores them on the target machine without any internet access.</w:t>
+      </w:r>
+    </w:p>
+    <w:p>
+      <w:pPr>
+        <w:pStyle w:val="ListBullet"/>
+        <w:spacing w:after="60" w:before="20"/>
+      </w:pPr>
+      <w:r>
+        <w:rPr>
+          <w:color w:val="1A1A2E"/>
+          <w:sz w:val="21"/>
+        </w:rPr>
+        <w:t>Local offline raster tile server (overv/openstreetmap-tile-server:2.3.0) in compose profile "osm" — started automatically after build.sh --import-osm; serves India OSM tiles at /osm-tiles/{z}/{x}/{y}.png.</w:t>
+      </w:r>
+    </w:p>
+    <w:p>
+      <w:pPr>
+        <w:pStyle w:val="ListBullet"/>
+        <w:spacing w:after="60" w:before="20"/>
+      </w:pPr>
+      <w:r>
+        <w:rPr>
+          <w:color w:val="1A1A2E"/>
+          <w:sz w:val="21"/>
+        </w:rPr>
+        <w:t>India PBF import (./build.sh --import-osm): downloads india-latest.osm.pbf from Geofabrik (~800 MB, one-time), runs osm2pgsql import inside the tile server container (2–4 hours), then starts the osm-tiles service.</w:t>
+      </w:r>
+    </w:p>
+    <w:p>
+      <w:pPr>
+        <w:pStyle w:val="ListBullet"/>
+        <w:spacing w:after="60" w:before="20"/>
+      </w:pPr>
+      <w:r>
+        <w:rPr>
+          <w:color w:val="1A1A2E"/>
+          <w:sz w:val="21"/>
+        </w:rPr>
+        <w:t>Certbot (HTTPS) in profile "https" — not started on dedicated/intranet deployments; suitable for public-domain SSL activation when needed.</w:t>
+      </w:r>
+    </w:p>
+    <w:p>
+      <w:pPr>
+        <w:pStyle w:val="ListBullet"/>
+        <w:spacing w:after="60" w:before="20"/>
+      </w:pPr>
+      <w:r>
+        <w:rPr>
+          <w:color w:val="1A1A2E"/>
+          <w:sz w:val="21"/>
+        </w:rPr>
+        <w:t>Prometheus + Grafana in profile "monitoring" — not started by default; enable for Phase 5 dashboard setup.</w:t>
+      </w:r>
+    </w:p>
+    <w:p>
+      <w:pPr>
+        <w:pStyle w:val="ListBullet"/>
+        <w:spacing w:after="60" w:before="20"/>
+      </w:pPr>
+      <w:r>
+        <w:rPr>
+          <w:color w:val="1A1A2E"/>
+          <w:sz w:val="21"/>
+        </w:rPr>
         <w:t>build.sh — smart Docker image build that skips rebuilding when Dockerfile and requirements are unchanged (SHA-256 hash comparison).</w:t>
       </w:r>
     </w:p>
     <w:p>
       <w:pPr>
         <w:pStyle w:val="ListBullet"/>
+        <w:spacing w:after="60" w:before="20"/>
       </w:pPr>
       <w:r>
+        <w:rPr>
+          <w:color w:val="1A1A2E"/>
+          <w:sz w:val="21"/>
+        </w:rPr>
         <w:t>RakshaGIS.sh — one-command service manager: start, stop, status, logs, backup, restore, Django management commands.</w:t>
       </w:r>
     </w:p>
     <w:p>
       <w:pPr>
         <w:pStyle w:val="ListBullet"/>
+        <w:spacing w:after="60" w:before="20"/>
       </w:pPr>
       <w:r>
-        <w:t>Prometheus + Grafana dashboards for request rates, error rates, and database query counts.</w:t>
+        <w:rPr>
+          <w:color w:val="1A1A2E"/>
+          <w:sz w:val="21"/>
+        </w:rPr>
+        <w:t>Layer exports: GeoJSON, Shapefile, CSV, KML, GeoPackage via Fiona/Shapely.</w:t>
       </w:r>
     </w:p>
     <w:p>
       <w:pPr>
         <w:pStyle w:val="ListBullet"/>
+        <w:spacing w:after="60" w:before="20"/>
       </w:pPr>
       <w:r>
-        <w:t>Certbot integration in docker-compose for automatic HTTPS certificate renewal.</w:t>
+        <w:rPr>
+          <w:color w:val="1A1A2E"/>
+          <w:sz w:val="21"/>
+        </w:rPr>
+        <w:t>django-prometheus metrics exposed at /metrics/ for Prometheus scraping.</w:t>
       </w:r>
     </w:p>
     <w:p>
       <w:pPr>
         <w:pStyle w:val="ListBullet"/>
+        <w:spacing w:after="60" w:before="20"/>
       </w:pPr>
       <w:r>
-        <w:t>Layer exports: GeoJSON, Shapefile, CSV, KML, GeoPackage via Fiona/Shapely.</w:t>
+        <w:rPr>
+          <w:color w:val="1A1A2E"/>
+          <w:sz w:val="21"/>
+        </w:rPr>
+        <w:t>extra_hosts: host.docker.internal:host-gateway — allows containers to reach Ollama running on the host machine even with internal networking.</w:t>
       </w:r>
     </w:p>
-    <w:p/>
     <w:p>
       <w:pPr>
-        <w:pStyle w:val="Heading1"/>
+        <w:spacing w:before="280" w:after="120"/>
+        <w:pBdr>
+          <w:bottom w:val="single" w:sz="6" w:space="1" w:color="0A1E3C"/>
+        </w:pBdr>
       </w:pPr>
       <w:r>
         <w:rPr>
           <w:b/>
-          <w:color w:val="1A237E"/>
-          <w:sz w:val="28"/>
+          <w:color w:val="0A1E3C"/>
+          <w:sz w:val="30"/>
         </w:rPr>
         <w:t>4. Technologies / Tools Used</w:t>
       </w:r>
     </w:p>
-    <w:p/>
     <w:tbl>
       <w:tblPr>
         <w:tblStyle w:val="TableGrid"/>
         <w:tblW w:type="auto" w:w="0"/>
+        <w:jc w:val="left"/>
         <w:tblLook w:firstColumn="1" w:firstRow="1" w:lastColumn="0" w:lastRow="0" w:noHBand="0" w:noVBand="1" w:val="04A0"/>
       </w:tblPr>
       <w:tblGrid>
@@ -750,14 +1598,15 @@
       <w:tr>
         <w:tc>
           <w:tcPr>
-            <w:tcW w:type="dxa" w:w="3135"/>
-            <w:shd w:val="clear" w:color="auto" w:fill="1a237e"/>
+            <w:tcW w:type="dxa" w:w="2304"/>
+            <w:shd w:val="clear" w:color="auto" w:fill="0A1E3C"/>
           </w:tcPr>
           <w:p>
             <w:r>
               <w:rPr>
                 <w:b/>
                 <w:color w:val="FFFFFF"/>
+                <w:sz w:val="20"/>
               </w:rPr>
               <w:t>Category</w:t>
             </w:r>
@@ -765,14 +1614,15 @@
         </w:tc>
         <w:tc>
           <w:tcPr>
-            <w:tcW w:type="dxa" w:w="3135"/>
-            <w:shd w:val="clear" w:color="auto" w:fill="1a237e"/>
+            <w:tcW w:type="dxa" w:w="3456"/>
+            <w:shd w:val="clear" w:color="auto" w:fill="0A1E3C"/>
           </w:tcPr>
           <w:p>
             <w:r>
               <w:rPr>
                 <w:b/>
                 <w:color w:val="FFFFFF"/>
+                <w:sz w:val="20"/>
               </w:rPr>
               <w:t>Technology / Version</w:t>
             </w:r>
@@ -780,14 +1630,15 @@
         </w:tc>
         <w:tc>
           <w:tcPr>
-            <w:tcW w:type="dxa" w:w="3135"/>
-            <w:shd w:val="clear" w:color="auto" w:fill="1a237e"/>
+            <w:tcW w:type="dxa" w:w="3744"/>
+            <w:shd w:val="clear" w:color="auto" w:fill="0A1E3C"/>
           </w:tcPr>
           <w:p>
             <w:r>
               <w:rPr>
                 <w:b/>
                 <w:color w:val="FFFFFF"/>
+                <w:sz w:val="20"/>
               </w:rPr>
               <w:t>Purpose</w:t>
             </w:r>
@@ -797,33 +1648,46 @@
       <w:tr>
         <w:tc>
           <w:tcPr>
-            <w:tcW w:type="dxa" w:w="3135"/>
-            <w:shd w:val="clear" w:color="auto" w:fill="e8eaf6"/>
+            <w:tcW w:type="dxa" w:w="2304"/>
+            <w:shd w:val="clear" w:color="auto" w:fill="F0F4F8"/>
           </w:tcPr>
           <w:p>
             <w:r>
+              <w:rPr>
+                <w:b/>
+                <w:color w:val="1A1A2E"/>
+                <w:sz w:val="19"/>
+              </w:rPr>
               <w:t>Backend framework</w:t>
             </w:r>
           </w:p>
         </w:tc>
         <w:tc>
           <w:tcPr>
-            <w:tcW w:type="dxa" w:w="3135"/>
-            <w:shd w:val="clear" w:color="auto" w:fill="e8eaf6"/>
+            <w:tcW w:type="dxa" w:w="3456"/>
+            <w:shd w:val="clear" w:color="auto" w:fill="F0F4F8"/>
           </w:tcPr>
           <w:p>
             <w:r>
+              <w:rPr>
+                <w:color w:val="1A1A2E"/>
+                <w:sz w:val="19"/>
+              </w:rPr>
               <w:t>Python 3.11 + Django 4.2</w:t>
             </w:r>
           </w:p>
         </w:tc>
         <w:tc>
           <w:tcPr>
-            <w:tcW w:type="dxa" w:w="3135"/>
-            <w:shd w:val="clear" w:color="auto" w:fill="e8eaf6"/>
+            <w:tcW w:type="dxa" w:w="3744"/>
+            <w:shd w:val="clear" w:color="auto" w:fill="F0F4F8"/>
           </w:tcPr>
           <w:p>
             <w:r>
+              <w:rPr>
+                <w:color w:val="1A1A2E"/>
+                <w:sz w:val="19"/>
+              </w:rPr>
               <w:t>REST API, ORM, authentication</w:t>
             </w:r>
           </w:p>
@@ -832,30 +1696,46 @@
       <w:tr>
         <w:tc>
           <w:tcPr>
-            <w:tcW w:type="dxa" w:w="3135"/>
+            <w:tcW w:type="dxa" w:w="2304"/>
+            <w:shd w:val="clear" w:color="auto" w:fill="FFFFFF"/>
           </w:tcPr>
           <w:p>
             <w:r>
+              <w:rPr>
+                <w:b/>
+                <w:color w:val="1A1A2E"/>
+                <w:sz w:val="19"/>
+              </w:rPr>
               <w:t>REST API layer</w:t>
             </w:r>
           </w:p>
         </w:tc>
         <w:tc>
           <w:tcPr>
-            <w:tcW w:type="dxa" w:w="3135"/>
+            <w:tcW w:type="dxa" w:w="3456"/>
+            <w:shd w:val="clear" w:color="auto" w:fill="FFFFFF"/>
           </w:tcPr>
           <w:p>
             <w:r>
+              <w:rPr>
+                <w:color w:val="1A1A2E"/>
+                <w:sz w:val="19"/>
+              </w:rPr>
               <w:t>Django REST Framework 3.15</w:t>
             </w:r>
           </w:p>
         </w:tc>
         <w:tc>
           <w:tcPr>
-            <w:tcW w:type="dxa" w:w="3135"/>
+            <w:tcW w:type="dxa" w:w="3744"/>
+            <w:shd w:val="clear" w:color="auto" w:fill="FFFFFF"/>
           </w:tcPr>
           <w:p>
             <w:r>
+              <w:rPr>
+                <w:color w:val="1A1A2E"/>
+                <w:sz w:val="19"/>
+              </w:rPr>
               <w:t>Serialisers, viewsets, permissions</w:t>
             </w:r>
           </w:p>
@@ -864,33 +1744,46 @@
       <w:tr>
         <w:tc>
           <w:tcPr>
-            <w:tcW w:type="dxa" w:w="3135"/>
-            <w:shd w:val="clear" w:color="auto" w:fill="e8eaf6"/>
+            <w:tcW w:type="dxa" w:w="2304"/>
+            <w:shd w:val="clear" w:color="auto" w:fill="F0F4F8"/>
           </w:tcPr>
           <w:p>
             <w:r>
+              <w:rPr>
+                <w:b/>
+                <w:color w:val="1A1A2E"/>
+                <w:sz w:val="19"/>
+              </w:rPr>
               <w:t>Spatial database</w:t>
             </w:r>
           </w:p>
         </w:tc>
         <w:tc>
           <w:tcPr>
-            <w:tcW w:type="dxa" w:w="3135"/>
-            <w:shd w:val="clear" w:color="auto" w:fill="e8eaf6"/>
+            <w:tcW w:type="dxa" w:w="3456"/>
+            <w:shd w:val="clear" w:color="auto" w:fill="F0F4F8"/>
           </w:tcPr>
           <w:p>
             <w:r>
+              <w:rPr>
+                <w:color w:val="1A1A2E"/>
+                <w:sz w:val="19"/>
+              </w:rPr>
               <w:t>PostgreSQL 16 + PostGIS 3.4</w:t>
             </w:r>
           </w:p>
         </w:tc>
         <w:tc>
           <w:tcPr>
-            <w:tcW w:type="dxa" w:w="3135"/>
-            <w:shd w:val="clear" w:color="auto" w:fill="e8eaf6"/>
+            <w:tcW w:type="dxa" w:w="3744"/>
+            <w:shd w:val="clear" w:color="auto" w:fill="F0F4F8"/>
           </w:tcPr>
           <w:p>
             <w:r>
+              <w:rPr>
+                <w:color w:val="1A1A2E"/>
+                <w:sz w:val="19"/>
+              </w:rPr>
               <w:t>Geometry storage, spatial queries, topology</w:t>
             </w:r>
           </w:p>
@@ -899,30 +1792,46 @@
       <w:tr>
         <w:tc>
           <w:tcPr>
-            <w:tcW w:type="dxa" w:w="3135"/>
+            <w:tcW w:type="dxa" w:w="2304"/>
+            <w:shd w:val="clear" w:color="auto" w:fill="FFFFFF"/>
           </w:tcPr>
           <w:p>
             <w:r>
+              <w:rPr>
+                <w:b/>
+                <w:color w:val="1A1A2E"/>
+                <w:sz w:val="19"/>
+              </w:rPr>
               <w:t>Async task queue</w:t>
             </w:r>
           </w:p>
         </w:tc>
         <w:tc>
           <w:tcPr>
-            <w:tcW w:type="dxa" w:w="3135"/>
+            <w:tcW w:type="dxa" w:w="3456"/>
+            <w:shd w:val="clear" w:color="auto" w:fill="FFFFFF"/>
           </w:tcPr>
           <w:p>
             <w:r>
+              <w:rPr>
+                <w:color w:val="1A1A2E"/>
+                <w:sz w:val="19"/>
+              </w:rPr>
               <w:t>Celery 5.3 + Redis 7</w:t>
             </w:r>
           </w:p>
         </w:tc>
         <w:tc>
           <w:tcPr>
-            <w:tcW w:type="dxa" w:w="3135"/>
+            <w:tcW w:type="dxa" w:w="3744"/>
+            <w:shd w:val="clear" w:color="auto" w:fill="FFFFFF"/>
           </w:tcPr>
           <w:p>
             <w:r>
+              <w:rPr>
+                <w:color w:val="1A1A2E"/>
+                <w:sz w:val="19"/>
+              </w:rPr>
               <w:t>COG conversion, shapefile import, AI tasks</w:t>
             </w:r>
           </w:p>
@@ -931,33 +1840,46 @@
       <w:tr>
         <w:tc>
           <w:tcPr>
-            <w:tcW w:type="dxa" w:w="3135"/>
-            <w:shd w:val="clear" w:color="auto" w:fill="e8eaf6"/>
+            <w:tcW w:type="dxa" w:w="2304"/>
+            <w:shd w:val="clear" w:color="auto" w:fill="F0F4F8"/>
           </w:tcPr>
           <w:p>
             <w:r>
-              <w:t>Map tile server</w:t>
+              <w:rPr>
+                <w:b/>
+                <w:color w:val="1A1A2E"/>
+                <w:sz w:val="19"/>
+              </w:rPr>
+              <w:t>Vector tile server</w:t>
             </w:r>
           </w:p>
         </w:tc>
         <w:tc>
           <w:tcPr>
-            <w:tcW w:type="dxa" w:w="3135"/>
-            <w:shd w:val="clear" w:color="auto" w:fill="e8eaf6"/>
+            <w:tcW w:type="dxa" w:w="3456"/>
+            <w:shd w:val="clear" w:color="auto" w:fill="F0F4F8"/>
           </w:tcPr>
           <w:p>
             <w:r>
+              <w:rPr>
+                <w:color w:val="1A1A2E"/>
+                <w:sz w:val="19"/>
+              </w:rPr>
               <w:t>pg_tileserv</w:t>
             </w:r>
           </w:p>
         </w:tc>
         <w:tc>
           <w:tcPr>
-            <w:tcW w:type="dxa" w:w="3135"/>
-            <w:shd w:val="clear" w:color="auto" w:fill="e8eaf6"/>
+            <w:tcW w:type="dxa" w:w="3744"/>
+            <w:shd w:val="clear" w:color="auto" w:fill="F0F4F8"/>
           </w:tcPr>
           <w:p>
             <w:r>
+              <w:rPr>
+                <w:color w:val="1A1A2E"/>
+                <w:sz w:val="19"/>
+              </w:rPr>
               <w:t>MVT admin boundary tiles from PostGIS</w:t>
             </w:r>
           </w:p>
@@ -966,31 +1888,47 @@
       <w:tr>
         <w:tc>
           <w:tcPr>
-            <w:tcW w:type="dxa" w:w="3135"/>
+            <w:tcW w:type="dxa" w:w="2304"/>
+            <w:shd w:val="clear" w:color="auto" w:fill="FFFFFF"/>
           </w:tcPr>
           <w:p>
             <w:r>
-              <w:t>AI / LLM inference</w:t>
+              <w:rPr>
+                <w:b/>
+                <w:color w:val="1A1A2E"/>
+                <w:sz w:val="19"/>
+              </w:rPr>
+              <w:t>Raster tile server</w:t>
             </w:r>
           </w:p>
         </w:tc>
         <w:tc>
           <w:tcPr>
-            <w:tcW w:type="dxa" w:w="3135"/>
+            <w:tcW w:type="dxa" w:w="3456"/>
+            <w:shd w:val="clear" w:color="auto" w:fill="FFFFFF"/>
           </w:tcPr>
           <w:p>
             <w:r>
-              <w:t>Ollama (local — e.g. Llama 3.2)</w:t>
+              <w:rPr>
+                <w:color w:val="1A1A2E"/>
+                <w:sz w:val="19"/>
+              </w:rPr>
+              <w:t>overv/openstreetmap-tile-server 2.3.0</w:t>
             </w:r>
           </w:p>
         </w:tc>
         <w:tc>
           <w:tcPr>
-            <w:tcW w:type="dxa" w:w="3135"/>
+            <w:tcW w:type="dxa" w:w="3744"/>
+            <w:shd w:val="clear" w:color="auto" w:fill="FFFFFF"/>
           </w:tcPr>
           <w:p>
             <w:r>
-              <w:t>Document summarisation, chat, report generation</w:t>
+              <w:rPr>
+                <w:color w:val="1A1A2E"/>
+                <w:sz w:val="19"/>
+              </w:rPr>
+              <w:t>Offline India OSM raster tiles</w:t>
             </w:r>
           </w:p>
         </w:tc>
@@ -998,33 +1936,142 @@
       <w:tr>
         <w:tc>
           <w:tcPr>
-            <w:tcW w:type="dxa" w:w="3135"/>
-            <w:shd w:val="clear" w:color="auto" w:fill="e8eaf6"/>
+            <w:tcW w:type="dxa" w:w="2304"/>
+            <w:shd w:val="clear" w:color="auto" w:fill="F0F4F8"/>
           </w:tcPr>
           <w:p>
             <w:r>
+              <w:rPr>
+                <w:b/>
+                <w:color w:val="1A1A2E"/>
+                <w:sz w:val="19"/>
+              </w:rPr>
+              <w:t>Document editor</w:t>
+            </w:r>
+          </w:p>
+        </w:tc>
+        <w:tc>
+          <w:tcPr>
+            <w:tcW w:type="dxa" w:w="3456"/>
+            <w:shd w:val="clear" w:color="auto" w:fill="F0F4F8"/>
+          </w:tcPr>
+          <w:p>
+            <w:r>
+              <w:rPr>
+                <w:color w:val="1A1A2E"/>
+                <w:sz w:val="19"/>
+              </w:rPr>
+              <w:t>OnlyOffice Community Server 8.2.2</w:t>
+            </w:r>
+          </w:p>
+        </w:tc>
+        <w:tc>
+          <w:tcPr>
+            <w:tcW w:type="dxa" w:w="3744"/>
+            <w:shd w:val="clear" w:color="auto" w:fill="F0F4F8"/>
+          </w:tcPr>
+          <w:p>
+            <w:r>
+              <w:rPr>
+                <w:color w:val="1A1A2E"/>
+                <w:sz w:val="19"/>
+              </w:rPr>
+              <w:t>In-browser Word/Excel/PPT/PDF editing</w:t>
+            </w:r>
+          </w:p>
+        </w:tc>
+      </w:tr>
+      <w:tr>
+        <w:tc>
+          <w:tcPr>
+            <w:tcW w:type="dxa" w:w="2304"/>
+            <w:shd w:val="clear" w:color="auto" w:fill="FFFFFF"/>
+          </w:tcPr>
+          <w:p>
+            <w:r>
+              <w:rPr>
+                <w:b/>
+                <w:color w:val="1A1A2E"/>
+                <w:sz w:val="19"/>
+              </w:rPr>
+              <w:t>AI / LLM inference</w:t>
+            </w:r>
+          </w:p>
+        </w:tc>
+        <w:tc>
+          <w:tcPr>
+            <w:tcW w:type="dxa" w:w="3456"/>
+            <w:shd w:val="clear" w:color="auto" w:fill="FFFFFF"/>
+          </w:tcPr>
+          <w:p>
+            <w:r>
+              <w:rPr>
+                <w:color w:val="1A1A2E"/>
+                <w:sz w:val="19"/>
+              </w:rPr>
+              <w:t>Ollama, LocalAI, llama.cpp, AnythingLLM</w:t>
+            </w:r>
+          </w:p>
+        </w:tc>
+        <w:tc>
+          <w:tcPr>
+            <w:tcW w:type="dxa" w:w="3744"/>
+            <w:shd w:val="clear" w:color="auto" w:fill="FFFFFF"/>
+          </w:tcPr>
+          <w:p>
+            <w:r>
+              <w:rPr>
+                <w:color w:val="1A1A2E"/>
+                <w:sz w:val="19"/>
+              </w:rPr>
+              <w:t>Local document summarisation and chat (profile-selectable)</w:t>
+            </w:r>
+          </w:p>
+        </w:tc>
+      </w:tr>
+      <w:tr>
+        <w:tc>
+          <w:tcPr>
+            <w:tcW w:type="dxa" w:w="2304"/>
+            <w:shd w:val="clear" w:color="auto" w:fill="F0F4F8"/>
+          </w:tcPr>
+          <w:p>
+            <w:r>
+              <w:rPr>
+                <w:b/>
+                <w:color w:val="1A1A2E"/>
+                <w:sz w:val="19"/>
+              </w:rPr>
               <w:t>PDF text extraction</w:t>
             </w:r>
           </w:p>
         </w:tc>
         <w:tc>
           <w:tcPr>
-            <w:tcW w:type="dxa" w:w="3135"/>
-            <w:shd w:val="clear" w:color="auto" w:fill="e8eaf6"/>
+            <w:tcW w:type="dxa" w:w="3456"/>
+            <w:shd w:val="clear" w:color="auto" w:fill="F0F4F8"/>
           </w:tcPr>
           <w:p>
             <w:r>
+              <w:rPr>
+                <w:color w:val="1A1A2E"/>
+                <w:sz w:val="19"/>
+              </w:rPr>
               <w:t>pdfplumber 0.11</w:t>
             </w:r>
           </w:p>
         </w:tc>
         <w:tc>
           <w:tcPr>
-            <w:tcW w:type="dxa" w:w="3135"/>
-            <w:shd w:val="clear" w:color="auto" w:fill="e8eaf6"/>
+            <w:tcW w:type="dxa" w:w="3744"/>
+            <w:shd w:val="clear" w:color="auto" w:fill="F0F4F8"/>
           </w:tcPr>
           <w:p>
             <w:r>
+              <w:rPr>
+                <w:color w:val="1A1A2E"/>
+                <w:sz w:val="19"/>
+              </w:rPr>
               <w:t>Extracts text from uploaded survey PDFs</w:t>
             </w:r>
           </w:p>
@@ -1033,30 +2080,46 @@
       <w:tr>
         <w:tc>
           <w:tcPr>
-            <w:tcW w:type="dxa" w:w="3135"/>
+            <w:tcW w:type="dxa" w:w="2304"/>
+            <w:shd w:val="clear" w:color="auto" w:fill="FFFFFF"/>
           </w:tcPr>
           <w:p>
             <w:r>
+              <w:rPr>
+                <w:b/>
+                <w:color w:val="1A1A2E"/>
+                <w:sz w:val="19"/>
+              </w:rPr>
               <w:t>GIS import/export</w:t>
             </w:r>
           </w:p>
         </w:tc>
         <w:tc>
           <w:tcPr>
-            <w:tcW w:type="dxa" w:w="3135"/>
+            <w:tcW w:type="dxa" w:w="3456"/>
+            <w:shd w:val="clear" w:color="auto" w:fill="FFFFFF"/>
           </w:tcPr>
           <w:p>
             <w:r>
+              <w:rPr>
+                <w:color w:val="1A1A2E"/>
+                <w:sz w:val="19"/>
+              </w:rPr>
               <w:t>Fiona 1.9 + Shapely 2.0</w:t>
             </w:r>
           </w:p>
         </w:tc>
         <w:tc>
           <w:tcPr>
-            <w:tcW w:type="dxa" w:w="3135"/>
+            <w:tcW w:type="dxa" w:w="3744"/>
+            <w:shd w:val="clear" w:color="auto" w:fill="FFFFFF"/>
           </w:tcPr>
           <w:p>
             <w:r>
+              <w:rPr>
+                <w:color w:val="1A1A2E"/>
+                <w:sz w:val="19"/>
+              </w:rPr>
               <w:t>Shapefile I/O, GeoJSON, KML, GeoPackage</w:t>
             </w:r>
           </w:p>
@@ -1065,34 +2128,47 @@
       <w:tr>
         <w:tc>
           <w:tcPr>
-            <w:tcW w:type="dxa" w:w="3135"/>
-            <w:shd w:val="clear" w:color="auto" w:fill="e8eaf6"/>
+            <w:tcW w:type="dxa" w:w="2304"/>
+            <w:shd w:val="clear" w:color="auto" w:fill="F0F4F8"/>
           </w:tcPr>
           <w:p>
             <w:r>
+              <w:rPr>
+                <w:b/>
+                <w:color w:val="1A1A2E"/>
+                <w:sz w:val="19"/>
+              </w:rPr>
               <w:t>HTTP client</w:t>
             </w:r>
           </w:p>
         </w:tc>
         <w:tc>
           <w:tcPr>
-            <w:tcW w:type="dxa" w:w="3135"/>
-            <w:shd w:val="clear" w:color="auto" w:fill="e8eaf6"/>
+            <w:tcW w:type="dxa" w:w="3456"/>
+            <w:shd w:val="clear" w:color="auto" w:fill="F0F4F8"/>
           </w:tcPr>
           <w:p>
             <w:r>
+              <w:rPr>
+                <w:color w:val="1A1A2E"/>
+                <w:sz w:val="19"/>
+              </w:rPr>
               <w:t>httpx 0.27</w:t>
             </w:r>
           </w:p>
         </w:tc>
         <w:tc>
           <w:tcPr>
-            <w:tcW w:type="dxa" w:w="3135"/>
-            <w:shd w:val="clear" w:color="auto" w:fill="e8eaf6"/>
+            <w:tcW w:type="dxa" w:w="3744"/>
+            <w:shd w:val="clear" w:color="auto" w:fill="F0F4F8"/>
           </w:tcPr>
           <w:p>
             <w:r>
-              <w:t>Ollama API calls from Django</w:t>
+              <w:rPr>
+                <w:color w:val="1A1A2E"/>
+                <w:sz w:val="19"/>
+              </w:rPr>
+              <w:t>Ollama / LocalAI API calls from Django</w:t>
             </w:r>
           </w:p>
         </w:tc>
@@ -1100,30 +2176,46 @@
       <w:tr>
         <w:tc>
           <w:tcPr>
-            <w:tcW w:type="dxa" w:w="3135"/>
+            <w:tcW w:type="dxa" w:w="2304"/>
+            <w:shd w:val="clear" w:color="auto" w:fill="FFFFFF"/>
           </w:tcPr>
           <w:p>
             <w:r>
+              <w:rPr>
+                <w:b/>
+                <w:color w:val="1A1A2E"/>
+                <w:sz w:val="19"/>
+              </w:rPr>
               <w:t>Frontend framework</w:t>
             </w:r>
           </w:p>
         </w:tc>
         <w:tc>
           <w:tcPr>
-            <w:tcW w:type="dxa" w:w="3135"/>
+            <w:tcW w:type="dxa" w:w="3456"/>
+            <w:shd w:val="clear" w:color="auto" w:fill="FFFFFF"/>
           </w:tcPr>
           <w:p>
             <w:r>
+              <w:rPr>
+                <w:color w:val="1A1A2E"/>
+                <w:sz w:val="19"/>
+              </w:rPr>
               <w:t>React 18 + TypeScript + Vite</w:t>
             </w:r>
           </w:p>
         </w:tc>
         <w:tc>
           <w:tcPr>
-            <w:tcW w:type="dxa" w:w="3135"/>
+            <w:tcW w:type="dxa" w:w="3744"/>
+            <w:shd w:val="clear" w:color="auto" w:fill="FFFFFF"/>
           </w:tcPr>
           <w:p>
             <w:r>
+              <w:rPr>
+                <w:color w:val="1A1A2E"/>
+                <w:sz w:val="19"/>
+              </w:rPr>
               <w:t>SPA, type safety, fast HMR builds</w:t>
             </w:r>
           </w:p>
@@ -1132,33 +2224,46 @@
       <w:tr>
         <w:tc>
           <w:tcPr>
-            <w:tcW w:type="dxa" w:w="3135"/>
-            <w:shd w:val="clear" w:color="auto" w:fill="e8eaf6"/>
+            <w:tcW w:type="dxa" w:w="2304"/>
+            <w:shd w:val="clear" w:color="auto" w:fill="F0F4F8"/>
           </w:tcPr>
           <w:p>
             <w:r>
+              <w:rPr>
+                <w:b/>
+                <w:color w:val="1A1A2E"/>
+                <w:sz w:val="19"/>
+              </w:rPr>
               <w:t>Map library</w:t>
             </w:r>
           </w:p>
         </w:tc>
         <w:tc>
           <w:tcPr>
-            <w:tcW w:type="dxa" w:w="3135"/>
-            <w:shd w:val="clear" w:color="auto" w:fill="e8eaf6"/>
+            <w:tcW w:type="dxa" w:w="3456"/>
+            <w:shd w:val="clear" w:color="auto" w:fill="F0F4F8"/>
           </w:tcPr>
           <w:p>
             <w:r>
+              <w:rPr>
+                <w:color w:val="1A1A2E"/>
+                <w:sz w:val="19"/>
+              </w:rPr>
               <w:t>OpenLayers 10.2</w:t>
             </w:r>
           </w:p>
         </w:tc>
         <w:tc>
           <w:tcPr>
-            <w:tcW w:type="dxa" w:w="3135"/>
-            <w:shd w:val="clear" w:color="auto" w:fill="e8eaf6"/>
+            <w:tcW w:type="dxa" w:w="3744"/>
+            <w:shd w:val="clear" w:color="auto" w:fill="F0F4F8"/>
           </w:tcPr>
           <w:p>
             <w:r>
+              <w:rPr>
+                <w:color w:val="1A1A2E"/>
+                <w:sz w:val="19"/>
+              </w:rPr>
               <w:t>Interactive map, vector/raster/MVT layers</w:t>
             </w:r>
           </w:p>
@@ -1167,30 +2272,46 @@
       <w:tr>
         <w:tc>
           <w:tcPr>
-            <w:tcW w:type="dxa" w:w="3135"/>
+            <w:tcW w:type="dxa" w:w="2304"/>
+            <w:shd w:val="clear" w:color="auto" w:fill="FFFFFF"/>
           </w:tcPr>
           <w:p>
             <w:r>
+              <w:rPr>
+                <w:b/>
+                <w:color w:val="1A1A2E"/>
+                <w:sz w:val="19"/>
+              </w:rPr>
               <w:t>UI component library</w:t>
             </w:r>
           </w:p>
         </w:tc>
         <w:tc>
           <w:tcPr>
-            <w:tcW w:type="dxa" w:w="3135"/>
+            <w:tcW w:type="dxa" w:w="3456"/>
+            <w:shd w:val="clear" w:color="auto" w:fill="FFFFFF"/>
           </w:tcPr>
           <w:p>
             <w:r>
+              <w:rPr>
+                <w:color w:val="1A1A2E"/>
+                <w:sz w:val="19"/>
+              </w:rPr>
               <w:t>Ant Design 5.20</w:t>
             </w:r>
           </w:p>
         </w:tc>
         <w:tc>
           <w:tcPr>
-            <w:tcW w:type="dxa" w:w="3135"/>
+            <w:tcW w:type="dxa" w:w="3744"/>
+            <w:shd w:val="clear" w:color="auto" w:fill="FFFFFF"/>
           </w:tcPr>
           <w:p>
             <w:r>
+              <w:rPr>
+                <w:color w:val="1A1A2E"/>
+                <w:sz w:val="19"/>
+              </w:rPr>
               <w:t>Tables, forms, modals, drawers, pickers</w:t>
             </w:r>
           </w:p>
@@ -1199,33 +2320,46 @@
       <w:tr>
         <w:tc>
           <w:tcPr>
-            <w:tcW w:type="dxa" w:w="3135"/>
-            <w:shd w:val="clear" w:color="auto" w:fill="e8eaf6"/>
+            <w:tcW w:type="dxa" w:w="2304"/>
+            <w:shd w:val="clear" w:color="auto" w:fill="F0F4F8"/>
           </w:tcPr>
           <w:p>
             <w:r>
+              <w:rPr>
+                <w:b/>
+                <w:color w:val="1A1A2E"/>
+                <w:sz w:val="19"/>
+              </w:rPr>
               <w:t>State management</w:t>
             </w:r>
           </w:p>
         </w:tc>
         <w:tc>
           <w:tcPr>
-            <w:tcW w:type="dxa" w:w="3135"/>
-            <w:shd w:val="clear" w:color="auto" w:fill="e8eaf6"/>
+            <w:tcW w:type="dxa" w:w="3456"/>
+            <w:shd w:val="clear" w:color="auto" w:fill="F0F4F8"/>
           </w:tcPr>
           <w:p>
             <w:r>
+              <w:rPr>
+                <w:color w:val="1A1A2E"/>
+                <w:sz w:val="19"/>
+              </w:rPr>
               <w:t>Zustand 4.5 + TanStack Query 5</w:t>
             </w:r>
           </w:p>
         </w:tc>
         <w:tc>
           <w:tcPr>
-            <w:tcW w:type="dxa" w:w="3135"/>
-            <w:shd w:val="clear" w:color="auto" w:fill="e8eaf6"/>
+            <w:tcW w:type="dxa" w:w="3744"/>
+            <w:shd w:val="clear" w:color="auto" w:fill="F0F4F8"/>
           </w:tcPr>
           <w:p>
             <w:r>
+              <w:rPr>
+                <w:color w:val="1A1A2E"/>
+                <w:sz w:val="19"/>
+              </w:rPr>
               <w:t>Global UI state, server-state caching</w:t>
             </w:r>
           </w:p>
@@ -1234,30 +2368,46 @@
       <w:tr>
         <w:tc>
           <w:tcPr>
-            <w:tcW w:type="dxa" w:w="3135"/>
+            <w:tcW w:type="dxa" w:w="2304"/>
+            <w:shd w:val="clear" w:color="auto" w:fill="FFFFFF"/>
           </w:tcPr>
           <w:p>
             <w:r>
+              <w:rPr>
+                <w:b/>
+                <w:color w:val="1A1A2E"/>
+                <w:sz w:val="19"/>
+              </w:rPr>
               <w:t>PDF generation</w:t>
             </w:r>
           </w:p>
         </w:tc>
         <w:tc>
           <w:tcPr>
-            <w:tcW w:type="dxa" w:w="3135"/>
+            <w:tcW w:type="dxa" w:w="3456"/>
+            <w:shd w:val="clear" w:color="auto" w:fill="FFFFFF"/>
           </w:tcPr>
           <w:p>
             <w:r>
+              <w:rPr>
+                <w:color w:val="1A1A2E"/>
+                <w:sz w:val="19"/>
+              </w:rPr>
               <w:t>jsPDF 4.2 + jspdf-autotable 5</w:t>
             </w:r>
           </w:p>
         </w:tc>
         <w:tc>
           <w:tcPr>
-            <w:tcW w:type="dxa" w:w="3135"/>
+            <w:tcW w:type="dxa" w:w="3744"/>
+            <w:shd w:val="clear" w:color="auto" w:fill="FFFFFF"/>
           </w:tcPr>
           <w:p>
             <w:r>
+              <w:rPr>
+                <w:color w:val="1A1A2E"/>
+                <w:sz w:val="19"/>
+              </w:rPr>
               <w:t>Print layout, buffer analysis PDF export</w:t>
             </w:r>
           </w:p>
@@ -1266,33 +2416,46 @@
       <w:tr>
         <w:tc>
           <w:tcPr>
-            <w:tcW w:type="dxa" w:w="3135"/>
-            <w:shd w:val="clear" w:color="auto" w:fill="e8eaf6"/>
+            <w:tcW w:type="dxa" w:w="2304"/>
+            <w:shd w:val="clear" w:color="auto" w:fill="F0F4F8"/>
           </w:tcPr>
           <w:p>
             <w:r>
+              <w:rPr>
+                <w:b/>
+                <w:color w:val="1A1A2E"/>
+                <w:sz w:val="19"/>
+              </w:rPr>
               <w:t>Excel export</w:t>
             </w:r>
           </w:p>
         </w:tc>
         <w:tc>
           <w:tcPr>
-            <w:tcW w:type="dxa" w:w="3135"/>
-            <w:shd w:val="clear" w:color="auto" w:fill="e8eaf6"/>
+            <w:tcW w:type="dxa" w:w="3456"/>
+            <w:shd w:val="clear" w:color="auto" w:fill="F0F4F8"/>
           </w:tcPr>
           <w:p>
             <w:r>
+              <w:rPr>
+                <w:color w:val="1A1A2E"/>
+                <w:sz w:val="19"/>
+              </w:rPr>
               <w:t>SheetJS (xlsx) 0.18</w:t>
             </w:r>
           </w:p>
         </w:tc>
         <w:tc>
           <w:tcPr>
-            <w:tcW w:type="dxa" w:w="3135"/>
-            <w:shd w:val="clear" w:color="auto" w:fill="e8eaf6"/>
+            <w:tcW w:type="dxa" w:w="3744"/>
+            <w:shd w:val="clear" w:color="auto" w:fill="F0F4F8"/>
           </w:tcPr>
           <w:p>
             <w:r>
+              <w:rPr>
+                <w:color w:val="1A1A2E"/>
+                <w:sz w:val="19"/>
+              </w:rPr>
               <w:t>Buffer analysis Excel workbook</w:t>
             </w:r>
           </w:p>
@@ -1301,30 +2464,46 @@
       <w:tr>
         <w:tc>
           <w:tcPr>
-            <w:tcW w:type="dxa" w:w="3135"/>
+            <w:tcW w:type="dxa" w:w="2304"/>
+            <w:shd w:val="clear" w:color="auto" w:fill="FFFFFF"/>
           </w:tcPr>
           <w:p>
             <w:r>
+              <w:rPr>
+                <w:b/>
+                <w:color w:val="1A1A2E"/>
+                <w:sz w:val="19"/>
+              </w:rPr>
               <w:t>Map canvas capture</w:t>
             </w:r>
           </w:p>
         </w:tc>
         <w:tc>
           <w:tcPr>
-            <w:tcW w:type="dxa" w:w="3135"/>
+            <w:tcW w:type="dxa" w:w="3456"/>
+            <w:shd w:val="clear" w:color="auto" w:fill="FFFFFF"/>
           </w:tcPr>
           <w:p>
             <w:r>
+              <w:rPr>
+                <w:color w:val="1A1A2E"/>
+                <w:sz w:val="19"/>
+              </w:rPr>
               <w:t>html2canvas 1.4</w:t>
             </w:r>
           </w:p>
         </w:tc>
         <w:tc>
           <w:tcPr>
-            <w:tcW w:type="dxa" w:w="3135"/>
+            <w:tcW w:type="dxa" w:w="3744"/>
+            <w:shd w:val="clear" w:color="auto" w:fill="FFFFFF"/>
           </w:tcPr>
           <w:p>
             <w:r>
+              <w:rPr>
+                <w:color w:val="1A1A2E"/>
+                <w:sz w:val="19"/>
+              </w:rPr>
               <w:t>OL canvas to image for PDF embedding</w:t>
             </w:r>
           </w:p>
@@ -1333,33 +2512,46 @@
       <w:tr>
         <w:tc>
           <w:tcPr>
-            <w:tcW w:type="dxa" w:w="3135"/>
-            <w:shd w:val="clear" w:color="auto" w:fill="e8eaf6"/>
+            <w:tcW w:type="dxa" w:w="2304"/>
+            <w:shd w:val="clear" w:color="auto" w:fill="F0F4F8"/>
           </w:tcPr>
           <w:p>
             <w:r>
+              <w:rPr>
+                <w:b/>
+                <w:color w:val="1A1A2E"/>
+                <w:sz w:val="19"/>
+              </w:rPr>
               <w:t>COG display</w:t>
             </w:r>
           </w:p>
         </w:tc>
         <w:tc>
           <w:tcPr>
-            <w:tcW w:type="dxa" w:w="3135"/>
-            <w:shd w:val="clear" w:color="auto" w:fill="e8eaf6"/>
+            <w:tcW w:type="dxa" w:w="3456"/>
+            <w:shd w:val="clear" w:color="auto" w:fill="F0F4F8"/>
           </w:tcPr>
           <w:p>
             <w:r>
+              <w:rPr>
+                <w:color w:val="1A1A2E"/>
+                <w:sz w:val="19"/>
+              </w:rPr>
               <w:t>geotiff.js 3.0.5</w:t>
             </w:r>
           </w:p>
         </w:tc>
         <w:tc>
           <w:tcPr>
-            <w:tcW w:type="dxa" w:w="3135"/>
-            <w:shd w:val="clear" w:color="auto" w:fill="e8eaf6"/>
+            <w:tcW w:type="dxa" w:w="3744"/>
+            <w:shd w:val="clear" w:color="auto" w:fill="F0F4F8"/>
           </w:tcPr>
           <w:p>
             <w:r>
+              <w:rPr>
+                <w:color w:val="1A1A2E"/>
+                <w:sz w:val="19"/>
+              </w:rPr>
               <w:t>WebGLTileLayer Cloud-Optimized GeoTIFF</w:t>
             </w:r>
           </w:p>
@@ -1368,30 +2560,46 @@
       <w:tr>
         <w:tc>
           <w:tcPr>
-            <w:tcW w:type="dxa" w:w="3135"/>
+            <w:tcW w:type="dxa" w:w="2304"/>
+            <w:shd w:val="clear" w:color="auto" w:fill="FFFFFF"/>
           </w:tcPr>
           <w:p>
             <w:r>
-              <w:t>Authentication</w:t>
+              <w:rPr>
+                <w:b/>
+                <w:color w:val="1A1A2E"/>
+                <w:sz w:val="19"/>
+              </w:rPr>
+              <w:t>JWT authentication</w:t>
             </w:r>
           </w:p>
         </w:tc>
         <w:tc>
           <w:tcPr>
-            <w:tcW w:type="dxa" w:w="3135"/>
+            <w:tcW w:type="dxa" w:w="3456"/>
+            <w:shd w:val="clear" w:color="auto" w:fill="FFFFFF"/>
           </w:tcPr>
           <w:p>
             <w:r>
+              <w:rPr>
+                <w:color w:val="1A1A2E"/>
+                <w:sz w:val="19"/>
+              </w:rPr>
               <w:t>SimpleJWT 5.3</w:t>
             </w:r>
           </w:p>
         </w:tc>
         <w:tc>
           <w:tcPr>
-            <w:tcW w:type="dxa" w:w="3135"/>
+            <w:tcW w:type="dxa" w:w="3744"/>
+            <w:shd w:val="clear" w:color="auto" w:fill="FFFFFF"/>
           </w:tcPr>
           <w:p>
             <w:r>
+              <w:rPr>
+                <w:color w:val="1A1A2E"/>
+                <w:sz w:val="19"/>
+              </w:rPr>
               <w:t>Short-lived access + rotating refresh tokens</w:t>
             </w:r>
           </w:p>
@@ -1400,33 +2608,94 @@
       <w:tr>
         <w:tc>
           <w:tcPr>
-            <w:tcW w:type="dxa" w:w="3135"/>
-            <w:shd w:val="clear" w:color="auto" w:fill="e8eaf6"/>
+            <w:tcW w:type="dxa" w:w="2304"/>
+            <w:shd w:val="clear" w:color="auto" w:fill="F0F4F8"/>
           </w:tcPr>
           <w:p>
             <w:r>
+              <w:rPr>
+                <w:b/>
+                <w:color w:val="1A1A2E"/>
+                <w:sz w:val="19"/>
+              </w:rPr>
+              <w:t>JWT document signing</w:t>
+            </w:r>
+          </w:p>
+        </w:tc>
+        <w:tc>
+          <w:tcPr>
+            <w:tcW w:type="dxa" w:w="3456"/>
+            <w:shd w:val="clear" w:color="auto" w:fill="F0F4F8"/>
+          </w:tcPr>
+          <w:p>
+            <w:r>
+              <w:rPr>
+                <w:color w:val="1A1A2E"/>
+                <w:sz w:val="19"/>
+              </w:rPr>
+              <w:t>PyJWT 2.x</w:t>
+            </w:r>
+          </w:p>
+        </w:tc>
+        <w:tc>
+          <w:tcPr>
+            <w:tcW w:type="dxa" w:w="3744"/>
+            <w:shd w:val="clear" w:color="auto" w:fill="F0F4F8"/>
+          </w:tcPr>
+          <w:p>
+            <w:r>
+              <w:rPr>
+                <w:color w:val="1A1A2E"/>
+                <w:sz w:val="19"/>
+              </w:rPr>
+              <w:t>OnlyOffice editor config + callback signing</w:t>
+            </w:r>
+          </w:p>
+        </w:tc>
+      </w:tr>
+      <w:tr>
+        <w:tc>
+          <w:tcPr>
+            <w:tcW w:type="dxa" w:w="2304"/>
+            <w:shd w:val="clear" w:color="auto" w:fill="FFFFFF"/>
+          </w:tcPr>
+          <w:p>
+            <w:r>
+              <w:rPr>
+                <w:b/>
+                <w:color w:val="1A1A2E"/>
+                <w:sz w:val="19"/>
+              </w:rPr>
               <w:t>Monitoring</w:t>
             </w:r>
           </w:p>
         </w:tc>
         <w:tc>
           <w:tcPr>
-            <w:tcW w:type="dxa" w:w="3135"/>
-            <w:shd w:val="clear" w:color="auto" w:fill="e8eaf6"/>
+            <w:tcW w:type="dxa" w:w="3456"/>
+            <w:shd w:val="clear" w:color="auto" w:fill="FFFFFF"/>
           </w:tcPr>
           <w:p>
             <w:r>
-              <w:t>Prometheus + Grafana</w:t>
+              <w:rPr>
+                <w:color w:val="1A1A2E"/>
+                <w:sz w:val="19"/>
+              </w:rPr>
+              <w:t>Prometheus v2.55.1 + Grafana 11.4.2</w:t>
             </w:r>
           </w:p>
         </w:tc>
         <w:tc>
           <w:tcPr>
-            <w:tcW w:type="dxa" w:w="3135"/>
-            <w:shd w:val="clear" w:color="auto" w:fill="e8eaf6"/>
+            <w:tcW w:type="dxa" w:w="3744"/>
+            <w:shd w:val="clear" w:color="auto" w:fill="FFFFFF"/>
           </w:tcPr>
           <w:p>
             <w:r>
+              <w:rPr>
+                <w:color w:val="1A1A2E"/>
+                <w:sz w:val="19"/>
+              </w:rPr>
               <w:t>Metrics collection, dashboards, alerting</w:t>
             </w:r>
           </w:p>
@@ -1435,31 +2704,47 @@
       <w:tr>
         <w:tc>
           <w:tcPr>
-            <w:tcW w:type="dxa" w:w="3135"/>
+            <w:tcW w:type="dxa" w:w="2304"/>
+            <w:shd w:val="clear" w:color="auto" w:fill="F0F4F8"/>
           </w:tcPr>
           <w:p>
             <w:r>
+              <w:rPr>
+                <w:b/>
+                <w:color w:val="1A1A2E"/>
+                <w:sz w:val="19"/>
+              </w:rPr>
               <w:t>Web server</w:t>
             </w:r>
           </w:p>
         </w:tc>
         <w:tc>
           <w:tcPr>
-            <w:tcW w:type="dxa" w:w="3135"/>
+            <w:tcW w:type="dxa" w:w="3456"/>
+            <w:shd w:val="clear" w:color="auto" w:fill="F0F4F8"/>
           </w:tcPr>
           <w:p>
             <w:r>
-              <w:t>Nginx + Gunicorn (4 workers)</w:t>
+              <w:rPr>
+                <w:color w:val="1A1A2E"/>
+                <w:sz w:val="19"/>
+              </w:rPr>
+              <w:t>Nginx 1.27 + Gunicorn (4 workers)</w:t>
             </w:r>
           </w:p>
         </w:tc>
         <w:tc>
           <w:tcPr>
-            <w:tcW w:type="dxa" w:w="3135"/>
+            <w:tcW w:type="dxa" w:w="3744"/>
+            <w:shd w:val="clear" w:color="auto" w:fill="F0F4F8"/>
           </w:tcPr>
           <w:p>
             <w:r>
-              <w:t>Reverse proxy, static file serving, HTTPS</w:t>
+              <w:rPr>
+                <w:color w:val="1A1A2E"/>
+                <w:sz w:val="19"/>
+              </w:rPr>
+              <w:t>Reverse proxy, static file serving</w:t>
             </w:r>
           </w:p>
         </w:tc>
@@ -1467,33 +2752,46 @@
       <w:tr>
         <w:tc>
           <w:tcPr>
-            <w:tcW w:type="dxa" w:w="3135"/>
-            <w:shd w:val="clear" w:color="auto" w:fill="e8eaf6"/>
+            <w:tcW w:type="dxa" w:w="2304"/>
+            <w:shd w:val="clear" w:color="auto" w:fill="FFFFFF"/>
           </w:tcPr>
           <w:p>
             <w:r>
+              <w:rPr>
+                <w:b/>
+                <w:color w:val="1A1A2E"/>
+                <w:sz w:val="19"/>
+              </w:rPr>
               <w:t>Containerisation</w:t>
             </w:r>
           </w:p>
         </w:tc>
         <w:tc>
           <w:tcPr>
-            <w:tcW w:type="dxa" w:w="3135"/>
-            <w:shd w:val="clear" w:color="auto" w:fill="e8eaf6"/>
+            <w:tcW w:type="dxa" w:w="3456"/>
+            <w:shd w:val="clear" w:color="auto" w:fill="FFFFFF"/>
           </w:tcPr>
           <w:p>
             <w:r>
+              <w:rPr>
+                <w:color w:val="1A1A2E"/>
+                <w:sz w:val="19"/>
+              </w:rPr>
               <w:t>Docker 24 + Docker Compose v2</w:t>
             </w:r>
           </w:p>
         </w:tc>
         <w:tc>
           <w:tcPr>
-            <w:tcW w:type="dxa" w:w="3135"/>
-            <w:shd w:val="clear" w:color="auto" w:fill="e8eaf6"/>
+            <w:tcW w:type="dxa" w:w="3744"/>
+            <w:shd w:val="clear" w:color="auto" w:fill="FFFFFF"/>
           </w:tcPr>
           <w:p>
             <w:r>
+              <w:rPr>
+                <w:color w:val="1A1A2E"/>
+                <w:sz w:val="19"/>
+              </w:rPr>
               <w:t>Isolated, reproducible on-premise deployment</w:t>
             </w:r>
           </w:p>
@@ -1502,30 +2800,46 @@
       <w:tr>
         <w:tc>
           <w:tcPr>
-            <w:tcW w:type="dxa" w:w="3135"/>
+            <w:tcW w:type="dxa" w:w="2304"/>
+            <w:shd w:val="clear" w:color="auto" w:fill="F0F4F8"/>
           </w:tcPr>
           <w:p>
             <w:r>
+              <w:rPr>
+                <w:b/>
+                <w:color w:val="1A1A2E"/>
+                <w:sz w:val="19"/>
+              </w:rPr>
               <w:t>API documentation</w:t>
             </w:r>
           </w:p>
         </w:tc>
         <w:tc>
           <w:tcPr>
-            <w:tcW w:type="dxa" w:w="3135"/>
+            <w:tcW w:type="dxa" w:w="3456"/>
+            <w:shd w:val="clear" w:color="auto" w:fill="F0F4F8"/>
           </w:tcPr>
           <w:p>
             <w:r>
+              <w:rPr>
+                <w:color w:val="1A1A2E"/>
+                <w:sz w:val="19"/>
+              </w:rPr>
               <w:t>drf-spectacular 0.27</w:t>
             </w:r>
           </w:p>
         </w:tc>
         <w:tc>
           <w:tcPr>
-            <w:tcW w:type="dxa" w:w="3135"/>
+            <w:tcW w:type="dxa" w:w="3744"/>
+            <w:shd w:val="clear" w:color="auto" w:fill="F0F4F8"/>
           </w:tcPr>
           <w:p>
             <w:r>
+              <w:rPr>
+                <w:color w:val="1A1A2E"/>
+                <w:sz w:val="19"/>
+              </w:rPr>
               <w:t>OpenAPI 3 schema + Swagger UI</w:t>
             </w:r>
           </w:p>
@@ -1534,66 +2848,47 @@
       <w:tr>
         <w:tc>
           <w:tcPr>
-            <w:tcW w:type="dxa" w:w="3135"/>
-            <w:shd w:val="clear" w:color="auto" w:fill="e8eaf6"/>
+            <w:tcW w:type="dxa" w:w="2304"/>
+            <w:shd w:val="clear" w:color="auto" w:fill="FFFFFF"/>
           </w:tcPr>
           <w:p>
             <w:r>
+              <w:rPr>
+                <w:b/>
+                <w:color w:val="1A1A2E"/>
+                <w:sz w:val="19"/>
+              </w:rPr>
               <w:t>File validation</w:t>
             </w:r>
           </w:p>
         </w:tc>
         <w:tc>
           <w:tcPr>
-            <w:tcW w:type="dxa" w:w="3135"/>
-            <w:shd w:val="clear" w:color="auto" w:fill="e8eaf6"/>
+            <w:tcW w:type="dxa" w:w="3456"/>
+            <w:shd w:val="clear" w:color="auto" w:fill="FFFFFF"/>
           </w:tcPr>
           <w:p>
             <w:r>
+              <w:rPr>
+                <w:color w:val="1A1A2E"/>
+                <w:sz w:val="19"/>
+              </w:rPr>
               <w:t>python-magic 0.4</w:t>
             </w:r>
           </w:p>
         </w:tc>
         <w:tc>
           <w:tcPr>
-            <w:tcW w:type="dxa" w:w="3135"/>
-            <w:shd w:val="clear" w:color="auto" w:fill="e8eaf6"/>
+            <w:tcW w:type="dxa" w:w="3744"/>
+            <w:shd w:val="clear" w:color="auto" w:fill="FFFFFF"/>
           </w:tcPr>
           <w:p>
             <w:r>
+              <w:rPr>
+                <w:color w:val="1A1A2E"/>
+                <w:sz w:val="19"/>
+              </w:rPr>
               <w:t>MIME-type check on all uploaded files</w:t>
-            </w:r>
-          </w:p>
-        </w:tc>
-      </w:tr>
-      <w:tr>
-        <w:tc>
-          <w:tcPr>
-            <w:tcW w:type="dxa" w:w="3135"/>
-          </w:tcPr>
-          <w:p>
-            <w:r>
-              <w:t>QGIS Plugin</w:t>
-            </w:r>
-          </w:p>
-        </w:tc>
-        <w:tc>
-          <w:tcPr>
-            <w:tcW w:type="dxa" w:w="3135"/>
-          </w:tcPr>
-          <w:p>
-            <w:r>
-              <w:t>PyQGIS (QGIS 3.x)</w:t>
-            </w:r>
-          </w:p>
-        </w:tc>
-        <w:tc>
-          <w:tcPr>
-            <w:tcW w:type="dxa" w:w="3135"/>
-          </w:tcPr>
-          <w:p>
-            <w:r>
-              <w:t>Automated layer sync from QGIS desktop to RakshaGIS backend</w:t>
             </w:r>
           </w:p>
         </w:tc>
@@ -1602,13 +2897,16 @@
     <w:p/>
     <w:p>
       <w:pPr>
-        <w:pStyle w:val="Heading1"/>
+        <w:spacing w:before="280" w:after="120"/>
+        <w:pBdr>
+          <w:bottom w:val="single" w:sz="6" w:space="1" w:color="0A1E3C"/>
+        </w:pBdr>
       </w:pPr>
       <w:r>
         <w:rPr>
           <w:b/>
-          <w:color w:val="1A237E"/>
-          <w:sz w:val="28"/>
+          <w:color w:val="0A1E3C"/>
+          <w:sz w:val="30"/>
         </w:rPr>
         <w:t>5. Expected Outcomes / Benefits</w:t>
       </w:r>
@@ -1616,194 +2914,554 @@
     <w:p>
       <w:pPr>
         <w:pStyle w:val="ListBullet"/>
+        <w:spacing w:after="80" w:before="20"/>
       </w:pPr>
       <w:r>
-        <w:t>End-to-end digital survey workflow: Eliminates paper-based submission and manual data entry. Surveys are drawn, reviewed, and published entirely within the browser, from field to archive.</w:t>
+        <w:rPr>
+          <w:b/>
+          <w:color w:val="1F5EA8"/>
+          <w:sz w:val="21"/>
+        </w:rPr>
+        <w:t xml:space="preserve">End-to-end digital survey workflow: </w:t>
+      </w:r>
+      <w:r>
+        <w:rPr>
+          <w:color w:val="1A1A2E"/>
+          <w:sz w:val="21"/>
+        </w:rPr>
+        <w:t>Eliminates paper-based submission and manual data entry. Surveys are drawn, reviewed, and published entirely within the platform — reducing processing time from weeks to days.</w:t>
       </w:r>
     </w:p>
     <w:p>
       <w:pPr>
         <w:pStyle w:val="ListBullet"/>
+        <w:spacing w:after="80" w:before="20"/>
       </w:pPr>
       <w:r>
-        <w:t>Granular, pocket-level approval: The survey-area-wise workflow means that different sections of the same project can progress independently — approved pockets are immediately available without waiting for the entire project.</w:t>
+        <w:rPr>
+          <w:b/>
+          <w:color w:val="1F5EA8"/>
+          <w:sz w:val="21"/>
+        </w:rPr>
+        <w:t xml:space="preserve">Granular, pocket-level approval: </w:t>
+      </w:r>
+      <w:r>
+        <w:rPr>
+          <w:color w:val="1A1A2E"/>
+          <w:sz w:val="21"/>
+        </w:rPr>
+        <w:t>The survey-area-wise workflow means different sections of the same project can progress independently through Checker and Approver sign-off, avoiding bottlenecks where a single large project blocks all work.</w:t>
       </w:r>
     </w:p>
     <w:p>
       <w:pPr>
         <w:pStyle w:val="ListBullet"/>
+        <w:spacing w:after="80" w:before="20"/>
       </w:pPr>
       <w:r>
-        <w:t>Accurate, versioned spatial data: Every edit is tied to a named version (Ver-I, Ver-II, Final); no data is overwritten, enabling full roll-back and side-by-side comparison of any two versions.</w:t>
+        <w:rPr>
+          <w:b/>
+          <w:color w:val="1F5EA8"/>
+          <w:sz w:val="21"/>
+        </w:rPr>
+        <w:t xml:space="preserve">Accurate, versioned spatial data: </w:t>
+      </w:r>
+      <w:r>
+        <w:rPr>
+          <w:color w:val="1A1A2E"/>
+          <w:sz w:val="21"/>
+        </w:rPr>
+        <w:t>Every edit is tied to a named version (Ver-I, Ver-II, Final); no data is overwritten, enabling full roll-back and side-by-side version comparison.</w:t>
       </w:r>
     </w:p>
     <w:p>
       <w:pPr>
         <w:pStyle w:val="ListBullet"/>
+        <w:spacing w:after="80" w:before="20"/>
       </w:pPr>
       <w:r>
-        <w:t>Enforced approval chain: The state machine prevents publication without Checker and Approver sign-off, reducing the risk of unauthorised or incomplete survey data reaching the published layer.</w:t>
+        <w:rPr>
+          <w:b/>
+          <w:color w:val="1F5EA8"/>
+          <w:sz w:val="21"/>
+        </w:rPr>
+        <w:t xml:space="preserve">Enforced approval chain: </w:t>
+      </w:r>
+      <w:r>
+        <w:rPr>
+          <w:color w:val="1A1A2E"/>
+          <w:sz w:val="21"/>
+        </w:rPr>
+        <w:t>The state machine prevents publication without Checker and Approver sign-off, reducing the risk of unauthorised or incomplete surveys entering the public record.</w:t>
       </w:r>
     </w:p>
     <w:p>
       <w:pPr>
         <w:pStyle w:val="ListBullet"/>
+        <w:spacing w:after="80" w:before="20"/>
       </w:pPr>
       <w:r>
-        <w:t>Data integrity through folder locking: Once a survey area is submitted, its entire folder tree is read-only — preventing accidental edits that would invalidate the review already in progress.</w:t>
+        <w:rPr>
+          <w:b/>
+          <w:color w:val="1F5EA8"/>
+          <w:sz w:val="21"/>
+        </w:rPr>
+        <w:t xml:space="preserve">Data integrity through folder locking: </w:t>
+      </w:r>
+      <w:r>
+        <w:rPr>
+          <w:color w:val="1A1A2E"/>
+          <w:sz w:val="21"/>
+        </w:rPr>
+        <w:t>Once a survey area is submitted, its entire folder tree is read-only — preventing concurrent edits that could corrupt the submitted dataset during review.</w:t>
       </w:r>
     </w:p>
     <w:p>
       <w:pPr>
         <w:pStyle w:val="ListBullet"/>
+        <w:spacing w:after="80" w:before="20"/>
       </w:pPr>
       <w:r>
-        <w:t>Data sovereignty and security: All data, including AI inference, remains within DGDE infrastructure. Role-based access and row-level isolation prevent cross-organisation data leakage.</w:t>
+        <w:rPr>
+          <w:b/>
+          <w:color w:val="1F5EA8"/>
+          <w:sz w:val="21"/>
+        </w:rPr>
+        <w:t xml:space="preserve">Strict data sovereignty: </w:t>
+      </w:r>
+      <w:r>
+        <w:rPr>
+          <w:color w:val="1A1A2E"/>
+          <w:sz w:val="21"/>
+        </w:rPr>
+        <w:t>All data, including AI inference and document editing, remains within DGDE infrastructure. Row-level data isolation prevents cross-organisation data leakage. The system runs fully offline after installation on a dedicated secure line.</w:t>
       </w:r>
     </w:p>
     <w:p>
       <w:pPr>
         <w:pStyle w:val="ListBullet"/>
+        <w:spacing w:after="80" w:before="20"/>
       </w:pPr>
       <w:r>
-        <w:t>Reduced GIS software dependency: Buffer analysis, topology checking, feature editing, print-to-PDF, and attribute management — capabilities previously requiring ArcGIS or QGIS licences — are now available to all roles in a standard browser.</w:t>
+        <w:rPr>
+          <w:b/>
+          <w:color w:val="1F5EA8"/>
+          <w:sz w:val="21"/>
+        </w:rPr>
+        <w:t xml:space="preserve">Controlled cross-org collaboration: </w:t>
+      </w:r>
+      <w:r>
+        <w:rPr>
+          <w:color w:val="1A1A2E"/>
+          <w:sz w:val="21"/>
+        </w:rPr>
+        <w:t>The access request mechanism allows DEO offices to formally request and receive read access to specific survey areas from neighbouring CEO/ADEO offices — enabling data sharing without compromising isolation for other areas.</w:t>
       </w:r>
     </w:p>
     <w:p>
       <w:pPr>
         <w:pStyle w:val="ListBullet"/>
+        <w:spacing w:after="80" w:before="20"/>
       </w:pPr>
       <w:r>
-        <w:t>AI-assisted productivity: Automatic document summarisation and report generation reduce the time an Approver needs to review a project from hours to minutes.</w:t>
+        <w:rPr>
+          <w:b/>
+          <w:color w:val="1F5EA8"/>
+          <w:sz w:val="21"/>
+        </w:rPr>
+        <w:t xml:space="preserve">Seamless document workflows: </w:t>
+      </w:r>
+      <w:r>
+        <w:rPr>
+          <w:color w:val="1A1A2E"/>
+          <w:sz w:val="21"/>
+        </w:rPr>
+        <w:t>OnlyOffice integration eliminates the download-edit-re-upload cycle. AI-generated reports open directly in the editor for review, annotation, and sign-off within the same browser tab.</w:t>
       </w:r>
     </w:p>
     <w:p>
       <w:pPr>
         <w:pStyle w:val="ListBullet"/>
+        <w:spacing w:after="80" w:before="20"/>
       </w:pPr>
       <w:r>
-        <w:t>Operational visibility: Prometheus and Grafana dashboards give IT staff real-time insight into system health; the audit log provides a complete chain of custody for every spatial feature.</w:t>
+        <w:rPr>
+          <w:b/>
+          <w:color w:val="1F5EA8"/>
+          <w:sz w:val="21"/>
+        </w:rPr>
+        <w:t xml:space="preserve">Reduced GIS software dependency: </w:t>
+      </w:r>
+      <w:r>
+        <w:rPr>
+          <w:color w:val="1A1A2E"/>
+          <w:sz w:val="21"/>
+        </w:rPr>
+        <w:t>Buffer analysis, topology checking, feature editing, print-to-PDF, and attribute management — capabilities previously requiring ArcGIS licences — are now available in any modern browser.</w:t>
       </w:r>
     </w:p>
     <w:p>
       <w:pPr>
         <w:pStyle w:val="ListBullet"/>
-      </w:pPr>
-      <w:r>
-        <w:t>Low operational overhead: Docker Compose deployment, the smart build script, and the single-command service manager allow a small IT team to maintain the platform with minimal specialised DevOps knowledge.</w:t>
-      </w:r>
-    </w:p>
-    <w:p/>
-    <w:p>
-      <w:pPr>
-        <w:pStyle w:val="Heading1"/>
+        <w:spacing w:after="80" w:before="20"/>
       </w:pPr>
       <w:r>
         <w:rPr>
           <w:b/>
-          <w:color w:val="1A237E"/>
-          <w:sz w:val="28"/>
+          <w:color w:val="1F5EA8"/>
+          <w:sz w:val="21"/>
+        </w:rPr>
+        <w:t xml:space="preserve">AI-assisted productivity: </w:t>
+      </w:r>
+      <w:r>
+        <w:rPr>
+          <w:color w:val="1A1A2E"/>
+          <w:sz w:val="21"/>
+        </w:rPr>
+        <w:t>Automatic document summarisation and report generation reduce the time an Approver needs to review a project from hours to minutes.</w:t>
+      </w:r>
+    </w:p>
+    <w:p>
+      <w:pPr>
+        <w:pStyle w:val="ListBullet"/>
+        <w:spacing w:after="80" w:before="20"/>
+      </w:pPr>
+      <w:r>
+        <w:rPr>
+          <w:b/>
+          <w:color w:val="1F5EA8"/>
+          <w:sz w:val="21"/>
+        </w:rPr>
+        <w:t xml:space="preserve">Low operational overhead: </w:t>
+      </w:r>
+      <w:r>
+        <w:rPr>
+          <w:color w:val="1A1A2E"/>
+          <w:sz w:val="21"/>
+        </w:rPr>
+        <w:t>Docker Compose deployment, smart build script, air-gapped image archive, and single-command service manager allow a small IT team to maintain the platform without specialist DevOps knowledge.</w:t>
+      </w:r>
+    </w:p>
+    <w:p>
+      <w:pPr>
+        <w:spacing w:before="280" w:after="120"/>
+        <w:pBdr>
+          <w:bottom w:val="single" w:sz="6" w:space="1" w:color="0A1E3C"/>
+        </w:pBdr>
+      </w:pPr>
+      <w:r>
+        <w:rPr>
+          <w:b/>
+          <w:color w:val="0A1E3C"/>
+          <w:sz w:val="30"/>
         </w:rPr>
         <w:t>6. Future Scope</w:t>
       </w:r>
     </w:p>
     <w:p>
-      <w:pPr/>
+      <w:pPr>
+        <w:spacing w:after="100" w:before="40"/>
+      </w:pPr>
       <w:r>
+        <w:rPr>
+          <w:color w:val="1A1A2E"/>
+          <w:sz w:val="21"/>
+        </w:rPr>
         <w:t>The current platform provides a strong foundation for defence estate management. The following enhancements are planned or recommended for future iterations:</w:t>
       </w:r>
     </w:p>
     <w:p>
       <w:pPr>
         <w:pStyle w:val="ListBullet"/>
+        <w:spacing w:after="80" w:before="20"/>
       </w:pPr>
       <w:r>
-        <w:t>Mobile field surveying app: A Progressive Web App (PWA) or React Native client for GPS-assisted feature capture in the field with offline sync on reconnection.</w:t>
+        <w:rPr>
+          <w:b/>
+          <w:color w:val="4A6A00"/>
+          <w:sz w:val="21"/>
+        </w:rPr>
+        <w:t xml:space="preserve">Mobile field surveying app: </w:t>
+      </w:r>
+      <w:r>
+        <w:rPr>
+          <w:color w:val="1A1A2E"/>
+          <w:sz w:val="21"/>
+        </w:rPr>
+        <w:t>A Progressive Web App (PWA) or React Native client for GPS-assisted feature capture in the field with offline sync on reconnection.</w:t>
       </w:r>
     </w:p>
     <w:p>
       <w:pPr>
         <w:pStyle w:val="ListBullet"/>
+        <w:spacing w:after="80" w:before="20"/>
       </w:pPr>
       <w:r>
-        <w:t>Automated boundary dispute detection: Cross-project spatial analysis to flag when newly submitted features overlap with PUBLISHED features from other projects.</w:t>
+        <w:rPr>
+          <w:b/>
+          <w:color w:val="4A6A00"/>
+          <w:sz w:val="21"/>
+        </w:rPr>
+        <w:t xml:space="preserve">HTTPS with internal CA: </w:t>
+      </w:r>
+      <w:r>
+        <w:rPr>
+          <w:color w:val="1A1A2E"/>
+          <w:sz w:val="21"/>
+        </w:rPr>
+        <w:t>Activate Nginx TLS using a DGDE internal Certificate Authority certificate. The docker-compose "https" profile and certbot service are already prepared.</w:t>
       </w:r>
     </w:p>
     <w:p>
       <w:pPr>
         <w:pStyle w:val="ListBullet"/>
+        <w:spacing w:after="80" w:before="20"/>
       </w:pPr>
       <w:r>
-        <w:t>Advanced AI integration: Fine-tuning the local LLM on historical DGDE survey documents for domain-specific accuracy; adding vision models to auto-extract data from scanned maps.</w:t>
+        <w:rPr>
+          <w:b/>
+          <w:color w:val="4A6A00"/>
+          <w:sz w:val="21"/>
+        </w:rPr>
+        <w:t xml:space="preserve">Prometheus / Grafana dashboards: </w:t>
+      </w:r>
+      <w:r>
+        <w:rPr>
+          <w:color w:val="1A1A2E"/>
+          <w:sz w:val="21"/>
+        </w:rPr>
+        <w:t>Configure Prometheus scrape targets and import DGDE-specific Grafana dashboards for request rates, error rates, PostGIS query counts, and Celery queue depth.</w:t>
       </w:r>
     </w:p>
     <w:p>
       <w:pPr>
         <w:pStyle w:val="ListBullet"/>
+        <w:spacing w:after="80" w:before="20"/>
       </w:pPr>
       <w:r>
-        <w:t>3D terrain and elevation overlay: Integration of SRTM/Cartosat DEM data for 3D map views and slope/aspect analysis using Cesium.js or OpenLayers 3D extension.</w:t>
+        <w:rPr>
+          <w:b/>
+          <w:color w:val="4A6A00"/>
+          <w:sz w:val="21"/>
+        </w:rPr>
+        <w:t xml:space="preserve">Automated boundary dispute detection: </w:t>
+      </w:r>
+      <w:r>
+        <w:rPr>
+          <w:color w:val="1A1A2E"/>
+          <w:sz w:val="21"/>
+        </w:rPr>
+        <w:t>Cross-project spatial analysis to flag when newly submitted features overlap with PUBLISHED features from other organisations — surfaced as a pre-submission check.</w:t>
       </w:r>
     </w:p>
     <w:p>
       <w:pPr>
         <w:pStyle w:val="ListBullet"/>
+        <w:spacing w:after="80" w:before="20"/>
       </w:pPr>
       <w:r>
-        <w:t>Real-time collaborative editing: WebSocket-based concurrent feature editing with conflict resolution, enabling multiple surveyors to work on the same area simultaneously.</w:t>
+        <w:rPr>
+          <w:b/>
+          <w:color w:val="4A6A00"/>
+          <w:sz w:val="21"/>
+        </w:rPr>
+        <w:t xml:space="preserve">Advanced AI integration: </w:t>
+      </w:r>
+      <w:r>
+        <w:rPr>
+          <w:color w:val="1A1A2E"/>
+          <w:sz w:val="21"/>
+        </w:rPr>
+        <w:t>Fine-tuning the local LLM on historical DGDE survey documents for domain-specific accuracy; adding vision models to auto-extract parcel boundaries from scanned paper maps.</w:t>
       </w:r>
     </w:p>
     <w:p>
       <w:pPr>
         <w:pStyle w:val="ListBullet"/>
+        <w:spacing w:after="80" w:before="20"/>
       </w:pPr>
       <w:r>
-        <w:t>National land registry integration: REST API connectors to DILRMP (Digital India Land Records Modernisation Programme) for cross-referencing defence parcel boundaries.</w:t>
+        <w:rPr>
+          <w:b/>
+          <w:color w:val="4A6A00"/>
+          <w:sz w:val="21"/>
+        </w:rPr>
+        <w:t xml:space="preserve">Admin boundary data load: </w:t>
+      </w:r>
+      <w:r>
+        <w:rPr>
+          <w:color w:val="1A1A2E"/>
+          <w:sz w:val="21"/>
+        </w:rPr>
+        <w:t>Import state, district, taluk, and village shapefiles into the master data tables to enable spatial filtering and boundary overlay on the map.</w:t>
       </w:r>
     </w:p>
     <w:p>
       <w:pPr>
         <w:pStyle w:val="ListBullet"/>
+        <w:spacing w:after="80" w:before="20"/>
       </w:pPr>
       <w:r>
-        <w:t>Multi-language UI: Localisation into Hindi and regional languages (Tamil, Telugu, Bengali, etc.) to support field staff across different states.</w:t>
+        <w:rPr>
+          <w:b/>
+          <w:color w:val="4A6A00"/>
+          <w:sz w:val="21"/>
+        </w:rPr>
+        <w:t xml:space="preserve">3D terrain and elevation overlay: </w:t>
+      </w:r>
+      <w:r>
+        <w:rPr>
+          <w:color w:val="1A1A2E"/>
+          <w:sz w:val="21"/>
+        </w:rPr>
+        <w:t>Integration of SRTM/Cartosat DEM data for 3D map views and slope/aspect analysis using Cesium.js or OpenLayers 3D extensions.</w:t>
       </w:r>
     </w:p>
     <w:p>
       <w:pPr>
         <w:pStyle w:val="ListBullet"/>
+        <w:spacing w:after="80" w:before="20"/>
       </w:pPr>
       <w:r>
-        <w:t>PKI / smart-card authentication: Integration with DGDE's internal PKI for mutual TLS client certificate login, replacing password-based authentication.</w:t>
+        <w:rPr>
+          <w:b/>
+          <w:color w:val="4A6A00"/>
+          <w:sz w:val="21"/>
+        </w:rPr>
+        <w:t xml:space="preserve">Real-time collaborative editing: </w:t>
+      </w:r>
+      <w:r>
+        <w:rPr>
+          <w:color w:val="1A1A2E"/>
+          <w:sz w:val="21"/>
+        </w:rPr>
+        <w:t>WebSocket-based concurrent feature editing with conflict resolution, enabling multiple surveyors to work on the same project simultaneously.</w:t>
       </w:r>
     </w:p>
     <w:p>
       <w:pPr>
         <w:pStyle w:val="ListBullet"/>
+        <w:spacing w:after="80" w:before="20"/>
       </w:pPr>
       <w:r>
-        <w:t>Automated disaster-recovery backups: Scheduled encrypted PostgreSQL dumps pushed to NIC Meghraj cloud object storage for off-site recovery without manual intervention.</w:t>
+        <w:rPr>
+          <w:b/>
+          <w:color w:val="4A6A00"/>
+          <w:sz w:val="21"/>
+        </w:rPr>
+        <w:t xml:space="preserve">National land registry integration: </w:t>
+      </w:r>
+      <w:r>
+        <w:rPr>
+          <w:color w:val="1A1A2E"/>
+          <w:sz w:val="21"/>
+        </w:rPr>
+        <w:t>REST API connectors to DILRMP (Digital India Land Records Modernisation Programme) for cross-referencing defence parcels against state revenue records.</w:t>
       </w:r>
     </w:p>
     <w:p>
       <w:pPr>
         <w:pStyle w:val="ListBullet"/>
+        <w:spacing w:after="80" w:before="20"/>
       </w:pPr>
       <w:r>
-        <w:t>Regulatory report automation: Pre-built report templates that automatically compile survey statistics, ownership summaries, and encroachment analysis into Ministry-ready PDF formats.</w:t>
+        <w:rPr>
+          <w:b/>
+          <w:color w:val="4A6A00"/>
+          <w:sz w:val="21"/>
+        </w:rPr>
+        <w:t xml:space="preserve">Multi-language UI: </w:t>
+      </w:r>
+      <w:r>
+        <w:rPr>
+          <w:color w:val="1A1A2E"/>
+          <w:sz w:val="21"/>
+        </w:rPr>
+        <w:t>Localisation into Hindi and regional languages (Tamil, Telugu, Bengali, etc.) to support field staff across different states.</w:t>
+      </w:r>
+    </w:p>
+    <w:p>
+      <w:pPr>
+        <w:pStyle w:val="ListBullet"/>
+        <w:spacing w:after="80" w:before="20"/>
+      </w:pPr>
+      <w:r>
+        <w:rPr>
+          <w:b/>
+          <w:color w:val="4A6A00"/>
+          <w:sz w:val="21"/>
+        </w:rPr>
+        <w:t xml:space="preserve">PKI / smart-card authentication: </w:t>
+      </w:r>
+      <w:r>
+        <w:rPr>
+          <w:color w:val="1A1A2E"/>
+          <w:sz w:val="21"/>
+        </w:rPr>
+        <w:t>Integration with DGDE's internal PKI for mutual TLS client certificate login, replacing password-based authentication for high-security operations.</w:t>
+      </w:r>
+    </w:p>
+    <w:p>
+      <w:pPr>
+        <w:pStyle w:val="ListBullet"/>
+        <w:spacing w:after="80" w:before="20"/>
+      </w:pPr>
+      <w:r>
+        <w:rPr>
+          <w:b/>
+          <w:color w:val="4A6A00"/>
+          <w:sz w:val="21"/>
+        </w:rPr>
+        <w:t xml:space="preserve">Automated disaster-recovery backups: </w:t>
+      </w:r>
+      <w:r>
+        <w:rPr>
+          <w:color w:val="1A1A2E"/>
+          <w:sz w:val="21"/>
+        </w:rPr>
+        <w:t>Scheduled encrypted PostgreSQL dumps with automated rotation and optional push to NIC Meghraj cloud object storage for off-site recovery.</w:t>
+      </w:r>
+    </w:p>
+    <w:p>
+      <w:pPr>
+        <w:pStyle w:val="ListBullet"/>
+        <w:spacing w:after="80" w:before="20"/>
+      </w:pPr>
+      <w:r>
+        <w:rPr>
+          <w:b/>
+          <w:color w:val="4A6A00"/>
+          <w:sz w:val="21"/>
+        </w:rPr>
+        <w:t xml:space="preserve">Regulatory report automation: </w:t>
+      </w:r>
+      <w:r>
+        <w:rPr>
+          <w:color w:val="1A1A2E"/>
+          <w:sz w:val="21"/>
+        </w:rPr>
+        <w:t>Pre-built report templates that automatically compile survey statistics, ownership summaries, and encroachment analysis into ministry-prescribed formats.</w:t>
       </w:r>
     </w:p>
     <w:p/>
     <w:p>
       <w:pPr>
+        <w:pBdr>
+          <w:top w:val="single" w:sz="6" w:space="1" w:color="0A1E3C"/>
+        </w:pBdr>
+      </w:pPr>
+    </w:p>
+    <w:p>
+      <w:pPr>
+        <w:spacing w:before="80"/>
         <w:jc w:val="center"/>
       </w:pPr>
       <w:r>
         <w:rPr>
-          <w:color w:val="666666"/>
-          <w:sz w:val="18"/>
+          <w:color w:val="555555"/>
+          <w:sz w:val="17"/>
         </w:rPr>
-        <w:t>RakshaGIS — Defence Estate GIS Survey Platform  |  Prepared: 26 May 2026  |  DGDE, Government of India  |  CONFIDENTIAL</w:t>
+        <w:t>RakshaGIS — Defence Estate GIS Survey Platform  |  Prepared: 29 May 2026  |  DGDE, Government of India  |  CONFIDENTIAL</w:t>
       </w:r>
     </w:p>
     <w:sectPr>

--- a/RakshaGIS_Project_WriteUp.docx
+++ b/RakshaGIS_Project_WriteUp.docx
@@ -61,7 +61,7 @@
           <w:color w:val="555555"/>
           <w:sz w:val="20"/>
         </w:rPr>
-        <w:t>May 2026</w:t>
+        <w:t>June 2026</w:t>
       </w:r>
     </w:p>
     <w:p>
@@ -3155,7 +3155,7 @@
           <w:color w:val="0A1E3C"/>
           <w:sz w:val="30"/>
         </w:rPr>
-        <w:t>6. Future Scope</w:t>
+        <w:t>6. Roadmap &amp; Future Scope</w:t>
       </w:r>
     </w:p>
     <w:p>
@@ -3167,7 +3167,243 @@
           <w:color w:val="1A1A2E"/>
           <w:sz w:val="21"/>
         </w:rPr>
-        <w:t>The current platform provides a strong foundation for defence estate management. The following enhancements are planned or recommended for future iterations:</w:t>
+        <w:t>Several items originally identified as future scope have since been delivered. The platform status is summarised below, followed by the enhancements that remain planned for future iterations.</w:t>
+      </w:r>
+    </w:p>
+    <w:p>
+      <w:pPr>
+        <w:spacing w:before="160" w:after="120"/>
+      </w:pPr>
+      <w:r>
+        <w:rPr>
+          <w:b/>
+          <w:color w:val="1F5EA8"/>
+          <w:sz w:val="24"/>
+        </w:rPr>
+        <w:t>6.1  Delivered Since Initial Scope</w:t>
+      </w:r>
+    </w:p>
+    <w:p>
+      <w:pPr>
+        <w:pStyle w:val="ListBullet"/>
+        <w:spacing w:after="80" w:before="20"/>
+      </w:pPr>
+      <w:r>
+        <w:rPr>
+          <w:b/>
+          <w:color w:val="4A6A00"/>
+          <w:sz w:val="21"/>
+        </w:rPr>
+        <w:t xml:space="preserve">HTTPS with internal CA: </w:t>
+      </w:r>
+      <w:r>
+        <w:rPr>
+          <w:color w:val="1A1A2E"/>
+          <w:sz w:val="21"/>
+        </w:rPr>
+        <w:t>Nginx TLS is wired up: the docker-compose "https" profile and certbot service are in place; activate by supplying the DGDE internal Certificate Authority certificate.</w:t>
+      </w:r>
+    </w:p>
+    <w:p>
+      <w:pPr>
+        <w:pStyle w:val="ListBullet"/>
+        <w:spacing w:after="80" w:before="20"/>
+      </w:pPr>
+      <w:r>
+        <w:rPr>
+          <w:b/>
+          <w:color w:val="4A6A00"/>
+          <w:sz w:val="21"/>
+        </w:rPr>
+        <w:t xml:space="preserve">Prometheus / Grafana monitoring: </w:t>
+      </w:r>
+      <w:r>
+        <w:rPr>
+          <w:color w:val="1A1A2E"/>
+          <w:sz w:val="21"/>
+        </w:rPr>
+        <w:t>django-prometheus exposes metrics at /metrics/; Prometheus v2.55 and Grafana 11.4 ship in the "monitoring" profile. Import of DGDE-specific dashboards is the remaining step.</w:t>
+      </w:r>
+    </w:p>
+    <w:p>
+      <w:pPr>
+        <w:pStyle w:val="ListBullet"/>
+        <w:spacing w:after="80" w:before="20"/>
+      </w:pPr>
+      <w:r>
+        <w:rPr>
+          <w:b/>
+          <w:color w:val="4A6A00"/>
+          <w:sz w:val="21"/>
+        </w:rPr>
+        <w:t xml:space="preserve">Automated boundary dispute detection: </w:t>
+      </w:r>
+      <w:r>
+        <w:rPr>
+          <w:color w:val="1A1A2E"/>
+          <w:sz w:val="21"/>
+        </w:rPr>
+        <w:t>Implemented as a pre-submission check: a PostGIS overlap query flags newly submitted features that intersect PUBLISHED features from other organisations and records a DisputeReport.</w:t>
+      </w:r>
+    </w:p>
+    <w:p>
+      <w:pPr>
+        <w:pStyle w:val="ListBullet"/>
+        <w:spacing w:after="80" w:before="20"/>
+      </w:pPr>
+      <w:r>
+        <w:rPr>
+          <w:b/>
+          <w:color w:val="4A6A00"/>
+          <w:sz w:val="21"/>
+        </w:rPr>
+        <w:t xml:space="preserve">Advanced AI integration: </w:t>
+      </w:r>
+      <w:r>
+        <w:rPr>
+          <w:color w:val="1A1A2E"/>
+          <w:sz w:val="21"/>
+        </w:rPr>
+        <w:t>Parcel boundaries are auto-extracted from GeoTIFFs and scanned maps (classical GIS pipeline + AI vision pipeline) with best-effort Survey-Number OCR; local-LLM training-export and DGDE-expert model creation tooling is included for fine-tuning.</w:t>
+      </w:r>
+    </w:p>
+    <w:p>
+      <w:pPr>
+        <w:pStyle w:val="ListBullet"/>
+        <w:spacing w:after="80" w:before="20"/>
+      </w:pPr>
+      <w:r>
+        <w:rPr>
+          <w:b/>
+          <w:color w:val="4A6A00"/>
+          <w:sz w:val="21"/>
+        </w:rPr>
+        <w:t xml:space="preserve">Admin boundary data load: </w:t>
+      </w:r>
+      <w:r>
+        <w:rPr>
+          <w:color w:val="1A1A2E"/>
+          <w:sz w:val="21"/>
+        </w:rPr>
+        <w:t>State, district, taluk and village master tables with shapefile import enable spatial filtering and boundary overlay on the map.</w:t>
+      </w:r>
+    </w:p>
+    <w:p>
+      <w:pPr>
+        <w:pStyle w:val="ListBullet"/>
+        <w:spacing w:after="80" w:before="20"/>
+      </w:pPr>
+      <w:r>
+        <w:rPr>
+          <w:b/>
+          <w:color w:val="4A6A00"/>
+          <w:sz w:val="21"/>
+        </w:rPr>
+        <w:t xml:space="preserve">3D terrain and elevation overlay: </w:t>
+      </w:r>
+      <w:r>
+        <w:rPr>
+          <w:color w:val="1A1A2E"/>
+          <w:sz w:val="21"/>
+        </w:rPr>
+        <w:t>A Cesium 3D viewer provides elevation query, profile and slope analysis over SRTM/Cartosat DEM, with survey features and external layers draped on the terrain.</w:t>
+      </w:r>
+    </w:p>
+    <w:p>
+      <w:pPr>
+        <w:pStyle w:val="ListBullet"/>
+        <w:spacing w:after="80" w:before="20"/>
+      </w:pPr>
+      <w:r>
+        <w:rPr>
+          <w:b/>
+          <w:color w:val="4A6A00"/>
+          <w:sz w:val="21"/>
+        </w:rPr>
+        <w:t xml:space="preserve">Real-time collaborative editing: </w:t>
+      </w:r>
+      <w:r>
+        <w:rPr>
+          <w:color w:val="1A1A2E"/>
+          <w:sz w:val="21"/>
+        </w:rPr>
+        <w:t>WebSocket-based concurrent editing (Django Channels / Daphne) with live presence lets multiple surveyors work on the same project simultaneously.</w:t>
+      </w:r>
+    </w:p>
+    <w:p>
+      <w:pPr>
+        <w:pStyle w:val="ListBullet"/>
+        <w:spacing w:after="80" w:before="20"/>
+      </w:pPr>
+      <w:r>
+        <w:rPr>
+          <w:b/>
+          <w:color w:val="4A6A00"/>
+          <w:sz w:val="21"/>
+        </w:rPr>
+        <w:t xml:space="preserve">Multi-language UI: </w:t>
+      </w:r>
+      <w:r>
+        <w:rPr>
+          <w:color w:val="1A1A2E"/>
+          <w:sz w:val="21"/>
+        </w:rPr>
+        <w:t>Localised into English, Hindi, Tamil, Telugu, Bengali, Kannada and Marathi.</w:t>
+      </w:r>
+    </w:p>
+    <w:p>
+      <w:pPr>
+        <w:pStyle w:val="ListBullet"/>
+        <w:spacing w:after="80" w:before="20"/>
+      </w:pPr>
+      <w:r>
+        <w:rPr>
+          <w:b/>
+          <w:color w:val="4A6A00"/>
+          <w:sz w:val="21"/>
+        </w:rPr>
+        <w:t xml:space="preserve">Automated disaster-recovery backups: </w:t>
+      </w:r>
+      <w:r>
+        <w:rPr>
+          <w:color w:val="1A1A2E"/>
+          <w:sz w:val="21"/>
+        </w:rPr>
+        <w:t>Scheduled, encrypted PostgreSQL dumps with automated rotation are in place (off-site replication to NIC Meghraj remains optional/pending).</w:t>
+      </w:r>
+    </w:p>
+    <w:p>
+      <w:pPr>
+        <w:pStyle w:val="ListBullet"/>
+        <w:spacing w:after="80" w:before="20"/>
+      </w:pPr>
+      <w:r>
+        <w:rPr>
+          <w:b/>
+          <w:color w:val="4A6A00"/>
+          <w:sz w:val="21"/>
+        </w:rPr>
+        <w:t xml:space="preserve">Regulatory reporting: </w:t>
+      </w:r>
+      <w:r>
+        <w:rPr>
+          <w:color w:val="1A1A2E"/>
+          <w:sz w:val="21"/>
+        </w:rPr>
+        <w:t>Survey-area report generation (.docx, editable in OnlyOffice) and proximity / encroachment analysis reports are delivered; ministry-prescribed template formats are in progress.</w:t>
+      </w:r>
+    </w:p>
+    <w:p>
+      <w:pPr>
+        <w:spacing w:before="160" w:after="120"/>
+      </w:pPr>
+      <w:r>
+        <w:rPr>
+          <w:b/>
+          <w:color w:val="1F5EA8"/>
+          <w:sz w:val="24"/>
+        </w:rPr>
+        <w:t>6.2  Planned for Future Iterations</w:t>
       </w:r>
     </w:p>
     <w:p>
@@ -3202,153 +3438,6 @@
           <w:color w:val="4A6A00"/>
           <w:sz w:val="21"/>
         </w:rPr>
-        <w:t xml:space="preserve">HTTPS with internal CA: </w:t>
-      </w:r>
-      <w:r>
-        <w:rPr>
-          <w:color w:val="1A1A2E"/>
-          <w:sz w:val="21"/>
-        </w:rPr>
-        <w:t>Activate Nginx TLS using a DGDE internal Certificate Authority certificate. The docker-compose "https" profile and certbot service are already prepared.</w:t>
-      </w:r>
-    </w:p>
-    <w:p>
-      <w:pPr>
-        <w:pStyle w:val="ListBullet"/>
-        <w:spacing w:after="80" w:before="20"/>
-      </w:pPr>
-      <w:r>
-        <w:rPr>
-          <w:b/>
-          <w:color w:val="4A6A00"/>
-          <w:sz w:val="21"/>
-        </w:rPr>
-        <w:t xml:space="preserve">Prometheus / Grafana dashboards: </w:t>
-      </w:r>
-      <w:r>
-        <w:rPr>
-          <w:color w:val="1A1A2E"/>
-          <w:sz w:val="21"/>
-        </w:rPr>
-        <w:t>Configure Prometheus scrape targets and import DGDE-specific Grafana dashboards for request rates, error rates, PostGIS query counts, and Celery queue depth.</w:t>
-      </w:r>
-    </w:p>
-    <w:p>
-      <w:pPr>
-        <w:pStyle w:val="ListBullet"/>
-        <w:spacing w:after="80" w:before="20"/>
-      </w:pPr>
-      <w:r>
-        <w:rPr>
-          <w:b/>
-          <w:color w:val="4A6A00"/>
-          <w:sz w:val="21"/>
-        </w:rPr>
-        <w:t xml:space="preserve">Automated boundary dispute detection: </w:t>
-      </w:r>
-      <w:r>
-        <w:rPr>
-          <w:color w:val="1A1A2E"/>
-          <w:sz w:val="21"/>
-        </w:rPr>
-        <w:t>Cross-project spatial analysis to flag when newly submitted features overlap with PUBLISHED features from other organisations — surfaced as a pre-submission check.</w:t>
-      </w:r>
-    </w:p>
-    <w:p>
-      <w:pPr>
-        <w:pStyle w:val="ListBullet"/>
-        <w:spacing w:after="80" w:before="20"/>
-      </w:pPr>
-      <w:r>
-        <w:rPr>
-          <w:b/>
-          <w:color w:val="4A6A00"/>
-          <w:sz w:val="21"/>
-        </w:rPr>
-        <w:t xml:space="preserve">Advanced AI integration: </w:t>
-      </w:r>
-      <w:r>
-        <w:rPr>
-          <w:color w:val="1A1A2E"/>
-          <w:sz w:val="21"/>
-        </w:rPr>
-        <w:t>Fine-tuning the local LLM on historical DGDE survey documents for domain-specific accuracy; adding vision models to auto-extract parcel boundaries from scanned paper maps.</w:t>
-      </w:r>
-    </w:p>
-    <w:p>
-      <w:pPr>
-        <w:pStyle w:val="ListBullet"/>
-        <w:spacing w:after="80" w:before="20"/>
-      </w:pPr>
-      <w:r>
-        <w:rPr>
-          <w:b/>
-          <w:color w:val="4A6A00"/>
-          <w:sz w:val="21"/>
-        </w:rPr>
-        <w:t xml:space="preserve">Admin boundary data load: </w:t>
-      </w:r>
-      <w:r>
-        <w:rPr>
-          <w:color w:val="1A1A2E"/>
-          <w:sz w:val="21"/>
-        </w:rPr>
-        <w:t>Import state, district, taluk, and village shapefiles into the master data tables to enable spatial filtering and boundary overlay on the map.</w:t>
-      </w:r>
-    </w:p>
-    <w:p>
-      <w:pPr>
-        <w:pStyle w:val="ListBullet"/>
-        <w:spacing w:after="80" w:before="20"/>
-      </w:pPr>
-      <w:r>
-        <w:rPr>
-          <w:b/>
-          <w:color w:val="4A6A00"/>
-          <w:sz w:val="21"/>
-        </w:rPr>
-        <w:t xml:space="preserve">3D terrain and elevation overlay: </w:t>
-      </w:r>
-      <w:r>
-        <w:rPr>
-          <w:color w:val="1A1A2E"/>
-          <w:sz w:val="21"/>
-        </w:rPr>
-        <w:t>Integration of SRTM/Cartosat DEM data for 3D map views and slope/aspect analysis using Cesium.js or OpenLayers 3D extensions.</w:t>
-      </w:r>
-    </w:p>
-    <w:p>
-      <w:pPr>
-        <w:pStyle w:val="ListBullet"/>
-        <w:spacing w:after="80" w:before="20"/>
-      </w:pPr>
-      <w:r>
-        <w:rPr>
-          <w:b/>
-          <w:color w:val="4A6A00"/>
-          <w:sz w:val="21"/>
-        </w:rPr>
-        <w:t xml:space="preserve">Real-time collaborative editing: </w:t>
-      </w:r>
-      <w:r>
-        <w:rPr>
-          <w:color w:val="1A1A2E"/>
-          <w:sz w:val="21"/>
-        </w:rPr>
-        <w:t>WebSocket-based concurrent feature editing with conflict resolution, enabling multiple surveyors to work on the same project simultaneously.</w:t>
-      </w:r>
-    </w:p>
-    <w:p>
-      <w:pPr>
-        <w:pStyle w:val="ListBullet"/>
-        <w:spacing w:after="80" w:before="20"/>
-      </w:pPr>
-      <w:r>
-        <w:rPr>
-          <w:b/>
-          <w:color w:val="4A6A00"/>
-          <w:sz w:val="21"/>
-        </w:rPr>
         <w:t xml:space="preserve">National land registry integration: </w:t>
       </w:r>
       <w:r>
@@ -3357,27 +3446,6 @@
           <w:sz w:val="21"/>
         </w:rPr>
         <w:t>REST API connectors to DILRMP (Digital India Land Records Modernisation Programme) for cross-referencing defence parcels against state revenue records.</w:t>
-      </w:r>
-    </w:p>
-    <w:p>
-      <w:pPr>
-        <w:pStyle w:val="ListBullet"/>
-        <w:spacing w:after="80" w:before="20"/>
-      </w:pPr>
-      <w:r>
-        <w:rPr>
-          <w:b/>
-          <w:color w:val="4A6A00"/>
-          <w:sz w:val="21"/>
-        </w:rPr>
-        <w:t xml:space="preserve">Multi-language UI: </w:t>
-      </w:r>
-      <w:r>
-        <w:rPr>
-          <w:color w:val="1A1A2E"/>
-          <w:sz w:val="21"/>
-        </w:rPr>
-        <w:t>Localisation into Hindi and regional languages (Tamil, Telugu, Bengali, etc.) to support field staff across different states.</w:t>
       </w:r>
     </w:p>
     <w:p>
@@ -3398,7 +3466,7 @@
           <w:color w:val="1A1A2E"/>
           <w:sz w:val="21"/>
         </w:rPr>
-        <w:t>Integration with DGDE's internal PKI for mutual TLS client certificate login, replacing password-based authentication for high-security operations.</w:t>
+        <w:t>Integration with DGDE's internal PKI for mutual TLS client-certificate login, replacing password-based authentication for high-security operations.</w:t>
       </w:r>
     </w:p>
     <w:p>
@@ -3412,14 +3480,14 @@
           <w:color w:val="4A6A00"/>
           <w:sz w:val="21"/>
         </w:rPr>
-        <w:t xml:space="preserve">Automated disaster-recovery backups: </w:t>
+        <w:t xml:space="preserve">Off-site backup replication: </w:t>
       </w:r>
       <w:r>
         <w:rPr>
           <w:color w:val="1A1A2E"/>
           <w:sz w:val="21"/>
         </w:rPr>
-        <w:t>Scheduled encrypted PostgreSQL dumps with automated rotation and optional push to NIC Meghraj cloud object storage for off-site recovery.</w:t>
+        <w:t>Automated push of encrypted backups to NIC Meghraj cloud object storage for off-site recovery, extending the existing local encrypted-backup rotation.</w:t>
       </w:r>
     </w:p>
     <w:p>
@@ -3433,14 +3501,14 @@
           <w:color w:val="4A6A00"/>
           <w:sz w:val="21"/>
         </w:rPr>
-        <w:t xml:space="preserve">Regulatory report automation: </w:t>
+        <w:t xml:space="preserve">Ministry-format report templates: </w:t>
       </w:r>
       <w:r>
         <w:rPr>
           <w:color w:val="1A1A2E"/>
           <w:sz w:val="21"/>
         </w:rPr>
-        <w:t>Pre-built report templates that automatically compile survey statistics, ownership summaries, and encroachment analysis into ministry-prescribed formats.</w:t>
+        <w:t>Pre-built templates that compile survey statistics, ownership summaries and encroachment analysis into ministry-prescribed formats, building on the current reporting engine.</w:t>
       </w:r>
     </w:p>
     <w:p/>
@@ -3461,7 +3529,7 @@
           <w:color w:val="555555"/>
           <w:sz w:val="17"/>
         </w:rPr>
-        <w:t>RakshaGIS — Defence Estate GIS Survey Platform  |  Prepared: 29 May 2026  |  DGDE, Government of India  |  CONFIDENTIAL</w:t>
+        <w:t>RakshaGIS — Defence Estate GIS Survey Platform  |  Prepared: 03 June 2026  |  DGDE, Government of India  |  CONFIDENTIAL</w:t>
       </w:r>
     </w:p>
     <w:sectPr>

--- a/RakshaGIS_Project_WriteUp.docx
+++ b/RakshaGIS_Project_WriteUp.docx
@@ -1344,7 +1344,317 @@
           <w:color w:val="1F5EA8"/>
           <w:sz w:val="24"/>
         </w:rPr>
-        <w:t>3.9  UI Themes</w:t>
+        <w:t>3.9  External Data Layers</w:t>
+      </w:r>
+    </w:p>
+    <w:p>
+      <w:pPr>
+        <w:spacing w:after="100" w:before="40"/>
+      </w:pPr>
+      <w:r>
+        <w:rPr>
+          <w:color w:val="1A1A2E"/>
+          <w:sz w:val="21"/>
+        </w:rPr>
+        <w:t>RakshaGIS supports two types of externally-sourced read-only layers, both accessible from the map toolbar's Layers &amp; Tools panel.</w:t>
+      </w:r>
+    </w:p>
+    <w:p>
+      <w:pPr>
+        <w:spacing w:before="160" w:after="120"/>
+      </w:pPr>
+      <w:r>
+        <w:rPr>
+          <w:b/>
+          <w:color w:val="4A6A00"/>
+          <w:sz w:val="22"/>
+        </w:rPr>
+        <w:t>3.9a  External Database Layers (SuperAdmin)</w:t>
+      </w:r>
+    </w:p>
+    <w:p>
+      <w:pPr>
+        <w:pStyle w:val="ListBullet"/>
+        <w:spacing w:after="60" w:before="20"/>
+      </w:pPr>
+      <w:r>
+        <w:rPr>
+          <w:color w:val="1A1A2E"/>
+          <w:sz w:val="21"/>
+        </w:rPr>
+        <w:t>Renders geometry queried live from a separate PostgreSQL/PostGIS database (e.g. DGDE operational DB) without copying data into RakshaGIS. Uses psycopg2 for direct queries; returns GeoJSON.</w:t>
+      </w:r>
+    </w:p>
+    <w:p>
+      <w:pPr>
+        <w:pStyle w:val="ListBullet"/>
+        <w:spacing w:after="60" w:before="20"/>
+      </w:pPr>
+      <w:r>
+        <w:rPr>
+          <w:color w:val="1A1A2E"/>
+          <w:sz w:val="21"/>
+        </w:rPr>
+        <w:t>Org-level row filtering: DGDE/SUPERADMIN see all rows; PDDE/DEO/CEO/ADEO see only rows matching their office code.</w:t>
+      </w:r>
+    </w:p>
+    <w:p>
+      <w:pPr>
+        <w:pStyle w:val="ListBullet"/>
+        <w:spacing w:after="60" w:before="20"/>
+      </w:pPr>
+      <w:r>
+        <w:rPr>
+          <w:color w:val="1A1A2E"/>
+          <w:sz w:val="21"/>
+        </w:rPr>
+        <w:t>Per-layer styling: stroke, fill colour/opacity, QGIS-style fill patterns, and thematic (classification) colouring.</w:t>
+      </w:r>
+    </w:p>
+    <w:p>
+      <w:pPr>
+        <w:pStyle w:val="ListBullet"/>
+        <w:spacing w:after="60" w:before="20"/>
+      </w:pPr>
+      <w:r>
+        <w:rPr>
+          <w:color w:val="1A1A2E"/>
+          <w:sz w:val="21"/>
+        </w:rPr>
+        <w:t>Viewport (bbox) spatial filtering to avoid loading unnecessary geometry for large tables.</w:t>
+      </w:r>
+    </w:p>
+    <w:p>
+      <w:pPr>
+        <w:pStyle w:val="ListBullet"/>
+        <w:spacing w:after="60" w:before="20"/>
+      </w:pPr>
+      <w:r>
+        <w:rPr>
+          <w:color w:val="1A1A2E"/>
+          <w:sz w:val="21"/>
+        </w:rPr>
+        <w:t>Configuration via Settings → External Data (SuperAdmin only): add DB connection, register table as a layer, set filter fields, refresh feature count and bounding box.</w:t>
+      </w:r>
+    </w:p>
+    <w:p>
+      <w:pPr>
+        <w:spacing w:before="160" w:after="120"/>
+      </w:pPr>
+      <w:r>
+        <w:rPr>
+          <w:b/>
+          <w:color w:val="4A6A00"/>
+          <w:sz w:val="22"/>
+        </w:rPr>
+        <w:t>3.9b  GIS Server Layers (All Users)</w:t>
+      </w:r>
+    </w:p>
+    <w:p>
+      <w:pPr>
+        <w:spacing w:after="100" w:before="40"/>
+      </w:pPr>
+      <w:r>
+        <w:rPr>
+          <w:color w:val="1A1A2E"/>
+          <w:sz w:val="21"/>
+        </w:rPr>
+        <w:t>Any authenticated user can register external GIS servers and add layers from them. This enables field offices to consume their own WMS/WFS/ArcGIS services without requiring SuperAdmin involvement.</w:t>
+      </w:r>
+    </w:p>
+    <w:p>
+      <w:pPr>
+        <w:pStyle w:val="ListBullet"/>
+        <w:spacing w:after="60" w:before="20"/>
+      </w:pPr>
+      <w:r>
+        <w:rPr>
+          <w:color w:val="1A1A2E"/>
+          <w:sz w:val="21"/>
+        </w:rPr>
+        <w:t>Supported protocols: WMS, WMTS, WFS, ArcGIS Map Service, ArcGIS Feature Service, XYZ tile layers.</w:t>
+      </w:r>
+    </w:p>
+    <w:p>
+      <w:pPr>
+        <w:pStyle w:val="ListBullet"/>
+        <w:spacing w:after="60" w:before="20"/>
+      </w:pPr>
+      <w:r>
+        <w:rPr>
+          <w:color w:val="1A1A2E"/>
+          <w:sz w:val="21"/>
+        </w:rPr>
+        <w:t>Supported server types: GeoServer, ArcGIS Server, MapServer, QGIS Server, and any generic OGC/XYZ endpoint.</w:t>
+      </w:r>
+    </w:p>
+    <w:p>
+      <w:pPr>
+        <w:pStyle w:val="ListBullet"/>
+        <w:spacing w:after="60" w:before="20"/>
+      </w:pPr>
+      <w:r>
+        <w:rPr>
+          <w:color w:val="1A1A2E"/>
+          <w:sz w:val="21"/>
+        </w:rPr>
+        <w:t>Auto-discovery via GetCapabilities: click "Discover" on any registered server to see all available layers and one-click register them.</w:t>
+      </w:r>
+    </w:p>
+    <w:p>
+      <w:pPr>
+        <w:pStyle w:val="ListBullet"/>
+        <w:spacing w:after="60" w:before="20"/>
+      </w:pPr>
+      <w:r>
+        <w:rPr>
+          <w:color w:val="1A1A2E"/>
+          <w:sz w:val="21"/>
+        </w:rPr>
+        <w:t>Org-scoped visibility: layers added by non-SUPERADMIN users are automatically tagged with the user's organisation and are visible only within that organisation. Layers added by SUPERADMIN have organisation = null and are globally visible to all users.</w:t>
+      </w:r>
+    </w:p>
+    <w:p>
+      <w:pPr>
+        <w:pStyle w:val="ListBullet"/>
+        <w:spacing w:after="60" w:before="20"/>
+      </w:pPr>
+      <w:r>
+        <w:rPr>
+          <w:color w:val="1A1A2E"/>
+          <w:sz w:val="21"/>
+        </w:rPr>
+        <w:t>Visual tagging: cyan "Global" badge for SUPERADMIN layers; purple organisation name badge for org-scoped layers.</w:t>
+      </w:r>
+    </w:p>
+    <w:p>
+      <w:pPr>
+        <w:pStyle w:val="ListBullet"/>
+        <w:spacing w:after="60" w:before="20"/>
+      </w:pPr>
+      <w:r>
+        <w:rPr>
+          <w:color w:val="1A1A2E"/>
+          <w:sz w:val="21"/>
+        </w:rPr>
+        <w:t>Configurable opacity per layer via a real-time slider when the layer is visible on the map.</w:t>
+      </w:r>
+    </w:p>
+    <w:p>
+      <w:pPr>
+        <w:pStyle w:val="ListBullet"/>
+        <w:spacing w:after="60" w:before="20"/>
+      </w:pPr>
+      <w:r>
+        <w:rPr>
+          <w:color w:val="1A1A2E"/>
+          <w:sz w:val="21"/>
+        </w:rPr>
+        <w:t>Vector layers (WFS/ArcGIS Feature) support classification colouring and custom style rules; tile layers (WMS/WMTS/XYZ) support opacity control.</w:t>
+      </w:r>
+    </w:p>
+    <w:p>
+      <w:pPr>
+        <w:pStyle w:val="ListBullet"/>
+        <w:spacing w:after="60" w:before="20"/>
+      </w:pPr>
+      <w:r>
+        <w:rPr>
+          <w:color w:val="1A1A2E"/>
+          <w:sz w:val="21"/>
+        </w:rPr>
+        <w:t>Accessible from Map → Layers &amp; Tools → GIS Servers tab. Non-SUPERADMIN users land on this tab by default when opening the panel.</w:t>
+      </w:r>
+    </w:p>
+    <w:p>
+      <w:pPr>
+        <w:spacing w:before="160" w:after="120"/>
+      </w:pPr>
+      <w:r>
+        <w:rPr>
+          <w:b/>
+          <w:color w:val="1F5EA8"/>
+          <w:sz w:val="24"/>
+        </w:rPr>
+        <w:t>3.10  Map Export &amp; High-Resolution Printing</w:t>
+      </w:r>
+    </w:p>
+    <w:p>
+      <w:pPr>
+        <w:pStyle w:val="ListBullet"/>
+        <w:spacing w:after="60" w:before="20"/>
+      </w:pPr>
+      <w:r>
+        <w:rPr>
+          <w:color w:val="1A1A2E"/>
+          <w:sz w:val="21"/>
+        </w:rPr>
+        <w:t>PDF export (jsPDF): instant client-side A4/A3/Letter layout with captured map canvas, north arrow, scale bar, legend, optional coordinate grid, and DGDE-branded header/footer.</w:t>
+      </w:r>
+    </w:p>
+    <w:p>
+      <w:pPr>
+        <w:pStyle w:val="ListBullet"/>
+        <w:spacing w:after="60" w:before="20"/>
+      </w:pPr>
+      <w:r>
+        <w:rPr>
+          <w:color w:val="1A1A2E"/>
+          <w:sz w:val="21"/>
+        </w:rPr>
+        <w:t>GeoTIFF / PNG export at 150 DPI or 300 DPI: captures the full map canvas including basemap raster tiles and all vector layers; exports as a georeferenced GeoTIFF with embedded world-file metadata.</w:t>
+      </w:r>
+    </w:p>
+    <w:p>
+      <w:pPr>
+        <w:pStyle w:val="ListBullet"/>
+        <w:spacing w:after="60" w:before="20"/>
+      </w:pPr>
+      <w:r>
+        <w:rPr>
+          <w:color w:val="1A1A2E"/>
+          <w:sz w:val="21"/>
+        </w:rPr>
+        <w:t>300 DPI tile-loading fix: waitForTilesLoaded() is registered before renderSync() so that tileloadstart events are captured as soon as the render triggers tile requests. The export waits for an 800 ms idle period, then a 400 ms post-last-tile settle, then a 300 ms final settle before compositing — ensuring basemap tiles are fully loaded at high resolution.</w:t>
+      </w:r>
+    </w:p>
+    <w:p>
+      <w:pPr>
+        <w:pStyle w:val="ListBullet"/>
+        <w:spacing w:after="60" w:before="20"/>
+      </w:pPr>
+      <w:r>
+        <w:rPr>
+          <w:color w:val="1A1A2E"/>
+          <w:sz w:val="21"/>
+        </w:rPr>
+        <w:t>Server-side Mapnik export: renders directly from PostGIS at arbitrary resolution using XML map styles for publication-quality cartographic output.</w:t>
+      </w:r>
+    </w:p>
+    <w:p>
+      <w:pPr>
+        <w:pStyle w:val="ListBullet"/>
+        <w:spacing w:after="60" w:before="20"/>
+      </w:pPr>
+      <w:r>
+        <w:rPr>
+          <w:color w:val="1A1A2E"/>
+          <w:sz w:val="21"/>
+        </w:rPr>
+        <w:t>ArcGIS-style server PDF export via Playwright/print-service for complex layout requirements.</w:t>
+      </w:r>
+    </w:p>
+    <w:p>
+      <w:pPr>
+        <w:spacing w:before="160" w:after="120"/>
+      </w:pPr>
+      <w:r>
+        <w:rPr>
+          <w:b/>
+          <w:color w:val="1F5EA8"/>
+          <w:sz w:val="24"/>
+        </w:rPr>
+        <w:t>3.11  UI Themes</w:t>
       </w:r>
     </w:p>
     <w:p>
@@ -1396,7 +1706,7 @@
           <w:color w:val="1F5EA8"/>
           <w:sz w:val="24"/>
         </w:rPr>
-        <w:t>3.10  Infrastructure, DevOps &amp; Offline Operation</w:t>
+        <w:t>3.12  Infrastructure, DevOps &amp; Offline Operation</w:t>
       </w:r>
     </w:p>
     <w:p>
@@ -2714,7 +3024,7 @@
                 <w:color w:val="1A1A2E"/>
                 <w:sz w:val="19"/>
               </w:rPr>
-              <w:t>Web server</w:t>
+              <w:t>Map rendering</w:t>
             </w:r>
           </w:p>
         </w:tc>
@@ -2729,7 +3039,7 @@
                 <w:color w:val="1A1A2E"/>
                 <w:sz w:val="19"/>
               </w:rPr>
-              <w:t>Nginx 1.27 + Gunicorn (4 workers)</w:t>
+              <w:t>Mapnik + python-mapnik</w:t>
             </w:r>
           </w:p>
         </w:tc>
@@ -2744,7 +3054,7 @@
                 <w:color w:val="1A1A2E"/>
                 <w:sz w:val="19"/>
               </w:rPr>
-              <w:t>Reverse proxy, static file serving</w:t>
+              <w:t>Server-side high-resolution raster map export from PostGIS</w:t>
             </w:r>
           </w:p>
         </w:tc>
@@ -2762,7 +3072,7 @@
                 <w:color w:val="1A1A2E"/>
                 <w:sz w:val="19"/>
               </w:rPr>
-              <w:t>Containerisation</w:t>
+              <w:t>Web server</w:t>
             </w:r>
           </w:p>
         </w:tc>
@@ -2777,7 +3087,7 @@
                 <w:color w:val="1A1A2E"/>
                 <w:sz w:val="19"/>
               </w:rPr>
-              <w:t>Docker 24 + Docker Compose v2</w:t>
+              <w:t>Nginx 1.27 + Daphne (ASGI)</w:t>
             </w:r>
           </w:p>
         </w:tc>
@@ -2792,7 +3102,7 @@
                 <w:color w:val="1A1A2E"/>
                 <w:sz w:val="19"/>
               </w:rPr>
-              <w:t>Isolated, reproducible on-premise deployment</w:t>
+              <w:t>Reverse proxy, static file serving, WebSocket</w:t>
             </w:r>
           </w:p>
         </w:tc>
@@ -2810,7 +3120,7 @@
                 <w:color w:val="1A1A2E"/>
                 <w:sz w:val="19"/>
               </w:rPr>
-              <w:t>API documentation</w:t>
+              <w:t>Containerisation</w:t>
             </w:r>
           </w:p>
         </w:tc>
@@ -2825,7 +3135,7 @@
                 <w:color w:val="1A1A2E"/>
                 <w:sz w:val="19"/>
               </w:rPr>
-              <w:t>drf-spectacular 0.27</w:t>
+              <w:t>Docker 24 + Docker Compose v2</w:t>
             </w:r>
           </w:p>
         </w:tc>
@@ -2840,7 +3150,7 @@
                 <w:color w:val="1A1A2E"/>
                 <w:sz w:val="19"/>
               </w:rPr>
-              <w:t>OpenAPI 3 schema + Swagger UI</w:t>
+              <w:t>Isolated, reproducible on-premise deployment</w:t>
             </w:r>
           </w:p>
         </w:tc>
@@ -2858,7 +3168,7 @@
                 <w:color w:val="1A1A2E"/>
                 <w:sz w:val="19"/>
               </w:rPr>
-              <w:t>File validation</w:t>
+              <w:t>API documentation</w:t>
             </w:r>
           </w:p>
         </w:tc>
@@ -2873,6 +3183,54 @@
                 <w:color w:val="1A1A2E"/>
                 <w:sz w:val="19"/>
               </w:rPr>
+              <w:t>drf-spectacular 0.27</w:t>
+            </w:r>
+          </w:p>
+        </w:tc>
+        <w:tc>
+          <w:tcPr>
+            <w:tcW w:type="dxa" w:w="3744"/>
+            <w:shd w:val="clear" w:color="auto" w:fill="FFFFFF"/>
+          </w:tcPr>
+          <w:p>
+            <w:r>
+              <w:rPr>
+                <w:color w:val="1A1A2E"/>
+                <w:sz w:val="19"/>
+              </w:rPr>
+              <w:t>OpenAPI 3 schema + Swagger UI</w:t>
+            </w:r>
+          </w:p>
+        </w:tc>
+      </w:tr>
+      <w:tr>
+        <w:tc>
+          <w:tcPr>
+            <w:tcW w:type="dxa" w:w="2304"/>
+            <w:shd w:val="clear" w:color="auto" w:fill="F0F4F8"/>
+          </w:tcPr>
+          <w:p>
+            <w:r>
+              <w:rPr>
+                <w:b/>
+                <w:color w:val="1A1A2E"/>
+                <w:sz w:val="19"/>
+              </w:rPr>
+              <w:t>File validation</w:t>
+            </w:r>
+          </w:p>
+        </w:tc>
+        <w:tc>
+          <w:tcPr>
+            <w:tcW w:type="dxa" w:w="3456"/>
+            <w:shd w:val="clear" w:color="auto" w:fill="F0F4F8"/>
+          </w:tcPr>
+          <w:p>
+            <w:r>
+              <w:rPr>
+                <w:color w:val="1A1A2E"/>
+                <w:sz w:val="19"/>
+              </w:rPr>
               <w:t>python-magic 0.4</w:t>
             </w:r>
           </w:p>
@@ -2880,7 +3238,7 @@
         <w:tc>
           <w:tcPr>
             <w:tcW w:type="dxa" w:w="3744"/>
-            <w:shd w:val="clear" w:color="auto" w:fill="FFFFFF"/>
+            <w:shd w:val="clear" w:color="auto" w:fill="F0F4F8"/>
           </w:tcPr>
           <w:p>
             <w:r>
@@ -3391,6 +3749,48 @@
           <w:sz w:val="21"/>
         </w:rPr>
         <w:t>Survey-area report generation (.docx, editable in OnlyOffice) and proximity / encroachment analysis reports are delivered; ministry-prescribed template formats are in progress.</w:t>
+      </w:r>
+    </w:p>
+    <w:p>
+      <w:pPr>
+        <w:pStyle w:val="ListBullet"/>
+        <w:spacing w:after="80" w:before="20"/>
+      </w:pPr>
+      <w:r>
+        <w:rPr>
+          <w:b/>
+          <w:color w:val="4A6A00"/>
+          <w:sz w:val="21"/>
+        </w:rPr>
+        <w:t xml:space="preserve">GIS Server Layers for all users: </w:t>
+      </w:r>
+      <w:r>
+        <w:rPr>
+          <w:color w:val="1A1A2E"/>
+          <w:sz w:val="21"/>
+        </w:rPr>
+        <w:t>Any authenticated user can register WMS, WFS, ArcGIS, and XYZ server connections and add layers. Layers are automatically org-scoped (visible only within the user's organisation); SUPERADMIN-added layers are global. Auto-discovery via GetCapabilities is supported.</w:t>
+      </w:r>
+    </w:p>
+    <w:p>
+      <w:pPr>
+        <w:pStyle w:val="ListBullet"/>
+        <w:spacing w:after="80" w:before="20"/>
+      </w:pPr>
+      <w:r>
+        <w:rPr>
+          <w:b/>
+          <w:color w:val="4A6A00"/>
+          <w:sz w:val="21"/>
+        </w:rPr>
+        <w:t xml:space="preserve">300 DPI map export: </w:t>
+      </w:r>
+      <w:r>
+        <w:rPr>
+          <w:color w:val="1A1A2E"/>
+          <w:sz w:val="21"/>
+        </w:rPr>
+        <w:t>Client-side GeoTIFF/PNG export at 150 or 300 DPI with correct tile-loading wait — a waitForTilesLoaded() listener is attached before renderSync() to ensure all basemap tiles are fully loaded before canvas composite, eliminating blur at high resolution.</w:t>
       </w:r>
     </w:p>
     <w:p>
@@ -3529,7 +3929,7 @@
           <w:color w:val="555555"/>
           <w:sz w:val="17"/>
         </w:rPr>
-        <w:t>RakshaGIS — Defence Estate GIS Survey Platform  |  Prepared: 03 June 2026  |  DGDE, Government of India  |  CONFIDENTIAL</w:t>
+        <w:t>RakshaGIS — Defence Estate GIS Survey Platform  |  Prepared: 05 June 2026  |  DGDE, Government of India  |  CONFIDENTIAL</w:t>
       </w:r>
     </w:p>
     <w:sectPr>

--- a/RakshaGIS_Project_WriteUp.docx
+++ b/RakshaGIS_Project_WriteUp.docx
@@ -129,7 +129,7 @@
           <w:color w:val="1A1A2E"/>
           <w:sz w:val="21"/>
         </w:rPr>
-        <w:t>RakshaGIS is a full-stack, self-hosted enterprise GIS platform developed for the Directorate General of Defence Estates (DGDE) to digitise, manage, review, and publish defence land surveys across India. The system consolidates field surveying, internal approval workflows, in-browser document editing, AI-assisted document processing, and map publishing into a single role-gated application — hosted entirely on-premise with zero dependency on commercial cloud services or internet access after initial installation.</w:t>
+        <w:t>RakshaGIS is a full-stack, self-hosted enterprise GIS platform developed for the Directorate General of Defence Estates (DGDE) to digitise, manage, review, and publish defence land surveys across India. The system consolidates field surveying, internal approval workflows, in-browser document editing, AI-assisted document processing, 3D terrain analysis, offline-first field companion, C2PA provenance watermarking, and map publishing into a single role-gated application — hosted entirely on-premise with zero dependency on commercial cloud services or internet access after initial installation.</w:t>
       </w:r>
     </w:p>
     <w:p>
@@ -234,14 +234,35 @@
           <w:color w:val="1F5EA8"/>
           <w:sz w:val="21"/>
         </w:rPr>
-        <w:t xml:space="preserve">Organisation-wise data isolation: </w:t>
+        <w:t xml:space="preserve">Strict office-level data isolation: </w:t>
       </w:r>
       <w:r>
         <w:rPr>
           <w:color w:val="1A1A2E"/>
           <w:sz w:val="21"/>
         </w:rPr>
-        <w:t>Enforce strict row-level data isolation so each office (DEO/CEO/ADEO) sees only its own data, while PDDE offices see their command jurisdiction and DGDE has all-India visibility. Controlled cross-org access is available via a formal request-and-approval mechanism.</w:t>
+        <w:t>Enforce row-level isolation so each office sees only its own content. DGDE and PDDE offices reach subordinate offices exclusively through the published Map Viewer — they cannot view, add, edit, or delete sub-office projects, documents, or features. A single central hq_level() helper enforces this across all API endpoints.</w:t>
+      </w:r>
+    </w:p>
+    <w:p>
+      <w:pPr>
+        <w:pStyle w:val="ListBullet"/>
+        <w:spacing w:after="80" w:before="20"/>
+      </w:pPr>
+      <w:r>
+        <w:rPr>
+          <w:b/>
+          <w:color w:val="1F5EA8"/>
+          <w:sz w:val="21"/>
+        </w:rPr>
+        <w:t xml:space="preserve">Provenance and authenticity: </w:t>
+      </w:r>
+      <w:r>
+        <w:rPr>
+          <w:color w:val="1A1A2E"/>
+          <w:sz w:val="21"/>
+        </w:rPr>
+        <w:t>All exported files (terrain PNGs, GeoJSON, documents, report PDFs) carry C2PA cryptographic provenance assertions and Living Provenance DNA steganographic watermarks binding the export to the project, uploader, and timestamp.</w:t>
       </w:r>
     </w:p>
     <w:p>
@@ -1167,6 +1188,19 @@
     </w:p>
     <w:p>
       <w:pPr>
+        <w:pStyle w:val="ListBullet"/>
+        <w:spacing w:after="60" w:before="20"/>
+      </w:pPr>
+      <w:r>
+        <w:rPr>
+          <w:color w:val="1A1A2E"/>
+          <w:sz w:val="21"/>
+        </w:rPr>
+        <w:t>SUPERADMIN accounts attached to a DGDE or PDDE organisation are subject to the same isolation rules as any other HQ user — only a global superadmin (no organisation assigned) retains unrestricted system-level access.</w:t>
+      </w:r>
+    </w:p>
+    <w:p>
+      <w:pPr>
         <w:spacing w:before="160" w:after="120"/>
       </w:pPr>
       <w:r>
@@ -1875,6 +1909,739 @@
           <w:sz w:val="21"/>
         </w:rPr>
         <w:t>extra_hosts: host.docker.internal:host-gateway — allows containers to reach Ollama running on the host machine even with internal networking.</w:t>
+      </w:r>
+    </w:p>
+    <w:p>
+      <w:pPr>
+        <w:spacing w:before="160" w:after="120"/>
+      </w:pPr>
+      <w:r>
+        <w:rPr>
+          <w:b/>
+          <w:color w:val="1F5EA8"/>
+          <w:sz w:val="24"/>
+        </w:rPr>
+        <w:t>3.13  Mandatory Two-Factor Authentication (TOTP)</w:t>
+      </w:r>
+    </w:p>
+    <w:p>
+      <w:pPr>
+        <w:spacing w:after="100" w:before="40"/>
+      </w:pPr>
+      <w:r>
+        <w:rPr>
+          <w:color w:val="1A1A2E"/>
+          <w:sz w:val="21"/>
+        </w:rPr>
+        <w:t>All accounts are required to enrol in and use TOTP-based two-factor authentication. There is no bypass — a session token is never issued without a valid OTP.</w:t>
+      </w:r>
+    </w:p>
+    <w:p>
+      <w:pPr>
+        <w:pStyle w:val="ListBullet"/>
+        <w:spacing w:after="60" w:before="20"/>
+      </w:pPr>
+      <w:r>
+        <w:rPr>
+          <w:color w:val="1A1A2E"/>
+          <w:sz w:val="21"/>
+        </w:rPr>
+        <w:t>First login: the backend returns a requires_2fa_setup status; the login page presents a QR code (base32 URI) generated by pyotp. The user scans it with any TOTP app (Google Authenticator, Authy, Microsoft Authenticator) and confirms the first code. Only then is the session token issued.</w:t>
+      </w:r>
+    </w:p>
+    <w:p>
+      <w:pPr>
+        <w:pStyle w:val="ListBullet"/>
+        <w:spacing w:after="60" w:before="20"/>
+      </w:pPr>
+      <w:r>
+        <w:rPr>
+          <w:color w:val="1A1A2E"/>
+          <w:sz w:val="21"/>
+        </w:rPr>
+        <w:t>Subsequent logins: the backend returns requires_2fa; the login page prompts for a 6-digit OTP. Django validates it against the stored secret with a ±60 s tolerance (valid_window=2) to handle minor clock drift.</w:t>
+      </w:r>
+    </w:p>
+    <w:p>
+      <w:pPr>
+        <w:pStyle w:val="ListBullet"/>
+        <w:spacing w:after="60" w:before="20"/>
+      </w:pPr>
+      <w:r>
+        <w:rPr>
+          <w:color w:val="1A1A2E"/>
+          <w:sz w:val="21"/>
+        </w:rPr>
+        <w:t>Backend model: TOTPDevice stores per-user secret; two dedicated endpoints — /api/accounts/auth/2fa/setup-begin/ and /api/accounts/auth/2fa/setup-complete/ — handle the enrolment flow.</w:t>
+      </w:r>
+    </w:p>
+    <w:p>
+      <w:pPr>
+        <w:pStyle w:val="ListBullet"/>
+        <w:spacing w:after="60" w:before="20"/>
+      </w:pPr>
+      <w:r>
+        <w:rPr>
+          <w:color w:val="1A1A2E"/>
+          <w:sz w:val="21"/>
+        </w:rPr>
+        <w:t>The login endpoint never issues tokens directly; it always returns a pending-2fa status that the frontend dispatches to the appropriate step.</w:t>
+      </w:r>
+    </w:p>
+    <w:p>
+      <w:pPr>
+        <w:spacing w:before="160" w:after="120"/>
+      </w:pPr>
+      <w:r>
+        <w:rPr>
+          <w:b/>
+          <w:color w:val="1F5EA8"/>
+          <w:sz w:val="24"/>
+        </w:rPr>
+        <w:t>3.14  3D Terrain Analysis &amp; DEM Tools</w:t>
+      </w:r>
+    </w:p>
+    <w:p>
+      <w:pPr>
+        <w:spacing w:after="100" w:before="40"/>
+      </w:pPr>
+      <w:r>
+        <w:rPr>
+          <w:color w:val="1A1A2E"/>
+          <w:sz w:val="21"/>
+        </w:rPr>
+        <w:t>The Cesium.js 3D terrain viewer at /terrain has been extended with a comprehensive suite of Digital Elevation Model (DEM) analysis tools and vector overlay capabilities.</w:t>
+      </w:r>
+    </w:p>
+    <w:p>
+      <w:pPr>
+        <w:pStyle w:val="ListBullet"/>
+        <w:spacing w:after="60" w:before="20"/>
+      </w:pPr>
+      <w:r>
+        <w:rPr>
+          <w:color w:val="1A1A2E"/>
+          <w:sz w:val="21"/>
+        </w:rPr>
+        <w:t>16 DEM analysis tools accessible from the left-side toolbar: Slope, Aspect, Hillshade, Curvature, TPI (Topographic Position Index), TRI (Terrain Ruggedness Index), Roughness, Flow Direction, Flow Accumulation, Viewshed, Least-Cost Path, Cut/Fill, Solar Radiation, Flood Simulation, Landslide Risk, and Erosion Potential.</w:t>
+      </w:r>
+    </w:p>
+    <w:p>
+      <w:pPr>
+        <w:pStyle w:val="ListBullet"/>
+        <w:spacing w:after="60" w:before="20"/>
+      </w:pPr>
+      <w:r>
+        <w:rPr>
+          <w:color w:val="1A1A2E"/>
+          <w:sz w:val="21"/>
+        </w:rPr>
+        <w:t>Each analysis tool produces a colour-rendered scene PNG with a legend panel (colour ramp + breakpoints) and a statistics panel (min/avg/max/std) composed below the 3D scene — no overlap with the terrain view.</w:t>
+      </w:r>
+    </w:p>
+    <w:p>
+      <w:pPr>
+        <w:pStyle w:val="ListBullet"/>
+        <w:spacing w:after="60" w:before="20"/>
+      </w:pPr>
+      <w:r>
+        <w:rPr>
+          <w:color w:val="1A1A2E"/>
+          <w:sz w:val="21"/>
+        </w:rPr>
+        <w:t>Slope analysis over a user-drawn rectangle: samples a configurable grid (up to 50×50 = 2,500 points) via the Elevation Lookup API; renders a colour-coded slope overlay; shows min/avg/max in degrees.</w:t>
+      </w:r>
+    </w:p>
+    <w:p>
+      <w:pPr>
+        <w:pStyle w:val="ListBullet"/>
+        <w:spacing w:after="60" w:before="20"/>
+      </w:pPr>
+      <w:r>
+        <w:rPr>
+          <w:color w:val="1A1A2E"/>
+          <w:sz w:val="21"/>
+        </w:rPr>
+        <w:t>Vector file upload into the 3D viewer: upload Shapefile (.zip), GeoJSON, KML, KMZ, or GeoPackage; Django backend parses with Fiona and returns WGS84 GeoJSON; Cesium renders as a 3D GeoJsonDataSource overlay.</w:t>
+      </w:r>
+    </w:p>
+    <w:p>
+      <w:pPr>
+        <w:pStyle w:val="ListBullet"/>
+        <w:spacing w:after="60" w:before="20"/>
+      </w:pPr>
+      <w:r>
+        <w:rPr>
+          <w:color w:val="1A1A2E"/>
+          <w:sz w:val="21"/>
+        </w:rPr>
+        <w:t>Slope analysis from vector: after loading a vector layer, click Analyze to run slope analysis over the layer bounding box in one click.</w:t>
+      </w:r>
+    </w:p>
+    <w:p>
+      <w:pPr>
+        <w:pStyle w:val="ListBullet"/>
+        <w:spacing w:after="60" w:before="20"/>
+      </w:pPr>
+      <w:r>
+        <w:rPr>
+          <w:color w:val="1A1A2E"/>
+          <w:sz w:val="21"/>
+        </w:rPr>
+        <w:t>All exports (PNG, GeoJSON, CSV) are watermarked before download via C2PA + LP-DNA pipeline.</w:t>
+      </w:r>
+    </w:p>
+    <w:p>
+      <w:pPr>
+        <w:pStyle w:val="ListBullet"/>
+        <w:spacing w:after="60" w:before="20"/>
+      </w:pPr>
+      <w:r>
+        <w:rPr>
+          <w:color w:val="1A1A2E"/>
+          <w:sz w:val="21"/>
+        </w:rPr>
+        <w:t>Offline SRTM setup: ./setup_terrain.sh downloads and converts tiles; scripts/generate_terrain_layer.py scans the tile tree and writes the correct layer.json availability index required by the Cesium quantized-mesh terrain client.</w:t>
+      </w:r>
+    </w:p>
+    <w:p>
+      <w:pPr>
+        <w:pStyle w:val="ListBullet"/>
+        <w:spacing w:after="60" w:before="20"/>
+      </w:pPr>
+      <w:r>
+        <w:rPr>
+          <w:color w:val="1A1A2E"/>
+          <w:sz w:val="21"/>
+        </w:rPr>
+        <w:t>PWA and Coordinate Tool panels are collapsed to icon-only by default; clicking the icon expands the panel.</w:t>
+      </w:r>
+    </w:p>
+    <w:p>
+      <w:pPr>
+        <w:spacing w:before="160" w:after="120"/>
+      </w:pPr>
+      <w:r>
+        <w:rPr>
+          <w:b/>
+          <w:color w:val="1F5EA8"/>
+          <w:sz w:val="24"/>
+        </w:rPr>
+        <w:t>3.15  C2PA &amp; Living Provenance DNA Watermarking</w:t>
+      </w:r>
+    </w:p>
+    <w:p>
+      <w:pPr>
+        <w:spacing w:after="100" w:before="40"/>
+      </w:pPr>
+      <w:r>
+        <w:rPr>
+          <w:color w:val="1A1A2E"/>
+          <w:sz w:val="21"/>
+        </w:rPr>
+        <w:t>All exports from RakshaGIS carry cryptographic and steganographic provenance watermarks that establish authenticity and bind the export to its source project and creator.</w:t>
+      </w:r>
+    </w:p>
+    <w:p>
+      <w:pPr>
+        <w:pStyle w:val="ListBullet"/>
+        <w:spacing w:after="60" w:before="20"/>
+      </w:pPr>
+      <w:r>
+        <w:rPr>
+          <w:color w:val="1A1A2E"/>
+          <w:sz w:val="21"/>
+        </w:rPr>
+        <w:t>C2PA (Content Authenticity Initiative): embeds cryptographic provenance assertions in the file metadata that can be verified by Adobe Content Credentials and other C2PA-aware tools. Applied to image and office-format exports.</w:t>
+      </w:r>
+    </w:p>
+    <w:p>
+      <w:pPr>
+        <w:pStyle w:val="ListBullet"/>
+        <w:spacing w:after="60" w:before="20"/>
+      </w:pPr>
+      <w:r>
+        <w:rPr>
+          <w:color w:val="1A1A2E"/>
+          <w:sz w:val="21"/>
+        </w:rPr>
+        <w:t>LP-DNA (Living Provenance DNA): invisible steganographic metadata embedded in the file binary that binds the export to the project ID, project number, uploader username, and timestamp. Applied to all export types including PDF reports.</w:t>
+      </w:r>
+    </w:p>
+    <w:p>
+      <w:pPr>
+        <w:pStyle w:val="ListBullet"/>
+        <w:spacing w:after="60" w:before="20"/>
+      </w:pPr>
+      <w:r>
+        <w:rPr>
+          <w:color w:val="1A1A2E"/>
+          <w:sz w:val="21"/>
+        </w:rPr>
+        <w:t>Central watermark pipeline at /api/core/watermark-file/ — all terrain analysis PNGs, GeoJSON downloads, CSV exports, uploaded documents, and AI-generated report PDFs pass through this endpoint.</w:t>
+      </w:r>
+    </w:p>
+    <w:p>
+      <w:pPr>
+        <w:pStyle w:val="ListBullet"/>
+        <w:spacing w:after="60" w:before="20"/>
+      </w:pPr>
+      <w:r>
+        <w:rPr>
+          <w:color w:val="1A1A2E"/>
+          <w:sz w:val="21"/>
+        </w:rPr>
+        <w:t>Frontend utility watermarkAndDownload() (frontend/src/utils/watermarkDownload.ts) posts the file to the watermark endpoint and triggers a browser download of the watermarked result.</w:t>
+      </w:r>
+    </w:p>
+    <w:p>
+      <w:pPr>
+        <w:spacing w:before="160" w:after="120"/>
+      </w:pPr>
+      <w:r>
+        <w:rPr>
+          <w:b/>
+          <w:color w:val="1F5EA8"/>
+          <w:sz w:val="24"/>
+        </w:rPr>
+        <w:t>3.16  Offline PWA Field Companion</w:t>
+      </w:r>
+    </w:p>
+    <w:p>
+      <w:pPr>
+        <w:spacing w:after="100" w:before="40"/>
+      </w:pPr>
+      <w:r>
+        <w:rPr>
+          <w:color w:val="1A1A2E"/>
+          <w:sz w:val="21"/>
+        </w:rPr>
+        <w:t>The Field Companion (/field-companion) is a Progressive Web App designed for surveyors operating in areas with intermittent or no network connectivity.</w:t>
+      </w:r>
+    </w:p>
+    <w:p>
+      <w:pPr>
+        <w:pStyle w:val="ListBullet"/>
+        <w:spacing w:after="60" w:before="20"/>
+      </w:pPr>
+      <w:r>
+        <w:rPr>
+          <w:color w:val="1A1A2E"/>
+          <w:sz w:val="21"/>
+        </w:rPr>
+        <w:t>Offline-first OpenLayers map: project layers are cached to IndexedDB when online; the map continues to function without a network.</w:t>
+      </w:r>
+    </w:p>
+    <w:p>
+      <w:pPr>
+        <w:pStyle w:val="ListBullet"/>
+        <w:spacing w:after="60" w:before="20"/>
+      </w:pPr>
+      <w:r>
+        <w:rPr>
+          <w:color w:val="1A1A2E"/>
+          <w:sz w:val="21"/>
+        </w:rPr>
+        <w:t>Project caching: tap "Cache for offline" on any project to store its features, survey areas, and attribute templates in the browser's IndexedDB.</w:t>
+      </w:r>
+    </w:p>
+    <w:p>
+      <w:pPr>
+        <w:pStyle w:val="ListBullet"/>
+        <w:spacing w:after="60" w:before="20"/>
+      </w:pPr>
+      <w:r>
+        <w:rPr>
+          <w:color w:val="1A1A2E"/>
+          <w:sz w:val="21"/>
+        </w:rPr>
+        <w:t>GPS tracking: real-time position indicator on the map; tap any map point to add a geo-referenced note with automatically captured coordinates.</w:t>
+      </w:r>
+    </w:p>
+    <w:p>
+      <w:pPr>
+        <w:pStyle w:val="ListBullet"/>
+        <w:spacing w:after="60" w:before="20"/>
+      </w:pPr>
+      <w:r>
+        <w:rPr>
+          <w:color w:val="1A1A2E"/>
+          <w:sz w:val="21"/>
+        </w:rPr>
+        <w:t>Offline feature queue: features added while offline are stored in a local outbox (IndexedDB) and synced automatically when connectivity is restored.</w:t>
+      </w:r>
+    </w:p>
+    <w:p>
+      <w:pPr>
+        <w:pStyle w:val="ListBullet"/>
+        <w:spacing w:after="60" w:before="20"/>
+      </w:pPr>
+      <w:r>
+        <w:rPr>
+          <w:color w:val="1A1A2E"/>
+          <w:sz w:val="21"/>
+        </w:rPr>
+        <w:t>Pending-sync badge: the PWA panel icon on the Map toolbar shows the count of features queued for sync.</w:t>
+      </w:r>
+    </w:p>
+    <w:p>
+      <w:pPr>
+        <w:pStyle w:val="ListBullet"/>
+        <w:spacing w:after="60" w:before="20"/>
+      </w:pPr>
+      <w:r>
+        <w:rPr>
+          <w:color w:val="1A1A2E"/>
+          <w:sz w:val="21"/>
+        </w:rPr>
+        <w:t>Auto-sync on reconnect: when the browser regains connectivity, the outbox flushes to the backend (POST /api/projects/features/) without user intervention.</w:t>
+      </w:r>
+    </w:p>
+    <w:p>
+      <w:pPr>
+        <w:pStyle w:val="ListBullet"/>
+        <w:spacing w:after="60" w:before="20"/>
+      </w:pPr>
+      <w:r>
+        <w:rPr>
+          <w:color w:val="1A1A2E"/>
+          <w:sz w:val="21"/>
+        </w:rPr>
+        <w:t>IndexedDB helpers are in frontend/src/utils/offlineStore.ts: cacheProject, getCachedProject, listCachedProjects, queueFeature, getOutbox, removeFromOutbox.</w:t>
+      </w:r>
+    </w:p>
+    <w:p>
+      <w:pPr>
+        <w:spacing w:before="160" w:after="120"/>
+      </w:pPr>
+      <w:r>
+        <w:rPr>
+          <w:b/>
+          <w:color w:val="1F5EA8"/>
+          <w:sz w:val="24"/>
+        </w:rPr>
+        <w:t>3.17  Per-Feature Comment Threads</w:t>
+      </w:r>
+    </w:p>
+    <w:p>
+      <w:pPr>
+        <w:spacing w:after="100" w:before="40"/>
+      </w:pPr>
+      <w:r>
+        <w:rPr>
+          <w:color w:val="1A1A2E"/>
+          <w:sz w:val="21"/>
+        </w:rPr>
+        <w:t>Any GIS feature carries a threaded discussion that allows surveyors, checkers, and approvers to collaborate on specific spatial elements without leaving the map.</w:t>
+      </w:r>
+    </w:p>
+    <w:p>
+      <w:pPr>
+        <w:pStyle w:val="ListBullet"/>
+        <w:spacing w:after="60" w:before="20"/>
+      </w:pPr>
+      <w:r>
+        <w:rPr>
+          <w:color w:val="1A1A2E"/>
+          <w:sz w:val="21"/>
+        </w:rPr>
+        <w:t>Comments stored in the FeatureComment model (feature FK, user, text, created_at).</w:t>
+      </w:r>
+    </w:p>
+    <w:p>
+      <w:pPr>
+        <w:pStyle w:val="ListBullet"/>
+        <w:spacing w:after="60" w:before="20"/>
+      </w:pPr>
+      <w:r>
+        <w:rPr>
+          <w:color w:val="1A1A2E"/>
+          <w:sz w:val="21"/>
+        </w:rPr>
+        <w:t>Displayed in the Feature Info drawer on the Map page with role-coloured user tags and an inline reply box.</w:t>
+      </w:r>
+    </w:p>
+    <w:p>
+      <w:pPr>
+        <w:pStyle w:val="ListBullet"/>
+        <w:spacing w:after="60" w:before="20"/>
+      </w:pPr>
+      <w:r>
+        <w:rPr>
+          <w:color w:val="1A1A2E"/>
+          <w:sz w:val="21"/>
+        </w:rPr>
+        <w:t>REST API: GET/POST /api/projects/feature-comments/?feature=&lt;id&gt;.</w:t>
+      </w:r>
+    </w:p>
+    <w:p>
+      <w:pPr>
+        <w:pStyle w:val="ListBullet"/>
+        <w:spacing w:after="60" w:before="20"/>
+      </w:pPr>
+      <w:r>
+        <w:rPr>
+          <w:color w:val="1A1A2E"/>
+          <w:sz w:val="21"/>
+        </w:rPr>
+        <w:t>Visible to all users with access to the project (respects org-level isolation).</w:t>
+      </w:r>
+    </w:p>
+    <w:p>
+      <w:pPr>
+        <w:spacing w:before="160" w:after="120"/>
+      </w:pPr>
+      <w:r>
+        <w:rPr>
+          <w:b/>
+          <w:color w:val="1F5EA8"/>
+          <w:sz w:val="24"/>
+        </w:rPr>
+        <w:t>3.18  Attribute Auto-Validator</w:t>
+      </w:r>
+    </w:p>
+    <w:p>
+      <w:pPr>
+        <w:spacing w:after="100" w:before="40"/>
+      </w:pPr>
+      <w:r>
+        <w:rPr>
+          <w:color w:val="1A1A2E"/>
+          <w:sz w:val="21"/>
+        </w:rPr>
+        <w:t>Every shapefile import automatically triggers a validation pass after import completes, ensuring data quality before the project advances through the workflow.</w:t>
+      </w:r>
+    </w:p>
+    <w:p>
+      <w:pPr>
+        <w:pStyle w:val="ListBullet"/>
+        <w:spacing w:after="60" w:before="20"/>
+      </w:pPr>
+      <w:r>
+        <w:rPr>
+          <w:color w:val="1A1A2E"/>
+          <w:sz w:val="21"/>
+        </w:rPr>
+        <w:t>Checks performed: duplicate feature IDs, missing required attributes (per project AttributeTemplate), zero-area polygons, and features whose bounding box lies entirely outside India.</w:t>
+      </w:r>
+    </w:p>
+    <w:p>
+      <w:pPr>
+        <w:pStyle w:val="ListBullet"/>
+        <w:spacing w:after="60" w:before="20"/>
+      </w:pPr>
+      <w:r>
+        <w:rPr>
+          <w:color w:val="1A1A2E"/>
+          <w:sz w:val="21"/>
+        </w:rPr>
+        <w:t>Results stored in ShapefileImport.validation_warnings (JSONField — list of warning dicts).</w:t>
+      </w:r>
+    </w:p>
+    <w:p>
+      <w:pPr>
+        <w:pStyle w:val="ListBullet"/>
+        <w:spacing w:after="60" w:before="20"/>
+      </w:pPr>
+      <w:r>
+        <w:rPr>
+          <w:color w:val="1A1A2E"/>
+          <w:sz w:val="21"/>
+        </w:rPr>
+        <w:t>Summary shown in the Import Status UI; an AI review task is also queued to check attribute completeness and suggest corrections via the local LLM.</w:t>
+      </w:r>
+    </w:p>
+    <w:p>
+      <w:pPr>
+        <w:pStyle w:val="ListBullet"/>
+        <w:spacing w:after="60" w:before="20"/>
+      </w:pPr>
+      <w:r>
+        <w:rPr>
+          <w:color w:val="1A1A2E"/>
+          <w:sz w:val="21"/>
+        </w:rPr>
+        <w:t>Validation runs in the same Celery task as the import — no additional user action required.</w:t>
+      </w:r>
+    </w:p>
+    <w:p>
+      <w:pPr>
+        <w:spacing w:before="160" w:after="120"/>
+      </w:pPr>
+      <w:r>
+        <w:rPr>
+          <w:b/>
+          <w:color w:val="1F5EA8"/>
+          <w:sz w:val="24"/>
+        </w:rPr>
+        <w:t>3.19  AI Survey Report Generator</w:t>
+      </w:r>
+    </w:p>
+    <w:p>
+      <w:pPr>
+        <w:spacing w:after="100" w:before="40"/>
+      </w:pPr>
+      <w:r>
+        <w:rPr>
+          <w:color w:val="1A1A2E"/>
+          <w:sz w:val="21"/>
+        </w:rPr>
+        <w:t>Generate a full AI-authored survey report for any project from the Reports page or AI Chat.</w:t>
+      </w:r>
+    </w:p>
+    <w:p>
+      <w:pPr>
+        <w:pStyle w:val="ListBullet"/>
+        <w:spacing w:after="60" w:before="20"/>
+      </w:pPr>
+      <w:r>
+        <w:rPr>
+          <w:color w:val="1A1A2E"/>
+          <w:sz w:val="21"/>
+        </w:rPr>
+        <w:t>The backend gathers project statistics (area counts by status, feature counts, document inventory, workflow history) and asks the local LLM to write a structured narrative with findings and recommendations.</w:t>
+      </w:r>
+    </w:p>
+    <w:p>
+      <w:pPr>
+        <w:pStyle w:val="ListBullet"/>
+        <w:spacing w:after="60" w:before="20"/>
+      </w:pPr>
+      <w:r>
+        <w:rPr>
+          <w:color w:val="1A1A2E"/>
+          <w:sz w:val="21"/>
+        </w:rPr>
+        <w:t>Output: formatted PDF (LP-DNA watermarked) stored as a project document + .docx automatically opened in OnlyOffice for review and annotation.</w:t>
+      </w:r>
+    </w:p>
+    <w:p>
+      <w:pPr>
+        <w:pStyle w:val="ListBullet"/>
+        <w:spacing w:after="60" w:before="20"/>
+      </w:pPr>
+      <w:r>
+        <w:rPr>
+          <w:color w:val="1A1A2E"/>
+          <w:sz w:val="21"/>
+        </w:rPr>
+        <w:t>Report type AI_SUMMARY added to ReportSchedule; accessible from Reports page or triggered via the AI Assistant.</w:t>
+      </w:r>
+    </w:p>
+    <w:p>
+      <w:pPr>
+        <w:pStyle w:val="ListBullet"/>
+        <w:spacing w:after="60" w:before="20"/>
+      </w:pPr>
+      <w:r>
+        <w:rPr>
+          <w:color w:val="1A1A2E"/>
+          <w:sz w:val="21"/>
+        </w:rPr>
+        <w:t>Fully local — inference runs on-premise via Ollama with no internet dependency.</w:t>
+      </w:r>
+    </w:p>
+    <w:p>
+      <w:pPr>
+        <w:spacing w:before="160" w:after="120"/>
+      </w:pPr>
+      <w:r>
+        <w:rPr>
+          <w:b/>
+          <w:color w:val="1F5EA8"/>
+          <w:sz w:val="24"/>
+        </w:rPr>
+        <w:t>3.20  Office Drilldown Dashboard</w:t>
+      </w:r>
+    </w:p>
+    <w:p>
+      <w:pPr>
+        <w:spacing w:after="100" w:before="40"/>
+      </w:pPr>
+      <w:r>
+        <w:rPr>
+          <w:color w:val="1A1A2E"/>
+          <w:sz w:val="21"/>
+        </w:rPr>
+        <w:t>DGDE and PDDE users have access to a hierarchical statistics dashboard showing aggregated activity across the office tree without exposing per-project content.</w:t>
+      </w:r>
+    </w:p>
+    <w:p>
+      <w:pPr>
+        <w:pStyle w:val="ListBullet"/>
+        <w:spacing w:after="60" w:before="20"/>
+      </w:pPr>
+      <w:r>
+        <w:rPr>
+          <w:color w:val="1A1A2E"/>
+          <w:sz w:val="21"/>
+        </w:rPr>
+        <w:t>DGDE drilldown: national totals → click any PDDE command → click any DEO within that command.</w:t>
+      </w:r>
+    </w:p>
+    <w:p>
+      <w:pPr>
+        <w:pStyle w:val="ListBullet"/>
+        <w:spacing w:after="60" w:before="20"/>
+      </w:pPr>
+      <w:r>
+        <w:rPr>
+          <w:color w:val="1A1A2E"/>
+          <w:sz w:val="21"/>
+        </w:rPr>
+        <w:t>PDDE drilldown: own command totals → click any DEO within the command.</w:t>
+      </w:r>
+    </w:p>
+    <w:p>
+      <w:pPr>
+        <w:pStyle w:val="ListBullet"/>
+        <w:spacing w:after="60" w:before="20"/>
+      </w:pPr>
+      <w:r>
+        <w:rPr>
+          <w:color w:val="1A1A2E"/>
+          <w:sz w:val="21"/>
+        </w:rPr>
+        <w:t>Each level shows: project counts by status, survey area counts, feature counts, document counts, active user counts.</w:t>
+      </w:r>
+    </w:p>
+    <w:p>
+      <w:pPr>
+        <w:pStyle w:val="ListBullet"/>
+        <w:spacing w:after="60" w:before="20"/>
+      </w:pPr>
+      <w:r>
+        <w:rPr>
+          <w:color w:val="1A1A2E"/>
+          <w:sz w:val="21"/>
+        </w:rPr>
+        <w:t>Breadcrumb navigation; DEO is the terminal level — CEO/ADEO sub-office details are not listed.</w:t>
+      </w:r>
+    </w:p>
+    <w:p>
+      <w:pPr>
+        <w:pStyle w:val="ListBullet"/>
+        <w:spacing w:after="60" w:before="20"/>
+      </w:pPr>
+      <w:r>
+        <w:rPr>
+          <w:color w:val="1A1A2E"/>
+          <w:sz w:val="21"/>
+        </w:rPr>
+        <w:t>Aggregates are computed in OrgDrilldownView (/api/dashboard/org-drilldown/) using org.get_subtree_ids() scoped to the user's isolation level.</w:t>
+      </w:r>
+    </w:p>
+    <w:p>
+      <w:pPr>
+        <w:pStyle w:val="ListBullet"/>
+        <w:spacing w:after="60" w:before="20"/>
+      </w:pPr>
+      <w:r>
+        <w:rPr>
+          <w:color w:val="1A1A2E"/>
+          <w:sz w:val="21"/>
+        </w:rPr>
+        <w:t>No project names, document titles, or feature data are ever exposed — only aggregate counts.</w:t>
       </w:r>
     </w:p>
     <w:p>
@@ -3072,6 +3839,198 @@
                 <w:color w:val="1A1A2E"/>
                 <w:sz w:val="19"/>
               </w:rPr>
+              <w:t>Watermarking</w:t>
+            </w:r>
+          </w:p>
+        </w:tc>
+        <w:tc>
+          <w:tcPr>
+            <w:tcW w:type="dxa" w:w="3456"/>
+            <w:shd w:val="clear" w:color="auto" w:fill="FFFFFF"/>
+          </w:tcPr>
+          <w:p>
+            <w:r>
+              <w:rPr>
+                <w:color w:val="1A1A2E"/>
+                <w:sz w:val="19"/>
+              </w:rPr>
+              <w:t>C2PA SDK + custom LP-DNA steganography</w:t>
+            </w:r>
+          </w:p>
+        </w:tc>
+        <w:tc>
+          <w:tcPr>
+            <w:tcW w:type="dxa" w:w="3744"/>
+            <w:shd w:val="clear" w:color="auto" w:fill="FFFFFF"/>
+          </w:tcPr>
+          <w:p>
+            <w:r>
+              <w:rPr>
+                <w:color w:val="1A1A2E"/>
+                <w:sz w:val="19"/>
+              </w:rPr>
+              <w:t>Provenance watermarking on all terrain and document exports</w:t>
+            </w:r>
+          </w:p>
+        </w:tc>
+      </w:tr>
+      <w:tr>
+        <w:tc>
+          <w:tcPr>
+            <w:tcW w:type="dxa" w:w="2304"/>
+            <w:shd w:val="clear" w:color="auto" w:fill="F0F4F8"/>
+          </w:tcPr>
+          <w:p>
+            <w:r>
+              <w:rPr>
+                <w:b/>
+                <w:color w:val="1A1A2E"/>
+                <w:sz w:val="19"/>
+              </w:rPr>
+              <w:t>TOTP 2FA</w:t>
+            </w:r>
+          </w:p>
+        </w:tc>
+        <w:tc>
+          <w:tcPr>
+            <w:tcW w:type="dxa" w:w="3456"/>
+            <w:shd w:val="clear" w:color="auto" w:fill="F0F4F8"/>
+          </w:tcPr>
+          <w:p>
+            <w:r>
+              <w:rPr>
+                <w:color w:val="1A1A2E"/>
+                <w:sz w:val="19"/>
+              </w:rPr>
+              <w:t>pyotp</w:t>
+            </w:r>
+          </w:p>
+        </w:tc>
+        <w:tc>
+          <w:tcPr>
+            <w:tcW w:type="dxa" w:w="3744"/>
+            <w:shd w:val="clear" w:color="auto" w:fill="F0F4F8"/>
+          </w:tcPr>
+          <w:p>
+            <w:r>
+              <w:rPr>
+                <w:color w:val="1A1A2E"/>
+                <w:sz w:val="19"/>
+              </w:rPr>
+              <w:t>Mandatory TOTP two-factor authentication for all accounts</w:t>
+            </w:r>
+          </w:p>
+        </w:tc>
+      </w:tr>
+      <w:tr>
+        <w:tc>
+          <w:tcPr>
+            <w:tcW w:type="dxa" w:w="2304"/>
+            <w:shd w:val="clear" w:color="auto" w:fill="FFFFFF"/>
+          </w:tcPr>
+          <w:p>
+            <w:r>
+              <w:rPr>
+                <w:b/>
+                <w:color w:val="1A1A2E"/>
+                <w:sz w:val="19"/>
+              </w:rPr>
+              <w:t>Offline PWA</w:t>
+            </w:r>
+          </w:p>
+        </w:tc>
+        <w:tc>
+          <w:tcPr>
+            <w:tcW w:type="dxa" w:w="3456"/>
+            <w:shd w:val="clear" w:color="auto" w:fill="FFFFFF"/>
+          </w:tcPr>
+          <w:p>
+            <w:r>
+              <w:rPr>
+                <w:color w:val="1A1A2E"/>
+                <w:sz w:val="19"/>
+              </w:rPr>
+              <w:t>IndexedDB (browser-native)</w:t>
+            </w:r>
+          </w:p>
+        </w:tc>
+        <w:tc>
+          <w:tcPr>
+            <w:tcW w:type="dxa" w:w="3744"/>
+            <w:shd w:val="clear" w:color="auto" w:fill="FFFFFF"/>
+          </w:tcPr>
+          <w:p>
+            <w:r>
+              <w:rPr>
+                <w:color w:val="1A1A2E"/>
+                <w:sz w:val="19"/>
+              </w:rPr>
+              <w:t>Offline feature queue, project cache, GPS sync for Field Companion</w:t>
+            </w:r>
+          </w:p>
+        </w:tc>
+      </w:tr>
+      <w:tr>
+        <w:tc>
+          <w:tcPr>
+            <w:tcW w:type="dxa" w:w="2304"/>
+            <w:shd w:val="clear" w:color="auto" w:fill="F0F4F8"/>
+          </w:tcPr>
+          <w:p>
+            <w:r>
+              <w:rPr>
+                <w:b/>
+                <w:color w:val="1A1A2E"/>
+                <w:sz w:val="19"/>
+              </w:rPr>
+              <w:t>3D globe</w:t>
+            </w:r>
+          </w:p>
+        </w:tc>
+        <w:tc>
+          <w:tcPr>
+            <w:tcW w:type="dxa" w:w="3456"/>
+            <w:shd w:val="clear" w:color="auto" w:fill="F0F4F8"/>
+          </w:tcPr>
+          <w:p>
+            <w:r>
+              <w:rPr>
+                <w:color w:val="1A1A2E"/>
+                <w:sz w:val="19"/>
+              </w:rPr>
+              <w:t>Cesium.js 1.141</w:t>
+            </w:r>
+          </w:p>
+        </w:tc>
+        <w:tc>
+          <w:tcPr>
+            <w:tcW w:type="dxa" w:w="3744"/>
+            <w:shd w:val="clear" w:color="auto" w:fill="F0F4F8"/>
+          </w:tcPr>
+          <w:p>
+            <w:r>
+              <w:rPr>
+                <w:color w:val="1A1A2E"/>
+                <w:sz w:val="19"/>
+              </w:rPr>
+              <w:t>3D terrain viewer with 16 DEM analysis tools and vector overlay</w:t>
+            </w:r>
+          </w:p>
+        </w:tc>
+      </w:tr>
+      <w:tr>
+        <w:tc>
+          <w:tcPr>
+            <w:tcW w:type="dxa" w:w="2304"/>
+            <w:shd w:val="clear" w:color="auto" w:fill="FFFFFF"/>
+          </w:tcPr>
+          <w:p>
+            <w:r>
+              <w:rPr>
+                <w:b/>
+                <w:color w:val="1A1A2E"/>
+                <w:sz w:val="19"/>
+              </w:rPr>
               <w:t>Web server</w:t>
             </w:r>
           </w:p>
@@ -3795,6 +4754,195 @@
     </w:p>
     <w:p>
       <w:pPr>
+        <w:pStyle w:val="ListBullet"/>
+        <w:spacing w:after="80" w:before="20"/>
+      </w:pPr>
+      <w:r>
+        <w:rPr>
+          <w:b/>
+          <w:color w:val="4A6A00"/>
+          <w:sz w:val="21"/>
+        </w:rPr>
+        <w:t xml:space="preserve">Mandatory TOTP 2FA: </w:t>
+      </w:r>
+      <w:r>
+        <w:rPr>
+          <w:color w:val="1A1A2E"/>
+          <w:sz w:val="21"/>
+        </w:rPr>
+        <w:t>All user accounts are required to enrol in and pass TOTP two-factor authentication. First login triggers QR-code enrolment; every subsequent login requires a 6-digit OTP. No session token is ever issued without a valid OTP.</w:t>
+      </w:r>
+    </w:p>
+    <w:p>
+      <w:pPr>
+        <w:pStyle w:val="ListBullet"/>
+        <w:spacing w:after="80" w:before="20"/>
+      </w:pPr>
+      <w:r>
+        <w:rPr>
+          <w:b/>
+          <w:color w:val="4A6A00"/>
+          <w:sz w:val="21"/>
+        </w:rPr>
+        <w:t xml:space="preserve">C2PA + LP-DNA watermarking: </w:t>
+      </w:r>
+      <w:r>
+        <w:rPr>
+          <w:color w:val="1A1A2E"/>
+          <w:sz w:val="21"/>
+        </w:rPr>
+        <w:t>All terrain analysis exports (PNG, GeoJSON, CSV), uploaded documents, and AI-generated report PDFs carry C2PA cryptographic provenance assertions and Living Provenance DNA steganographic watermarks that bind the file to its project and creator.</w:t>
+      </w:r>
+    </w:p>
+    <w:p>
+      <w:pPr>
+        <w:pStyle w:val="ListBullet"/>
+        <w:spacing w:after="80" w:before="20"/>
+      </w:pPr>
+      <w:r>
+        <w:rPr>
+          <w:b/>
+          <w:color w:val="4A6A00"/>
+          <w:sz w:val="21"/>
+        </w:rPr>
+        <w:t xml:space="preserve">AI Survey Report Generator: </w:t>
+      </w:r>
+      <w:r>
+        <w:rPr>
+          <w:color w:val="1A1A2E"/>
+          <w:sz w:val="21"/>
+        </w:rPr>
+        <w:t>One-click AI-authored survey report: the local LLM writes a structured narrative from project statistics, feature counts, and document inventory. Output is a watermarked PDF plus an editable .docx opened directly in OnlyOffice.</w:t>
+      </w:r>
+    </w:p>
+    <w:p>
+      <w:pPr>
+        <w:pStyle w:val="ListBullet"/>
+        <w:spacing w:after="80" w:before="20"/>
+      </w:pPr>
+      <w:r>
+        <w:rPr>
+          <w:b/>
+          <w:color w:val="4A6A00"/>
+          <w:sz w:val="21"/>
+        </w:rPr>
+        <w:t xml:space="preserve">Attribute Auto-Validator: </w:t>
+      </w:r>
+      <w:r>
+        <w:rPr>
+          <w:color w:val="1A1A2E"/>
+          <w:sz w:val="21"/>
+        </w:rPr>
+        <w:t>Automatic post-import validation checks duplicate IDs, missing required attributes, zero-area polygons, and out-of-India features. Results are stored in ShapefileImport.validation_warnings and shown in the Import Status UI.</w:t>
+      </w:r>
+    </w:p>
+    <w:p>
+      <w:pPr>
+        <w:pStyle w:val="ListBullet"/>
+        <w:spacing w:after="80" w:before="20"/>
+      </w:pPr>
+      <w:r>
+        <w:rPr>
+          <w:b/>
+          <w:color w:val="4A6A00"/>
+          <w:sz w:val="21"/>
+        </w:rPr>
+        <w:t xml:space="preserve">Offline PWA Field Companion: </w:t>
+      </w:r>
+      <w:r>
+        <w:rPr>
+          <w:color w:val="1A1A2E"/>
+          <w:sz w:val="21"/>
+        </w:rPr>
+        <w:t>A Progressive Web App at /field-companion provides GPS-guided feature capture in the field with IndexedDB caching, offline feature queue, and automatic sync on reconnection. A pending-sync badge on the Map toolbar shows the outbox count.</w:t>
+      </w:r>
+    </w:p>
+    <w:p>
+      <w:pPr>
+        <w:pStyle w:val="ListBullet"/>
+        <w:spacing w:after="80" w:before="20"/>
+      </w:pPr>
+      <w:r>
+        <w:rPr>
+          <w:b/>
+          <w:color w:val="4A6A00"/>
+          <w:sz w:val="21"/>
+        </w:rPr>
+        <w:t xml:space="preserve">Per-Feature Comment Threads: </w:t>
+      </w:r>
+      <w:r>
+        <w:rPr>
+          <w:color w:val="1A1A2E"/>
+          <w:sz w:val="21"/>
+        </w:rPr>
+        <w:t>Any GIS feature carries a threaded discussion (FeatureComment model) shown in the Feature Info drawer with role-coloured tags and an inline reply box.</w:t>
+      </w:r>
+    </w:p>
+    <w:p>
+      <w:pPr>
+        <w:pStyle w:val="ListBullet"/>
+        <w:spacing w:after="80" w:before="20"/>
+      </w:pPr>
+      <w:r>
+        <w:rPr>
+          <w:b/>
+          <w:color w:val="4A6A00"/>
+          <w:sz w:val="21"/>
+        </w:rPr>
+        <w:t xml:space="preserve">Office Drilldown Dashboard: </w:t>
+      </w:r>
+      <w:r>
+        <w:rPr>
+          <w:color w:val="1A1A2E"/>
+          <w:sz w:val="21"/>
+        </w:rPr>
+        <w:t>DGDE and PDDE users have a hierarchical aggregates dashboard: national → command → DEO, navigable with breadcrumb. Aggregate counts only — no per-project content is exposed.</w:t>
+      </w:r>
+    </w:p>
+    <w:p>
+      <w:pPr>
+        <w:pStyle w:val="ListBullet"/>
+        <w:spacing w:after="80" w:before="20"/>
+      </w:pPr>
+      <w:r>
+        <w:rPr>
+          <w:b/>
+          <w:color w:val="4A6A00"/>
+          <w:sz w:val="21"/>
+        </w:rPr>
+        <w:t xml:space="preserve">Strict HQ data isolation: </w:t>
+      </w:r>
+      <w:r>
+        <w:rPr>
+          <w:color w:val="1A1A2E"/>
+          <w:sz w:val="21"/>
+        </w:rPr>
+        <w:t>DGDE, PDDE, and org-attached superadmins see only their own office content. Subordinate office projects, documents, features, and folders are never visible to HQ users; published maps reach them only through the Map Viewer. Enforced centrally by hq_level() and org_queryset_filter() across all API viewsets, dashboard, search, AI, reports, and workflow.</w:t>
+      </w:r>
+    </w:p>
+    <w:p>
+      <w:pPr>
+        <w:pStyle w:val="ListBullet"/>
+        <w:spacing w:after="80" w:before="20"/>
+      </w:pPr>
+      <w:r>
+        <w:rPr>
+          <w:b/>
+          <w:color w:val="4A6A00"/>
+          <w:sz w:val="21"/>
+        </w:rPr>
+        <w:t xml:space="preserve">3D vector file overlay and analysis: </w:t>
+      </w:r>
+      <w:r>
+        <w:rPr>
+          <w:color w:val="1A1A2E"/>
+          <w:sz w:val="21"/>
+        </w:rPr>
+        <w:t>Shapefile, GeoJSON, KML, KMZ, and GeoPackage files can be uploaded directly into the 3D Terrain viewer; Cesium renders them as a 3D overlay and can trigger slope analysis over the vector bounding box in one click.</w:t>
+      </w:r>
+    </w:p>
+    <w:p>
+      <w:pPr>
         <w:spacing w:before="160" w:after="120"/>
       </w:pPr>
       <w:r>
@@ -3804,27 +4952,6 @@
           <w:sz w:val="24"/>
         </w:rPr>
         <w:t>6.2  Planned for Future Iterations</w:t>
-      </w:r>
-    </w:p>
-    <w:p>
-      <w:pPr>
-        <w:pStyle w:val="ListBullet"/>
-        <w:spacing w:after="80" w:before="20"/>
-      </w:pPr>
-      <w:r>
-        <w:rPr>
-          <w:b/>
-          <w:color w:val="4A6A00"/>
-          <w:sz w:val="21"/>
-        </w:rPr>
-        <w:t xml:space="preserve">Mobile field surveying app: </w:t>
-      </w:r>
-      <w:r>
-        <w:rPr>
-          <w:color w:val="1A1A2E"/>
-          <w:sz w:val="21"/>
-        </w:rPr>
-        <w:t>A Progressive Web App (PWA) or React Native client for GPS-assisted feature capture in the field with offline sync on reconnection.</w:t>
       </w:r>
     </w:p>
     <w:p>
@@ -3846,6 +4973,27 @@
           <w:sz w:val="21"/>
         </w:rPr>
         <w:t>REST API connectors to DILRMP (Digital India Land Records Modernisation Programme) for cross-referencing defence parcels against state revenue records.</w:t>
+      </w:r>
+    </w:p>
+    <w:p>
+      <w:pPr>
+        <w:pStyle w:val="ListBullet"/>
+        <w:spacing w:after="80" w:before="20"/>
+      </w:pPr>
+      <w:r>
+        <w:rPr>
+          <w:b/>
+          <w:color w:val="4A6A00"/>
+          <w:sz w:val="21"/>
+        </w:rPr>
+        <w:t xml:space="preserve">React Native mobile client: </w:t>
+      </w:r>
+      <w:r>
+        <w:rPr>
+          <w:color w:val="1A1A2E"/>
+          <w:sz w:val="21"/>
+        </w:rPr>
+        <w:t>Native iOS/Android app with biometric auth, higher-fidelity GPS integration, and background sync — extending the existing PWA offline model to native performance.</w:t>
       </w:r>
     </w:p>
     <w:p>
@@ -3929,7 +5077,7 @@
           <w:color w:val="555555"/>
           <w:sz w:val="17"/>
         </w:rPr>
-        <w:t>RakshaGIS — Defence Estate GIS Survey Platform  |  Prepared: 05 June 2026  |  DGDE, Government of India  |  CONFIDENTIAL</w:t>
+        <w:t>RakshaGIS — Defence Estate GIS Survey Platform  |  Prepared: 12 June 2026  |  DGDE, Government of India  |  CONFIDENTIAL</w:t>
       </w:r>
     </w:p>
     <w:sectPr>
